--- a/docs/DSFS_Final_Plan_20260930.docx
+++ b/docs/DSFS_Final_Plan_20260930.docx
@@ -623,7 +623,7 @@
                 <w:sz w:val="16"/>
                 <w:szCs w:val="16"/>
               </w:rPr>
-              <w:t xml:space="preserve">Organic rank on the four fitted searches</w:t>
+              <w:t xml:space="preserve">TACoS against its band (posture)</w:t>
             </w:r>
           </w:p>
         </w:tc>
@@ -651,7 +651,7 @@
                 <w:sz w:val="16"/>
                 <w:szCs w:val="16"/>
               </w:rPr>
-              <w:t xml:space="preserve">'satin fitted sheet' 4, 'silk fitted sheet' 2, 'satin fitted sheet queen' 3, 'silk fitted sheet queen' 3</w:t>
+              <w:t xml:space="preserve">19.1% vs a 12% ceiling = 1.59× → Breach</w:t>
             </w:r>
           </w:p>
         </w:tc>
@@ -679,7 +679,7 @@
                 <w:sz w:val="16"/>
                 <w:szCs w:val="16"/>
               </w:rPr>
-              <w:t xml:space="preserve">Data Dive Rank Radar, 7-day median</w:t>
+              <w:t xml:space="preserve">Sellerboard + Command Center weekly</w:t>
             </w:r>
           </w:p>
         </w:tc>
@@ -712,7 +712,7 @@
                 <w:sz w:val="16"/>
                 <w:szCs w:val="16"/>
               </w:rPr>
-              <w:t xml:space="preserve">Keyword spend on sheet-SET searches</w:t>
+              <w:t xml:space="preserve">Organic rank on the four fitted searches</w:t>
             </w:r>
           </w:p>
         </w:tc>
@@ -740,7 +740,7 @@
                 <w:sz w:val="16"/>
                 <w:szCs w:val="16"/>
               </w:rPr>
-              <w:t xml:space="preserve">$2,662 (50%) at 51% ACoS</w:t>
+              <w:t xml:space="preserve">'satin fitted sheet' 4, 'silk fitted sheet' 2, 'satin fitted sheet queen' 3, 'silk fitted sheet queen' 3</w:t>
             </w:r>
           </w:p>
         </w:tc>
@@ -768,7 +768,7 @@
                 <w:sz w:val="16"/>
                 <w:szCs w:val="16"/>
               </w:rPr>
-              <w:t xml:space="preserve">Command Center</w:t>
+              <w:t xml:space="preserve">Data Dive Rank Radar, 7-day median</w:t>
             </w:r>
           </w:p>
         </w:tc>
@@ -801,7 +801,7 @@
                 <w:sz w:val="16"/>
                 <w:szCs w:val="16"/>
               </w:rPr>
-              <w:t xml:space="preserve">Keyword spend on fitted searches / rival pages</w:t>
+              <w:t xml:space="preserve">Keyword spend on sheet-SET searches</w:t>
             </w:r>
           </w:p>
         </w:tc>
@@ -829,7 +829,7 @@
                 <w:sz w:val="16"/>
                 <w:szCs w:val="16"/>
               </w:rPr>
-              <w:t xml:space="preserve">$1,246 at 40% / $1,106 at 24%</w:t>
+              <w:t xml:space="preserve">$2,662 (50%) at 51% ACoS</w:t>
             </w:r>
           </w:p>
         </w:tc>
@@ -890,7 +890,7 @@
                 <w:sz w:val="16"/>
                 <w:szCs w:val="16"/>
               </w:rPr>
-              <w:t xml:space="preserve">Ad-attributed sales that are the advertised child</w:t>
+              <w:t xml:space="preserve">Keyword spend on fitted searches / rival pages</w:t>
             </w:r>
           </w:p>
         </w:tc>
@@ -918,7 +918,7 @@
                 <w:sz w:val="16"/>
                 <w:szCs w:val="16"/>
               </w:rPr>
-              <w:t xml:space="preserve">32%</w:t>
+              <w:t xml:space="preserve">$1,246 at 40% / $1,106 at 24%</w:t>
             </w:r>
           </w:p>
         </w:tc>
@@ -946,7 +946,7 @@
                 <w:sz w:val="16"/>
                 <w:szCs w:val="16"/>
               </w:rPr>
-              <w:t xml:space="preserve">Sellerboard campaign rows</w:t>
+              <w:t xml:space="preserve">Command Center</w:t>
             </w:r>
           </w:p>
         </w:tc>
@@ -979,7 +979,7 @@
                 <w:sz w:val="16"/>
                 <w:szCs w:val="16"/>
               </w:rPr>
-              <w:t xml:space="preserve">Children out or nearly out that sold 40+ in 90 days</w:t>
+              <w:t xml:space="preserve">Ad-attributed sales that are the advertised child</w:t>
             </w:r>
           </w:p>
         </w:tc>
@@ -1007,7 +1007,7 @@
                 <w:sz w:val="16"/>
                 <w:szCs w:val="16"/>
               </w:rPr>
-              <w:t xml:space="preserve">13 (Queen White, King Black, King Grey, Full Black, Twin Black, Queen Baby Blue…)</w:t>
+              <w:t xml:space="preserve">32%</w:t>
             </w:r>
           </w:p>
         </w:tc>
@@ -1035,7 +1035,7 @@
                 <w:sz w:val="16"/>
                 <w:szCs w:val="16"/>
               </w:rPr>
-              <w:t xml:space="preserve">Sellerboard stock 29 Sep</w:t>
+              <w:t xml:space="preserve">Sellerboard campaign rows</w:t>
             </w:r>
           </w:p>
         </w:tc>
@@ -1068,6 +1068,95 @@
                 <w:sz w:val="16"/>
                 <w:szCs w:val="16"/>
               </w:rPr>
+              <w:t xml:space="preserve">Children out or nearly out that sold 40+ in 90 days</w:t>
+            </w:r>
+          </w:p>
+        </w:tc>
+        <w:tc>
+          <w:tcPr>
+            <w:tcW w:type="dxa" w:w="3800"/>
+            <w:tcBorders>
+              <w:top w:val="single" w:color="BFBFBF" w:sz="4"/>
+              <w:left w:val="single" w:color="BFBFBF" w:sz="4"/>
+              <w:bottom w:val="single" w:color="BFBFBF" w:sz="4"/>
+              <w:right w:val="single" w:color="BFBFBF" w:sz="4"/>
+            </w:tcBorders>
+            <w:tcMar>
+              <w:top w:type="dxa" w:w="40"/>
+              <w:left w:type="dxa" w:w="80"/>
+              <w:bottom w:type="dxa" w:w="40"/>
+              <w:right w:type="dxa" w:w="80"/>
+            </w:tcMar>
+          </w:tcPr>
+          <w:p>
+            <w:r>
+              <w:rPr>
+                <w:b w:val="false"/>
+                <w:bCs w:val="false"/>
+                <w:sz w:val="16"/>
+                <w:szCs w:val="16"/>
+              </w:rPr>
+              <w:t xml:space="preserve">13 (Queen White, King Black, King Grey, Full Black, Twin Black, Queen Baby Blue…)</w:t>
+            </w:r>
+          </w:p>
+        </w:tc>
+        <w:tc>
+          <w:tcPr>
+            <w:tcW w:type="dxa" w:w="1960"/>
+            <w:tcBorders>
+              <w:top w:val="single" w:color="BFBFBF" w:sz="4"/>
+              <w:left w:val="single" w:color="BFBFBF" w:sz="4"/>
+              <w:bottom w:val="single" w:color="BFBFBF" w:sz="4"/>
+              <w:right w:val="single" w:color="BFBFBF" w:sz="4"/>
+            </w:tcBorders>
+            <w:tcMar>
+              <w:top w:type="dxa" w:w="40"/>
+              <w:left w:type="dxa" w:w="80"/>
+              <w:bottom w:type="dxa" w:w="40"/>
+              <w:right w:type="dxa" w:w="80"/>
+            </w:tcMar>
+          </w:tcPr>
+          <w:p>
+            <w:r>
+              <w:rPr>
+                <w:b w:val="false"/>
+                <w:bCs w:val="false"/>
+                <w:sz w:val="16"/>
+                <w:szCs w:val="16"/>
+              </w:rPr>
+              <w:t xml:space="preserve">Sellerboard stock 29 Sep</w:t>
+            </w:r>
+          </w:p>
+        </w:tc>
+      </w:tr>
+      <w:tr>
+        <w:trPr>
+          <w:tblHeader w:val="off"/>
+        </w:trPr>
+        <w:tc>
+          <w:tcPr>
+            <w:tcW w:type="dxa" w:w="3600"/>
+            <w:tcBorders>
+              <w:top w:val="single" w:color="BFBFBF" w:sz="4"/>
+              <w:left w:val="single" w:color="BFBFBF" w:sz="4"/>
+              <w:bottom w:val="single" w:color="BFBFBF" w:sz="4"/>
+              <w:right w:val="single" w:color="BFBFBF" w:sz="4"/>
+            </w:tcBorders>
+            <w:tcMar>
+              <w:top w:type="dxa" w:w="40"/>
+              <w:left w:type="dxa" w:w="80"/>
+              <w:bottom w:type="dxa" w:w="40"/>
+              <w:right w:type="dxa" w:w="80"/>
+            </w:tcMar>
+          </w:tcPr>
+          <w:p>
+            <w:r>
+              <w:rPr>
+                <w:b w:val="false"/>
+                <w:bCs w:val="false"/>
+                <w:sz w:val="16"/>
+                <w:szCs w:val="16"/>
+              </w:rPr>
               <w:t xml:space="preserve">Queen Black (Queen ranking child) runs out</w:t>
             </w:r>
           </w:p>
@@ -1096,7 +1185,7 @@
                 <w:sz w:val="16"/>
                 <w:szCs w:val="16"/>
               </w:rPr>
-              <w:t xml:space="preserve">16 Dec</w:t>
+              <w:t xml:space="preserve">22 Dec</w:t>
             </w:r>
           </w:p>
         </w:tc>
@@ -1340,7 +1429,7 @@
         <w:spacing w:after="80"/>
       </w:pPr>
       <w:r>
-        <w:t xml:space="preserve">Protect profit: finish at or above the run-rate net profit, with every change priced on this product's own break-even.</w:t>
+        <w:t xml:space="preserve">Protect profit: finish at or above the run-rate net profit, with every click priced on what it affords on the child it serves.</w:t>
       </w:r>
     </w:p>
     <w:p>
@@ -1353,7 +1442,20 @@
         <w:spacing w:after="80"/>
       </w:pPr>
       <w:r>
-        <w:t xml:space="preserve">Hold the fitted-sheet ranks (2–4) the product already has — no paid push, because each fitted search brings only about 1–1.5 market purchases a day.</w:t>
+        <w:t xml:space="preserve">Hold the fitted-sheet ranks (2–4) the product already has — no paid push and no premium: the product runs at 1.6× its TACoS band and no fitted term meets the four push conditions.</w:t>
+      </w:r>
+    </w:p>
+    <w:p>
+      <w:pPr>
+        <w:pStyle w:val="ListParagraph"/>
+        <w:numPr>
+          <w:ilvl w:val="0"/>
+          <w:numId w:val="2"/>
+        </w:numPr>
+        <w:spacing w:after="80"/>
+      </w:pPr>
+      <w:r>
+        <w:t xml:space="preserve">Price every exact campaign the same way: the base (the product-page price) at what a product-page click affords, top of search at or under its ceiling, the modifier solved from the two prices.</w:t>
       </w:r>
     </w:p>
     <w:p>
@@ -1379,7 +1481,7 @@
         <w:spacing w:after="80"/>
       </w:pPr>
       <w:r>
-        <w:t xml:space="preserve">Test the three fitted searches no campaign has ever bought, capped at the break-even price.</w:t>
+        <w:t xml:space="preserve">Test the three fitted searches no campaign has ever bought, priced at what each placement affords.</w:t>
       </w:r>
     </w:p>
     <w:p>
@@ -1414,6 +1516,1201 @@
         <w:spacing w:after="120" w:before="280"/>
       </w:pPr>
       <w:r>
+        <w:t xml:space="preserve">2b. Reviewed against 'Bids and placements on Exact campaigns'</w:t>
+      </w:r>
+    </w:p>
+    <w:tbl>
+      <w:tblPr>
+        <w:tblW w:type="dxa" w:w="9360"/>
+        <w:tblBorders>
+          <w:top w:val="single" w:color="auto" w:sz="4"/>
+          <w:left w:val="single" w:color="auto" w:sz="4"/>
+          <w:bottom w:val="single" w:color="auto" w:sz="4"/>
+          <w:right w:val="single" w:color="auto" w:sz="4"/>
+          <w:insideH w:val="single" w:color="auto" w:sz="4"/>
+          <w:insideV w:val="single" w:color="auto" w:sz="4"/>
+        </w:tblBorders>
+      </w:tblPr>
+      <w:tblGrid>
+        <w:gridCol w:w="3300"/>
+        <w:gridCol w:w="2900"/>
+        <w:gridCol w:w="3160"/>
+      </w:tblGrid>
+      <w:tr>
+        <w:trPr>
+          <w:tblHeader/>
+        </w:trPr>
+        <w:tc>
+          <w:tcPr>
+            <w:tcW w:type="dxa" w:w="3300"/>
+            <w:tcBorders>
+              <w:top w:val="single" w:color="BFBFBF" w:sz="4"/>
+              <w:left w:val="single" w:color="BFBFBF" w:sz="4"/>
+              <w:bottom w:val="single" w:color="BFBFBF" w:sz="4"/>
+              <w:right w:val="single" w:color="BFBFBF" w:sz="4"/>
+            </w:tcBorders>
+            <w:shd w:fill="1F3864" w:color="auto" w:val="clear"/>
+            <w:tcMar>
+              <w:top w:type="dxa" w:w="40"/>
+              <w:left w:type="dxa" w:w="80"/>
+              <w:bottom w:type="dxa" w:w="40"/>
+              <w:right w:type="dxa" w:w="80"/>
+            </w:tcMar>
+          </w:tcPr>
+          <w:p>
+            <w:r>
+              <w:rPr>
+                <w:b/>
+                <w:bCs/>
+                <w:color w:val="FFFFFF"/>
+                <w:sz w:val="16"/>
+                <w:szCs w:val="16"/>
+              </w:rPr>
+              <w:t xml:space="preserve">Rule in the method</w:t>
+            </w:r>
+          </w:p>
+        </w:tc>
+        <w:tc>
+          <w:tcPr>
+            <w:tcW w:type="dxa" w:w="2900"/>
+            <w:tcBorders>
+              <w:top w:val="single" w:color="BFBFBF" w:sz="4"/>
+              <w:left w:val="single" w:color="BFBFBF" w:sz="4"/>
+              <w:bottom w:val="single" w:color="BFBFBF" w:sz="4"/>
+              <w:right w:val="single" w:color="BFBFBF" w:sz="4"/>
+            </w:tcBorders>
+            <w:shd w:fill="1F3864" w:color="auto" w:val="clear"/>
+            <w:tcMar>
+              <w:top w:type="dxa" w:w="40"/>
+              <w:left w:type="dxa" w:w="80"/>
+              <w:bottom w:type="dxa" w:w="40"/>
+              <w:right w:type="dxa" w:w="80"/>
+            </w:tcMar>
+          </w:tcPr>
+          <w:p>
+            <w:r>
+              <w:rPr>
+                <w:b/>
+                <w:bCs/>
+                <w:color w:val="FFFFFF"/>
+                <w:sz w:val="16"/>
+                <w:szCs w:val="16"/>
+              </w:rPr>
+              <w:t xml:space="preserve">Gap found in the review</w:t>
+            </w:r>
+          </w:p>
+        </w:tc>
+        <w:tc>
+          <w:tcPr>
+            <w:tcW w:type="dxa" w:w="3160"/>
+            <w:tcBorders>
+              <w:top w:val="single" w:color="BFBFBF" w:sz="4"/>
+              <w:left w:val="single" w:color="BFBFBF" w:sz="4"/>
+              <w:bottom w:val="single" w:color="BFBFBF" w:sz="4"/>
+              <w:right w:val="single" w:color="BFBFBF" w:sz="4"/>
+            </w:tcBorders>
+            <w:shd w:fill="1F3864" w:color="auto" w:val="clear"/>
+            <w:tcMar>
+              <w:top w:type="dxa" w:w="40"/>
+              <w:left w:type="dxa" w:w="80"/>
+              <w:bottom w:type="dxa" w:w="40"/>
+              <w:right w:type="dxa" w:w="80"/>
+            </w:tcMar>
+          </w:tcPr>
+          <w:p>
+            <w:r>
+              <w:rPr>
+                <w:b/>
+                <w:bCs/>
+                <w:color w:val="FFFFFF"/>
+                <w:sz w:val="16"/>
+                <w:szCs w:val="16"/>
+              </w:rPr>
+              <w:t xml:space="preserve">What the plan does now</w:t>
+            </w:r>
+          </w:p>
+        </w:tc>
+      </w:tr>
+      <w:tr>
+        <w:trPr>
+          <w:tblHeader w:val="off"/>
+        </w:trPr>
+        <w:tc>
+          <w:tcPr>
+            <w:tcW w:type="dxa" w:w="3300"/>
+            <w:tcBorders>
+              <w:top w:val="single" w:color="BFBFBF" w:sz="4"/>
+              <w:left w:val="single" w:color="BFBFBF" w:sz="4"/>
+              <w:bottom w:val="single" w:color="BFBFBF" w:sz="4"/>
+              <w:right w:val="single" w:color="BFBFBF" w:sz="4"/>
+            </w:tcBorders>
+            <w:tcMar>
+              <w:top w:type="dxa" w:w="40"/>
+              <w:left w:type="dxa" w:w="80"/>
+              <w:bottom w:type="dxa" w:w="40"/>
+              <w:right w:type="dxa" w:w="80"/>
+            </w:tcMar>
+          </w:tcPr>
+          <w:p>
+            <w:r>
+              <w:rPr>
+                <w:b w:val="false"/>
+                <w:bCs w:val="false"/>
+                <w:sz w:val="16"/>
+                <w:szCs w:val="16"/>
+              </w:rPr>
+              <w:t xml:space="preserve">Contribution is the realised margin before ads (every fee, storage and refunds included), same window, re-read in a deal</w:t>
+            </w:r>
+          </w:p>
+        </w:tc>
+        <w:tc>
+          <w:tcPr>
+            <w:tcW w:type="dxa" w:w="2900"/>
+            <w:tcBorders>
+              <w:top w:val="single" w:color="BFBFBF" w:sz="4"/>
+              <w:left w:val="single" w:color="BFBFBF" w:sz="4"/>
+              <w:bottom w:val="single" w:color="BFBFBF" w:sz="4"/>
+              <w:right w:val="single" w:color="BFBFBF" w:sz="4"/>
+            </w:tcBorders>
+            <w:tcMar>
+              <w:top w:type="dxa" w:w="40"/>
+              <w:left w:type="dxa" w:w="80"/>
+              <w:bottom w:type="dxa" w:w="40"/>
+              <w:right w:type="dxa" w:w="80"/>
+            </w:tcMar>
+          </w:tcPr>
+          <w:p>
+            <w:r>
+              <w:rPr>
+                <w:b w:val="false"/>
+                <w:bCs w:val="false"/>
+                <w:sz w:val="16"/>
+                <w:szCs w:val="16"/>
+              </w:rPr>
+              <w:t xml:space="preserve">Break-even ACoS per child from Sellerboard; no per-placement prices; no deal-price read</w:t>
+            </w:r>
+          </w:p>
+        </w:tc>
+        <w:tc>
+          <w:tcPr>
+            <w:tcW w:type="dxa" w:w="3160"/>
+            <w:tcBorders>
+              <w:top w:val="single" w:color="BFBFBF" w:sz="4"/>
+              <w:left w:val="single" w:color="BFBFBF" w:sz="4"/>
+              <w:bottom w:val="single" w:color="BFBFBF" w:sz="4"/>
+              <w:right w:val="single" w:color="BFBFBF" w:sz="4"/>
+            </w:tcBorders>
+            <w:tcMar>
+              <w:top w:type="dxa" w:w="40"/>
+              <w:left w:type="dxa" w:w="80"/>
+              <w:bottom w:type="dxa" w:w="40"/>
+              <w:right w:type="dxa" w:w="80"/>
+            </w:tcMar>
+          </w:tcPr>
+          <w:p>
+            <w:r>
+              <w:rPr>
+                <w:b w:val="false"/>
+                <w:bCs w:val="false"/>
+                <w:sz w:val="16"/>
+                <w:szCs w:val="16"/>
+              </w:rPr>
+              <w:t xml:space="preserve">Contribution per serving child (T1); every price traces to it; deal-window prices at the July deal's realised margin (Deal window tab)</w:t>
+            </w:r>
+          </w:p>
+        </w:tc>
+      </w:tr>
+      <w:tr>
+        <w:trPr>
+          <w:tblHeader w:val="off"/>
+        </w:trPr>
+        <w:tc>
+          <w:tcPr>
+            <w:tcW w:type="dxa" w:w="3300"/>
+            <w:tcBorders>
+              <w:top w:val="single" w:color="BFBFBF" w:sz="4"/>
+              <w:left w:val="single" w:color="BFBFBF" w:sz="4"/>
+              <w:bottom w:val="single" w:color="BFBFBF" w:sz="4"/>
+              <w:right w:val="single" w:color="BFBFBF" w:sz="4"/>
+            </w:tcBorders>
+            <w:tcMar>
+              <w:top w:type="dxa" w:w="40"/>
+              <w:left w:type="dxa" w:w="80"/>
+              <w:bottom w:type="dxa" w:w="40"/>
+              <w:right w:type="dxa" w:w="80"/>
+            </w:tcMar>
+          </w:tcPr>
+          <w:p>
+            <w:r>
+              <w:rPr>
+                <w:b w:val="false"/>
+                <w:bCs w:val="false"/>
+                <w:sz w:val="16"/>
+                <w:szCs w:val="16"/>
+              </w:rPr>
+              <w:t xml:space="preserve">Each placement priced from its own conversion: child's rate under 15 clicks, blended 15–50, own from 50; a zero counts after 3 expected orders</w:t>
+            </w:r>
+          </w:p>
+        </w:tc>
+        <w:tc>
+          <w:tcPr>
+            <w:tcW w:type="dxa" w:w="2900"/>
+            <w:tcBorders>
+              <w:top w:val="single" w:color="BFBFBF" w:sz="4"/>
+              <w:left w:val="single" w:color="BFBFBF" w:sz="4"/>
+              <w:bottom w:val="single" w:color="BFBFBF" w:sz="4"/>
+              <w:right w:val="single" w:color="BFBFBF" w:sz="4"/>
+            </w:tcBorders>
+            <w:tcMar>
+              <w:top w:type="dxa" w:w="40"/>
+              <w:left w:type="dxa" w:w="80"/>
+              <w:bottom w:type="dxa" w:w="40"/>
+              <w:right w:type="dxa" w:w="80"/>
+            </w:tcMar>
+          </w:tcPr>
+          <w:p>
+            <w:r>
+              <w:rPr>
+                <w:b w:val="false"/>
+                <w:bCs w:val="false"/>
+                <w:sz w:val="16"/>
+                <w:szCs w:val="16"/>
+              </w:rPr>
+              <w:t xml:space="preserve">One break-even per campaign; placements not priced</w:t>
+            </w:r>
+          </w:p>
+        </w:tc>
+        <w:tc>
+          <w:tcPr>
+            <w:tcW w:type="dxa" w:w="3160"/>
+            <w:tcBorders>
+              <w:top w:val="single" w:color="BFBFBF" w:sz="4"/>
+              <w:left w:val="single" w:color="BFBFBF" w:sz="4"/>
+              <w:bottom w:val="single" w:color="BFBFBF" w:sz="4"/>
+              <w:right w:val="single" w:color="BFBFBF" w:sz="4"/>
+            </w:tcBorders>
+            <w:tcMar>
+              <w:top w:type="dxa" w:w="40"/>
+              <w:left w:type="dxa" w:w="80"/>
+              <w:bottom w:type="dxa" w:w="40"/>
+              <w:right w:type="dxa" w:w="80"/>
+            </w:tcMar>
+          </w:tcPr>
+          <w:p>
+            <w:r>
+              <w:rPr>
+                <w:b w:val="false"/>
+                <w:bCs w:val="false"/>
+                <w:sz w:val="16"/>
+                <w:szCs w:val="16"/>
+              </w:rPr>
+              <w:t xml:space="preserve">354 placement rows (T2) and a ceiling per placement per campaign (T3)</w:t>
+            </w:r>
+          </w:p>
+        </w:tc>
+      </w:tr>
+      <w:tr>
+        <w:trPr>
+          <w:tblHeader w:val="off"/>
+        </w:trPr>
+        <w:tc>
+          <w:tcPr>
+            <w:tcW w:type="dxa" w:w="3300"/>
+            <w:tcBorders>
+              <w:top w:val="single" w:color="BFBFBF" w:sz="4"/>
+              <w:left w:val="single" w:color="BFBFBF" w:sz="4"/>
+              <w:bottom w:val="single" w:color="BFBFBF" w:sz="4"/>
+              <w:right w:val="single" w:color="BFBFBF" w:sz="4"/>
+            </w:tcBorders>
+            <w:tcMar>
+              <w:top w:type="dxa" w:w="40"/>
+              <w:left w:type="dxa" w:w="80"/>
+              <w:bottom w:type="dxa" w:w="40"/>
+              <w:right w:type="dxa" w:w="80"/>
+            </w:tcMar>
+          </w:tcPr>
+          <w:p>
+            <w:r>
+              <w:rPr>
+                <w:b w:val="false"/>
+                <w:bCs w:val="false"/>
+                <w:sz w:val="16"/>
+                <w:szCs w:val="16"/>
+              </w:rPr>
+              <w:t xml:space="preserve">The base is the product-page price and stays inside what product pages afford; mix 70–90% top of search, ≤20% product pages</w:t>
+            </w:r>
+          </w:p>
+        </w:tc>
+        <w:tc>
+          <w:tcPr>
+            <w:tcW w:type="dxa" w:w="2900"/>
+            <w:tcBorders>
+              <w:top w:val="single" w:color="BFBFBF" w:sz="4"/>
+              <w:left w:val="single" w:color="BFBFBF" w:sz="4"/>
+              <w:bottom w:val="single" w:color="BFBFBF" w:sz="4"/>
+              <w:right w:val="single" w:color="BFBFBF" w:sz="4"/>
+            </w:tcBorders>
+            <w:tcMar>
+              <w:top w:type="dxa" w:w="40"/>
+              <w:left w:type="dxa" w:w="80"/>
+              <w:bottom w:type="dxa" w:w="40"/>
+              <w:right w:type="dxa" w:w="80"/>
+            </w:tcMar>
+          </w:tcPr>
+          <w:p>
+            <w:r>
+              <w:rPr>
+                <w:b w:val="false"/>
+                <w:bCs w:val="false"/>
+                <w:sz w:val="16"/>
+                <w:szCs w:val="16"/>
+              </w:rPr>
+              <w:t xml:space="preserve">Exact base bids held above what product pages afford</w:t>
+            </w:r>
+          </w:p>
+        </w:tc>
+        <w:tc>
+          <w:tcPr>
+            <w:tcW w:type="dxa" w:w="3160"/>
+            <w:tcBorders>
+              <w:top w:val="single" w:color="BFBFBF" w:sz="4"/>
+              <w:left w:val="single" w:color="BFBFBF" w:sz="4"/>
+              <w:bottom w:val="single" w:color="BFBFBF" w:sz="4"/>
+              <w:right w:val="single" w:color="BFBFBF" w:sz="4"/>
+            </w:tcBorders>
+            <w:tcMar>
+              <w:top w:type="dxa" w:w="40"/>
+              <w:left w:type="dxa" w:w="80"/>
+              <w:bottom w:type="dxa" w:w="40"/>
+              <w:right w:type="dxa" w:w="80"/>
+            </w:tcMar>
+          </w:tcPr>
+          <w:p>
+            <w:r>
+              <w:rPr>
+                <w:b w:val="false"/>
+                <w:bCs w:val="false"/>
+                <w:sz w:val="16"/>
+                <w:szCs w:val="16"/>
+              </w:rPr>
+              <w:t xml:space="preserve">47 campaigns bring the base toward what product pages afford (≤25% a write with sales), 1 distribution fix</w:t>
+            </w:r>
+          </w:p>
+        </w:tc>
+      </w:tr>
+      <w:tr>
+        <w:trPr>
+          <w:tblHeader w:val="off"/>
+        </w:trPr>
+        <w:tc>
+          <w:tcPr>
+            <w:tcW w:type="dxa" w:w="3300"/>
+            <w:tcBorders>
+              <w:top w:val="single" w:color="BFBFBF" w:sz="4"/>
+              <w:left w:val="single" w:color="BFBFBF" w:sz="4"/>
+              <w:bottom w:val="single" w:color="BFBFBF" w:sz="4"/>
+              <w:right w:val="single" w:color="BFBFBF" w:sz="4"/>
+            </w:tcBorders>
+            <w:tcMar>
+              <w:top w:type="dxa" w:w="40"/>
+              <w:left w:type="dxa" w:w="80"/>
+              <w:bottom w:type="dxa" w:w="40"/>
+              <w:right w:type="dxa" w:w="80"/>
+            </w:tcMar>
+          </w:tcPr>
+          <w:p>
+            <w:r>
+              <w:rPr>
+                <w:b w:val="false"/>
+                <w:bCs w:val="false"/>
+                <w:sz w:val="16"/>
+                <w:szCs w:val="16"/>
+              </w:rPr>
+              <w:t xml:space="preserve">The top-of-search price never falls as a residue of a base cut; it comes down only to a named point</w:t>
+            </w:r>
+          </w:p>
+        </w:tc>
+        <w:tc>
+          <w:tcPr>
+            <w:tcW w:type="dxa" w:w="2900"/>
+            <w:tcBorders>
+              <w:top w:val="single" w:color="BFBFBF" w:sz="4"/>
+              <w:left w:val="single" w:color="BFBFBF" w:sz="4"/>
+              <w:bottom w:val="single" w:color="BFBFBF" w:sz="4"/>
+              <w:right w:val="single" w:color="BFBFBF" w:sz="4"/>
+            </w:tcBorders>
+            <w:tcMar>
+              <w:top w:type="dxa" w:w="40"/>
+              <w:left w:type="dxa" w:w="80"/>
+              <w:bottom w:type="dxa" w:w="40"/>
+              <w:right w:type="dxa" w:w="80"/>
+            </w:tcMar>
+          </w:tcPr>
+          <w:p>
+            <w:r>
+              <w:rPr>
+                <w:b w:val="false"/>
+                <w:bCs w:val="false"/>
+                <w:sz w:val="16"/>
+                <w:szCs w:val="16"/>
+              </w:rPr>
+              <w:t xml:space="preserve">A flat −15% on every target of a campaign over break-even, so top of search fell as a side effect</w:t>
+            </w:r>
+          </w:p>
+        </w:tc>
+        <w:tc>
+          <w:tcPr>
+            <w:tcW w:type="dxa" w:w="3160"/>
+            <w:tcBorders>
+              <w:top w:val="single" w:color="BFBFBF" w:sz="4"/>
+              <w:left w:val="single" w:color="BFBFBF" w:sz="4"/>
+              <w:bottom w:val="single" w:color="BFBFBF" w:sz="4"/>
+              <w:right w:val="single" w:color="BFBFBF" w:sz="4"/>
+            </w:tcBorders>
+            <w:tcMar>
+              <w:top w:type="dxa" w:w="40"/>
+              <w:left w:type="dxa" w:w="80"/>
+              <w:bottom w:type="dxa" w:w="40"/>
+              <w:right w:type="dxa" w:w="80"/>
+            </w:tcMar>
+          </w:tcPr>
+          <w:p>
+            <w:r>
+              <w:rPr>
+                <w:b w:val="false"/>
+                <w:bCs w:val="false"/>
+                <w:sz w:val="16"/>
+                <w:szCs w:val="16"/>
+              </w:rPr>
+              <w:t xml:space="preserve">No flat step on exact rows; 45 descents to the ceiling, the rest held by solving the modifier</w:t>
+            </w:r>
+          </w:p>
+        </w:tc>
+      </w:tr>
+      <w:tr>
+        <w:trPr>
+          <w:tblHeader w:val="off"/>
+        </w:trPr>
+        <w:tc>
+          <w:tcPr>
+            <w:tcW w:type="dxa" w:w="3300"/>
+            <w:tcBorders>
+              <w:top w:val="single" w:color="BFBFBF" w:sz="4"/>
+              <w:left w:val="single" w:color="BFBFBF" w:sz="4"/>
+              <w:bottom w:val="single" w:color="BFBFBF" w:sz="4"/>
+              <w:right w:val="single" w:color="BFBFBF" w:sz="4"/>
+            </w:tcBorders>
+            <w:tcMar>
+              <w:top w:type="dxa" w:w="40"/>
+              <w:left w:type="dxa" w:w="80"/>
+              <w:bottom w:type="dxa" w:w="40"/>
+              <w:right w:type="dxa" w:w="80"/>
+            </w:tcMar>
+          </w:tcPr>
+          <w:p>
+            <w:r>
+              <w:rPr>
+                <w:b w:val="false"/>
+                <w:bCs w:val="false"/>
+                <w:sz w:val="16"/>
+                <w:szCs w:val="16"/>
+              </w:rPr>
+              <w:t xml:space="preserve">Modifier solved (price ÷ base − 1); both prices stated; rest of search at zero until earned</w:t>
+            </w:r>
+          </w:p>
+        </w:tc>
+        <w:tc>
+          <w:tcPr>
+            <w:tcW w:type="dxa" w:w="2900"/>
+            <w:tcBorders>
+              <w:top w:val="single" w:color="BFBFBF" w:sz="4"/>
+              <w:left w:val="single" w:color="BFBFBF" w:sz="4"/>
+              <w:bottom w:val="single" w:color="BFBFBF" w:sz="4"/>
+              <w:right w:val="single" w:color="BFBFBF" w:sz="4"/>
+            </w:tcBorders>
+            <w:tcMar>
+              <w:top w:type="dxa" w:w="40"/>
+              <w:left w:type="dxa" w:w="80"/>
+              <w:bottom w:type="dxa" w:w="40"/>
+              <w:right w:type="dxa" w:w="80"/>
+            </w:tcMar>
+          </w:tcPr>
+          <w:p>
+            <w:r>
+              <w:rPr>
+                <w:b w:val="false"/>
+                <w:bCs w:val="false"/>
+                <w:sz w:val="16"/>
+                <w:szCs w:val="16"/>
+              </w:rPr>
+              <w:t xml:space="preserve">Modifiers not re-solved from the two prices</w:t>
+            </w:r>
+          </w:p>
+        </w:tc>
+        <w:tc>
+          <w:tcPr>
+            <w:tcW w:type="dxa" w:w="3160"/>
+            <w:tcBorders>
+              <w:top w:val="single" w:color="BFBFBF" w:sz="4"/>
+              <w:left w:val="single" w:color="BFBFBF" w:sz="4"/>
+              <w:bottom w:val="single" w:color="BFBFBF" w:sz="4"/>
+              <w:right w:val="single" w:color="BFBFBF" w:sz="4"/>
+            </w:tcBorders>
+            <w:tcMar>
+              <w:top w:type="dxa" w:w="40"/>
+              <w:left w:type="dxa" w:w="80"/>
+              <w:bottom w:type="dxa" w:w="40"/>
+              <w:right w:type="dxa" w:w="80"/>
+            </w:tcMar>
+          </w:tcPr>
+          <w:p>
+            <w:r>
+              <w:rPr>
+                <w:b w:val="false"/>
+                <w:bCs w:val="false"/>
+                <w:sz w:val="16"/>
+                <w:szCs w:val="16"/>
+              </w:rPr>
+              <w:t xml:space="preserve">Every changed row states both prices and the multiple; 3 rest-of-search modifiers to zero</w:t>
+            </w:r>
+          </w:p>
+        </w:tc>
+      </w:tr>
+      <w:tr>
+        <w:trPr>
+          <w:tblHeader w:val="off"/>
+        </w:trPr>
+        <w:tc>
+          <w:tcPr>
+            <w:tcW w:type="dxa" w:w="3300"/>
+            <w:tcBorders>
+              <w:top w:val="single" w:color="BFBFBF" w:sz="4"/>
+              <w:left w:val="single" w:color="BFBFBF" w:sz="4"/>
+              <w:bottom w:val="single" w:color="BFBFBF" w:sz="4"/>
+              <w:right w:val="single" w:color="BFBFBF" w:sz="4"/>
+            </w:tcBorders>
+            <w:tcMar>
+              <w:top w:type="dxa" w:w="40"/>
+              <w:left w:type="dxa" w:w="80"/>
+              <w:bottom w:type="dxa" w:w="40"/>
+              <w:right w:type="dxa" w:w="80"/>
+            </w:tcMar>
+          </w:tcPr>
+          <w:p>
+            <w:r>
+              <w:rPr>
+                <w:b w:val="false"/>
+                <w:bCs w:val="false"/>
+                <w:sz w:val="16"/>
+                <w:szCs w:val="16"/>
+              </w:rPr>
+              <w:t xml:space="preserve">Posture first: TACoS against the stage band decides whether any premium is allowed</w:t>
+            </w:r>
+          </w:p>
+        </w:tc>
+        <w:tc>
+          <w:tcPr>
+            <w:tcW w:type="dxa" w:w="2900"/>
+            <w:tcBorders>
+              <w:top w:val="single" w:color="BFBFBF" w:sz="4"/>
+              <w:left w:val="single" w:color="BFBFBF" w:sz="4"/>
+              <w:bottom w:val="single" w:color="BFBFBF" w:sz="4"/>
+              <w:right w:val="single" w:color="BFBFBF" w:sz="4"/>
+            </w:tcBorders>
+            <w:tcMar>
+              <w:top w:type="dxa" w:w="40"/>
+              <w:left w:type="dxa" w:w="80"/>
+              <w:bottom w:type="dxa" w:w="40"/>
+              <w:right w:type="dxa" w:w="80"/>
+            </w:tcMar>
+          </w:tcPr>
+          <w:p>
+            <w:r>
+              <w:rPr>
+                <w:b w:val="false"/>
+                <w:bCs w:val="false"/>
+                <w:sz w:val="16"/>
+                <w:szCs w:val="16"/>
+              </w:rPr>
+              <w:t xml:space="preserve">Not read</w:t>
+            </w:r>
+          </w:p>
+        </w:tc>
+        <w:tc>
+          <w:tcPr>
+            <w:tcW w:type="dxa" w:w="3160"/>
+            <w:tcBorders>
+              <w:top w:val="single" w:color="BFBFBF" w:sz="4"/>
+              <w:left w:val="single" w:color="BFBFBF" w:sz="4"/>
+              <w:bottom w:val="single" w:color="BFBFBF" w:sz="4"/>
+              <w:right w:val="single" w:color="BFBFBF" w:sz="4"/>
+            </w:tcBorders>
+            <w:tcMar>
+              <w:top w:type="dxa" w:w="40"/>
+              <w:left w:type="dxa" w:w="80"/>
+              <w:bottom w:type="dxa" w:w="40"/>
+              <w:right w:type="dxa" w:w="80"/>
+            </w:tcMar>
+          </w:tcPr>
+          <w:p>
+            <w:r>
+              <w:rPr>
+                <w:b w:val="false"/>
+                <w:bCs w:val="false"/>
+                <w:sz w:val="16"/>
+                <w:szCs w:val="16"/>
+              </w:rPr>
+              <w:t xml:space="preserve">19.1% vs 12% = 1.59× → Breach: no premium, no top-of-search price rises</w:t>
+            </w:r>
+          </w:p>
+        </w:tc>
+      </w:tr>
+      <w:tr>
+        <w:trPr>
+          <w:tblHeader w:val="off"/>
+        </w:trPr>
+        <w:tc>
+          <w:tcPr>
+            <w:tcW w:type="dxa" w:w="3300"/>
+            <w:tcBorders>
+              <w:top w:val="single" w:color="BFBFBF" w:sz="4"/>
+              <w:left w:val="single" w:color="BFBFBF" w:sz="4"/>
+              <w:bottom w:val="single" w:color="BFBFBF" w:sz="4"/>
+              <w:right w:val="single" w:color="BFBFBF" w:sz="4"/>
+            </w:tcBorders>
+            <w:tcMar>
+              <w:top w:type="dxa" w:w="40"/>
+              <w:left w:type="dxa" w:w="80"/>
+              <w:bottom w:type="dxa" w:w="40"/>
+              <w:right w:type="dxa" w:w="80"/>
+            </w:tcMar>
+          </w:tcPr>
+          <w:p>
+            <w:r>
+              <w:rPr>
+                <w:b w:val="false"/>
+                <w:bCs w:val="false"/>
+                <w:sz w:val="16"/>
+                <w:szCs w:val="16"/>
+              </w:rPr>
+              <w:t xml:space="preserve">A push needs all four conditions (velocity, click-through and conversion above market, stock after)</w:t>
+            </w:r>
+          </w:p>
+        </w:tc>
+        <w:tc>
+          <w:tcPr>
+            <w:tcW w:type="dxa" w:w="2900"/>
+            <w:tcBorders>
+              <w:top w:val="single" w:color="BFBFBF" w:sz="4"/>
+              <w:left w:val="single" w:color="BFBFBF" w:sz="4"/>
+              <w:bottom w:val="single" w:color="BFBFBF" w:sz="4"/>
+              <w:right w:val="single" w:color="BFBFBF" w:sz="4"/>
+            </w:tcBorders>
+            <w:tcMar>
+              <w:top w:type="dxa" w:w="40"/>
+              <w:left w:type="dxa" w:w="80"/>
+              <w:bottom w:type="dxa" w:w="40"/>
+              <w:right w:type="dxa" w:w="80"/>
+            </w:tcMar>
+          </w:tcPr>
+          <w:p>
+            <w:r>
+              <w:rPr>
+                <w:b w:val="false"/>
+                <w:bCs w:val="false"/>
+                <w:sz w:val="16"/>
+                <w:szCs w:val="16"/>
+              </w:rPr>
+              <w:t xml:space="preserve">Push judged on market size and payback only</w:t>
+            </w:r>
+          </w:p>
+        </w:tc>
+        <w:tc>
+          <w:tcPr>
+            <w:tcW w:type="dxa" w:w="3160"/>
+            <w:tcBorders>
+              <w:top w:val="single" w:color="BFBFBF" w:sz="4"/>
+              <w:left w:val="single" w:color="BFBFBF" w:sz="4"/>
+              <w:bottom w:val="single" w:color="BFBFBF" w:sz="4"/>
+              <w:right w:val="single" w:color="BFBFBF" w:sz="4"/>
+            </w:tcBorders>
+            <w:tcMar>
+              <w:top w:type="dxa" w:w="40"/>
+              <w:left w:type="dxa" w:w="80"/>
+              <w:bottom w:type="dxa" w:w="40"/>
+              <w:right w:type="dxa" w:w="80"/>
+            </w:tcMar>
+          </w:tcPr>
+          <w:p>
+            <w:r>
+              <w:rPr>
+                <w:b w:val="false"/>
+                <w:bCs w:val="false"/>
+                <w:sz w:val="16"/>
+                <w:szCs w:val="16"/>
+              </w:rPr>
+              <w:t xml:space="preserve">Four conditions read per fitted term (T4): none met in full — no push</w:t>
+            </w:r>
+          </w:p>
+        </w:tc>
+      </w:tr>
+      <w:tr>
+        <w:trPr>
+          <w:tblHeader w:val="off"/>
+        </w:trPr>
+        <w:tc>
+          <w:tcPr>
+            <w:tcW w:type="dxa" w:w="3300"/>
+            <w:tcBorders>
+              <w:top w:val="single" w:color="BFBFBF" w:sz="4"/>
+              <w:left w:val="single" w:color="BFBFBF" w:sz="4"/>
+              <w:bottom w:val="single" w:color="BFBFBF" w:sz="4"/>
+              <w:right w:val="single" w:color="BFBFBF" w:sz="4"/>
+            </w:tcBorders>
+            <w:tcMar>
+              <w:top w:type="dxa" w:w="40"/>
+              <w:left w:type="dxa" w:w="80"/>
+              <w:bottom w:type="dxa" w:w="40"/>
+              <w:right w:type="dxa" w:w="80"/>
+            </w:tcMar>
+          </w:tcPr>
+          <w:p>
+            <w:r>
+              <w:rPr>
+                <w:b w:val="false"/>
+                <w:bCs w:val="false"/>
+                <w:sz w:val="16"/>
+                <w:szCs w:val="16"/>
+              </w:rPr>
+              <w:t xml:space="preserve">Held rank with organic top 5: step down 15% for two weeks and watch total orders</w:t>
+            </w:r>
+          </w:p>
+        </w:tc>
+        <w:tc>
+          <w:tcPr>
+            <w:tcW w:type="dxa" w:w="2900"/>
+            <w:tcBorders>
+              <w:top w:val="single" w:color="BFBFBF" w:sz="4"/>
+              <w:left w:val="single" w:color="BFBFBF" w:sz="4"/>
+              <w:bottom w:val="single" w:color="BFBFBF" w:sz="4"/>
+              <w:right w:val="single" w:color="BFBFBF" w:sz="4"/>
+            </w:tcBorders>
+            <w:tcMar>
+              <w:top w:type="dxa" w:w="40"/>
+              <w:left w:type="dxa" w:w="80"/>
+              <w:bottom w:type="dxa" w:w="40"/>
+              <w:right w:type="dxa" w:w="80"/>
+            </w:tcMar>
+          </w:tcPr>
+          <w:p>
+            <w:r>
+              <w:rPr>
+                <w:b w:val="false"/>
+                <w:bCs w:val="false"/>
+                <w:sz w:val="16"/>
+                <w:szCs w:val="16"/>
+              </w:rPr>
+              <w:t xml:space="preserve">Ranking terms held at their current bids with no test of what the paid clicks add</w:t>
+            </w:r>
+          </w:p>
+        </w:tc>
+        <w:tc>
+          <w:tcPr>
+            <w:tcW w:type="dxa" w:w="3160"/>
+            <w:tcBorders>
+              <w:top w:val="single" w:color="BFBFBF" w:sz="4"/>
+              <w:left w:val="single" w:color="BFBFBF" w:sz="4"/>
+              <w:bottom w:val="single" w:color="BFBFBF" w:sz="4"/>
+              <w:right w:val="single" w:color="BFBFBF" w:sz="4"/>
+            </w:tcBorders>
+            <w:tcMar>
+              <w:top w:type="dxa" w:w="40"/>
+              <w:left w:type="dxa" w:w="80"/>
+              <w:bottom w:type="dxa" w:w="40"/>
+              <w:right w:type="dxa" w:w="80"/>
+            </w:tcMar>
+          </w:tcPr>
+          <w:p>
+            <w:r>
+              <w:rPr>
+                <w:b w:val="false"/>
+                <w:bCs w:val="false"/>
+                <w:sz w:val="16"/>
+                <w:szCs w:val="16"/>
+              </w:rPr>
+              <w:t xml:space="preserve">The 'satin fitted sheet queen' owner (organic #3) takes the step 1–14 Oct, read 15 Oct</w:t>
+            </w:r>
+          </w:p>
+        </w:tc>
+      </w:tr>
+      <w:tr>
+        <w:trPr>
+          <w:tblHeader w:val="off"/>
+        </w:trPr>
+        <w:tc>
+          <w:tcPr>
+            <w:tcW w:type="dxa" w:w="3300"/>
+            <w:tcBorders>
+              <w:top w:val="single" w:color="BFBFBF" w:sz="4"/>
+              <w:left w:val="single" w:color="BFBFBF" w:sz="4"/>
+              <w:bottom w:val="single" w:color="BFBFBF" w:sz="4"/>
+              <w:right w:val="single" w:color="BFBFBF" w:sz="4"/>
+            </w:tcBorders>
+            <w:tcMar>
+              <w:top w:type="dxa" w:w="40"/>
+              <w:left w:type="dxa" w:w="80"/>
+              <w:bottom w:type="dxa" w:w="40"/>
+              <w:right w:type="dxa" w:w="80"/>
+            </w:tcMar>
+          </w:tcPr>
+          <w:p>
+            <w:r>
+              <w:rPr>
+                <w:b w:val="false"/>
+                <w:bCs w:val="false"/>
+                <w:sz w:val="16"/>
+                <w:szCs w:val="16"/>
+              </w:rPr>
+              <w:t xml:space="preserve">Budget = top-of-search clicks × its price + other clicks × the base; a new row prices on the child's rate</w:t>
+            </w:r>
+          </w:p>
+        </w:tc>
+        <w:tc>
+          <w:tcPr>
+            <w:tcW w:type="dxa" w:w="2900"/>
+            <w:tcBorders>
+              <w:top w:val="single" w:color="BFBFBF" w:sz="4"/>
+              <w:left w:val="single" w:color="BFBFBF" w:sz="4"/>
+              <w:bottom w:val="single" w:color="BFBFBF" w:sz="4"/>
+              <w:right w:val="single" w:color="BFBFBF" w:sz="4"/>
+            </w:tcBorders>
+            <w:tcMar>
+              <w:top w:type="dxa" w:w="40"/>
+              <w:left w:type="dxa" w:w="80"/>
+              <w:bottom w:type="dxa" w:w="40"/>
+              <w:right w:type="dxa" w:w="80"/>
+            </w:tcMar>
+          </w:tcPr>
+          <w:p>
+            <w:r>
+              <w:rPr>
+                <w:b w:val="false"/>
+                <w:bCs w:val="false"/>
+                <w:sz w:val="16"/>
+                <w:szCs w:val="16"/>
+              </w:rPr>
+              <w:t xml:space="preserve">Test base $1.28 sat above what a product-page click affords ($0.88)</w:t>
+            </w:r>
+          </w:p>
+        </w:tc>
+        <w:tc>
+          <w:tcPr>
+            <w:tcW w:type="dxa" w:w="3160"/>
+            <w:tcBorders>
+              <w:top w:val="single" w:color="BFBFBF" w:sz="4"/>
+              <w:left w:val="single" w:color="BFBFBF" w:sz="4"/>
+              <w:bottom w:val="single" w:color="BFBFBF" w:sz="4"/>
+              <w:right w:val="single" w:color="BFBFBF" w:sz="4"/>
+            </w:tcBorders>
+            <w:tcMar>
+              <w:top w:type="dxa" w:w="40"/>
+              <w:left w:type="dxa" w:w="80"/>
+              <w:bottom w:type="dxa" w:w="40"/>
+              <w:right w:type="dxa" w:w="80"/>
+            </w:tcMar>
+          </w:tcPr>
+          <w:p>
+            <w:r>
+              <w:rPr>
+                <w:b w:val="false"/>
+                <w:bCs w:val="false"/>
+                <w:sz w:val="16"/>
+                <w:szCs w:val="16"/>
+              </w:rPr>
+              <w:t xml:space="preserve">Test at $0.88 base +92% ($1.69); budget read at an 80/20 mix</w:t>
+            </w:r>
+          </w:p>
+        </w:tc>
+      </w:tr>
+      <w:tr>
+        <w:trPr>
+          <w:tblHeader w:val="off"/>
+        </w:trPr>
+        <w:tc>
+          <w:tcPr>
+            <w:tcW w:type="dxa" w:w="3300"/>
+            <w:tcBorders>
+              <w:top w:val="single" w:color="BFBFBF" w:sz="4"/>
+              <w:left w:val="single" w:color="BFBFBF" w:sz="4"/>
+              <w:bottom w:val="single" w:color="BFBFBF" w:sz="4"/>
+              <w:right w:val="single" w:color="BFBFBF" w:sz="4"/>
+            </w:tcBorders>
+            <w:tcMar>
+              <w:top w:type="dxa" w:w="40"/>
+              <w:left w:type="dxa" w:w="80"/>
+              <w:bottom w:type="dxa" w:w="40"/>
+              <w:right w:type="dxa" w:w="80"/>
+            </w:tcMar>
+          </w:tcPr>
+          <w:p>
+            <w:r>
+              <w:rPr>
+                <w:b w:val="false"/>
+                <w:bCs w:val="false"/>
+                <w:sz w:val="16"/>
+                <w:szCs w:val="16"/>
+              </w:rPr>
+              <w:t xml:space="preserve">The serving child must be able to ship, or every read is void</w:t>
+            </w:r>
+          </w:p>
+        </w:tc>
+        <w:tc>
+          <w:tcPr>
+            <w:tcW w:type="dxa" w:w="2900"/>
+            <w:tcBorders>
+              <w:top w:val="single" w:color="BFBFBF" w:sz="4"/>
+              <w:left w:val="single" w:color="BFBFBF" w:sz="4"/>
+              <w:bottom w:val="single" w:color="BFBFBF" w:sz="4"/>
+              <w:right w:val="single" w:color="BFBFBF" w:sz="4"/>
+            </w:tcBorders>
+            <w:tcMar>
+              <w:top w:type="dxa" w:w="40"/>
+              <w:left w:type="dxa" w:w="80"/>
+              <w:bottom w:type="dxa" w:w="40"/>
+              <w:right w:type="dxa" w:w="80"/>
+            </w:tcMar>
+          </w:tcPr>
+          <w:p>
+            <w:r>
+              <w:rPr>
+                <w:b w:val="false"/>
+                <w:bCs w:val="false"/>
+                <w:sz w:val="16"/>
+                <w:szCs w:val="16"/>
+              </w:rPr>
+              <w:t xml:space="preserve">Full and King ranking campaigns left on children with no stock</w:t>
+            </w:r>
+          </w:p>
+        </w:tc>
+        <w:tc>
+          <w:tcPr>
+            <w:tcW w:type="dxa" w:w="3160"/>
+            <w:tcBorders>
+              <w:top w:val="single" w:color="BFBFBF" w:sz="4"/>
+              <w:left w:val="single" w:color="BFBFBF" w:sz="4"/>
+              <w:bottom w:val="single" w:color="BFBFBF" w:sz="4"/>
+              <w:right w:val="single" w:color="BFBFBF" w:sz="4"/>
+            </w:tcBorders>
+            <w:tcMar>
+              <w:top w:type="dxa" w:w="40"/>
+              <w:left w:type="dxa" w:w="80"/>
+              <w:bottom w:type="dxa" w:w="40"/>
+              <w:right w:type="dxa" w:w="80"/>
+            </w:tcMar>
+          </w:tcPr>
+          <w:p>
+            <w:r>
+              <w:rPr>
+                <w:b w:val="false"/>
+                <w:bCs w:val="false"/>
+                <w:sz w:val="16"/>
+                <w:szCs w:val="16"/>
+              </w:rPr>
+              <w:t xml:space="preserve">2 ranking campaigns moved to a child with stock and a positive margin (King Red earns −$1.34/unit before ads over 30 days, so King's serves King White)</w:t>
+            </w:r>
+          </w:p>
+        </w:tc>
+      </w:tr>
+      <w:tr>
+        <w:trPr>
+          <w:tblHeader w:val="off"/>
+        </w:trPr>
+        <w:tc>
+          <w:tcPr>
+            <w:tcW w:type="dxa" w:w="3300"/>
+            <w:tcBorders>
+              <w:top w:val="single" w:color="BFBFBF" w:sz="4"/>
+              <w:left w:val="single" w:color="BFBFBF" w:sz="4"/>
+              <w:bottom w:val="single" w:color="BFBFBF" w:sz="4"/>
+              <w:right w:val="single" w:color="BFBFBF" w:sz="4"/>
+            </w:tcBorders>
+            <w:tcMar>
+              <w:top w:type="dxa" w:w="40"/>
+              <w:left w:type="dxa" w:w="80"/>
+              <w:bottom w:type="dxa" w:w="40"/>
+              <w:right w:type="dxa" w:w="80"/>
+            </w:tcMar>
+          </w:tcPr>
+          <w:p>
+            <w:r>
+              <w:rPr>
+                <w:b w:val="false"/>
+                <w:bCs w:val="false"/>
+                <w:sz w:val="16"/>
+                <w:szCs w:val="16"/>
+              </w:rPr>
+              <w:t xml:space="preserve">A sibling on the same term: the family owner prices it, the others hold at their ceiling with no premium</w:t>
+            </w:r>
+          </w:p>
+        </w:tc>
+        <w:tc>
+          <w:tcPr>
+            <w:tcW w:type="dxa" w:w="2900"/>
+            <w:tcBorders>
+              <w:top w:val="single" w:color="BFBFBF" w:sz="4"/>
+              <w:left w:val="single" w:color="BFBFBF" w:sz="4"/>
+              <w:bottom w:val="single" w:color="BFBFBF" w:sz="4"/>
+              <w:right w:val="single" w:color="BFBFBF" w:sz="4"/>
+            </w:tcBorders>
+            <w:tcMar>
+              <w:top w:type="dxa" w:w="40"/>
+              <w:left w:type="dxa" w:w="80"/>
+              <w:bottom w:type="dxa" w:w="40"/>
+              <w:right w:type="dxa" w:w="80"/>
+            </w:tcMar>
+          </w:tcPr>
+          <w:p>
+            <w:r>
+              <w:rPr>
+                <w:b w:val="false"/>
+                <w:bCs w:val="false"/>
+                <w:sz w:val="16"/>
+                <w:szCs w:val="16"/>
+              </w:rPr>
+              <w:t xml:space="preserve">Not read</w:t>
+            </w:r>
+          </w:p>
+        </w:tc>
+        <w:tc>
+          <w:tcPr>
+            <w:tcW w:type="dxa" w:w="3160"/>
+            <w:tcBorders>
+              <w:top w:val="single" w:color="BFBFBF" w:sz="4"/>
+              <w:left w:val="single" w:color="BFBFBF" w:sz="4"/>
+              <w:bottom w:val="single" w:color="BFBFBF" w:sz="4"/>
+              <w:right w:val="single" w:color="BFBFBF" w:sz="4"/>
+            </w:tcBorders>
+            <w:tcMar>
+              <w:top w:type="dxa" w:w="40"/>
+              <w:left w:type="dxa" w:w="80"/>
+              <w:bottom w:type="dxa" w:w="40"/>
+              <w:right w:type="dxa" w:w="80"/>
+            </w:tcMar>
+          </w:tcPr>
+          <w:p>
+            <w:r>
+              <w:rPr>
+                <w:b w:val="false"/>
+                <w:bCs w:val="false"/>
+                <w:sz w:val="16"/>
+                <w:szCs w:val="16"/>
+              </w:rPr>
+              <w:t xml:space="preserve">Set searches held at this product's own ceilings, no premium</w:t>
+            </w:r>
+          </w:p>
+        </w:tc>
+      </w:tr>
+      <w:tr>
+        <w:trPr>
+          <w:tblHeader w:val="off"/>
+        </w:trPr>
+        <w:tc>
+          <w:tcPr>
+            <w:tcW w:type="dxa" w:w="3300"/>
+            <w:tcBorders>
+              <w:top w:val="single" w:color="BFBFBF" w:sz="4"/>
+              <w:left w:val="single" w:color="BFBFBF" w:sz="4"/>
+              <w:bottom w:val="single" w:color="BFBFBF" w:sz="4"/>
+              <w:right w:val="single" w:color="BFBFBF" w:sz="4"/>
+            </w:tcBorders>
+            <w:tcMar>
+              <w:top w:type="dxa" w:w="40"/>
+              <w:left w:type="dxa" w:w="80"/>
+              <w:bottom w:type="dxa" w:w="40"/>
+              <w:right w:type="dxa" w:w="80"/>
+            </w:tcMar>
+          </w:tcPr>
+          <w:p>
+            <w:r>
+              <w:rPr>
+                <w:b w:val="false"/>
+                <w:bCs w:val="false"/>
+                <w:sz w:val="16"/>
+                <w:szCs w:val="16"/>
+              </w:rPr>
+              <w:t xml:space="preserve">Cadence: one write per two-week cycle; a deal inside the window contaminates the read</w:t>
+            </w:r>
+          </w:p>
+        </w:tc>
+        <w:tc>
+          <w:tcPr>
+            <w:tcW w:type="dxa" w:w="2900"/>
+            <w:tcBorders>
+              <w:top w:val="single" w:color="BFBFBF" w:sz="4"/>
+              <w:left w:val="single" w:color="BFBFBF" w:sz="4"/>
+              <w:bottom w:val="single" w:color="BFBFBF" w:sz="4"/>
+              <w:right w:val="single" w:color="BFBFBF" w:sz="4"/>
+            </w:tcBorders>
+            <w:tcMar>
+              <w:top w:type="dxa" w:w="40"/>
+              <w:left w:type="dxa" w:w="80"/>
+              <w:bottom w:type="dxa" w:w="40"/>
+              <w:right w:type="dxa" w:w="80"/>
+            </w:tcMar>
+          </w:tcPr>
+          <w:p>
+            <w:r>
+              <w:rPr>
+                <w:b w:val="false"/>
+                <w:bCs w:val="false"/>
+                <w:sz w:val="16"/>
+                <w:szCs w:val="16"/>
+              </w:rPr>
+              <w:t xml:space="preserve">Reads after 7 days, with no deal-window price</w:t>
+            </w:r>
+          </w:p>
+        </w:tc>
+        <w:tc>
+          <w:tcPr>
+            <w:tcW w:type="dxa" w:w="3160"/>
+            <w:tcBorders>
+              <w:top w:val="single" w:color="BFBFBF" w:sz="4"/>
+              <w:left w:val="single" w:color="BFBFBF" w:sz="4"/>
+              <w:bottom w:val="single" w:color="BFBFBF" w:sz="4"/>
+              <w:right w:val="single" w:color="BFBFBF" w:sz="4"/>
+            </w:tcBorders>
+            <w:tcMar>
+              <w:top w:type="dxa" w:w="40"/>
+              <w:left w:type="dxa" w:w="80"/>
+              <w:bottom w:type="dxa" w:w="40"/>
+              <w:right w:type="dxa" w:w="80"/>
+            </w:tcMar>
+          </w:tcPr>
+          <w:p>
+            <w:r>
+              <w:rPr>
+                <w:b w:val="false"/>
+                <w:bCs w:val="false"/>
+                <w:sz w:val="16"/>
+                <w:szCs w:val="16"/>
+              </w:rPr>
+              <w:t xml:space="preserve">Write 1 Oct, read 15 Oct (closed before the deal), deal prices 16–28 Oct, next write 29 Oct</w:t>
+            </w:r>
+          </w:p>
+        </w:tc>
+      </w:tr>
+    </w:tbl>
+    <w:p>
+      <w:pPr>
+        <w:spacing w:after="120"/>
+      </w:pPr>
+    </w:p>
+    <w:p>
+      <w:pPr>
+        <w:pStyle w:val="Heading1"/>
+        <w:spacing w:after="120" w:before="280"/>
+      </w:pPr>
+      <w:r>
         <w:t xml:space="preserve">3. The decisions and why</w:t>
       </w:r>
     </w:p>
@@ -1526,7 +2823,7 @@
                 <w:sz w:val="16"/>
                 <w:szCs w:val="16"/>
               </w:rPr>
-              <w:t xml:space="preserve">Hold the fitted ranking terms at today's bids; no push</w:t>
+              <w:t xml:space="preserve">Hold the fitted ranking terms; no push, no premium</w:t>
             </w:r>
           </w:p>
         </w:tc>
@@ -1554,7 +2851,7 @@
                 <w:sz w:val="16"/>
                 <w:szCs w:val="16"/>
               </w:rPr>
-              <w:t xml:space="preserve">Ranks 2–4 flat for 90 days; about 1–1.5 market purchases a day per search — under the 2-a-day floor a climb needs to pay back. The ranking campaign on 'satin fitted sheet queen' holds sponsored #1 on most days.</w:t>
+              <w:t xml:space="preserve">Ranks 2–4 flat for 90 days; about 1–1.5 market purchases a day per search; TACoS 1.59× its band (breach); every term misses at least one of the four push conditions (T4). The owner of 'satin fitted sheet queen' (organic #3, sponsored #1) takes a −15% incrementality step for two weeks.</w:t>
             </w:r>
           </w:p>
         </w:tc>
@@ -1587,7 +2884,7 @@
                 <w:sz w:val="16"/>
                 <w:szCs w:val="16"/>
               </w:rPr>
-              <w:t xml:space="preserve">Launch the core fitted exact test</w:t>
+              <w:t xml:space="preserve">Re-price every exact campaign from its serving child</w:t>
             </w:r>
           </w:p>
         </w:tc>
@@ -1615,7 +2912,7 @@
                 <w:sz w:val="16"/>
                 <w:szCs w:val="16"/>
               </w:rPr>
-              <w:t xml:space="preserve">'silk fitted sheet', 'satin fitted sheet', 'silk fitted sheet queen': never targeted; sponsored slot fell to 4–7 days a month; click share halved Q2→Q3; when bought, 11 orders on 56 clicks. Priced at $1.67 a click at the top of search = break-even.</w:t>
+              <w:t xml:space="preserve">51 of 118 change: bases above what a product-page click affords come down (≤25% a write on rows with sales), top-of-search prices above their ceiling come down to it, none goes up; rest of search to zero where not earned. Each row states both prices (T3).</w:t>
             </w:r>
           </w:p>
         </w:tc>
@@ -1648,7 +2945,7 @@
                 <w:sz w:val="16"/>
                 <w:szCs w:val="16"/>
               </w:rPr>
-              <w:t xml:space="preserve">Step the sheet-set searches down, not off</w:t>
+              <w:t xml:space="preserve">Launch the core fitted exact test</w:t>
             </w:r>
           </w:p>
         </w:tc>
@@ -1676,7 +2973,7 @@
                 <w:sz w:val="16"/>
                 <w:szCs w:val="16"/>
               </w:rPr>
-              <w:t xml:space="preserve">51% ACoS against a 28% break-even, organic rank sliding; one −15% step where a campaign is over its child's break-even on 3+ orders. Whether to buy them at all waits for the halo read.</w:t>
+              <w:t xml:space="preserve">'silk fitted sheet', 'satin fitted sheet', 'silk fitted sheet queen': never targeted; sponsored slot fell to 4–7 days a month; click share halved Q2→Q3; when bought, 11 orders on 56 clicks. Top of search $1.69 against $0.88 on product pages, 1.92 to one — each at what that placement affords.</w:t>
             </w:r>
           </w:p>
         </w:tc>
@@ -1709,7 +3006,7 @@
                 <w:sz w:val="16"/>
                 <w:szCs w:val="16"/>
               </w:rPr>
-              <w:t xml:space="preserve">Read the halo first (owner)</w:t>
+              <w:t xml:space="preserve">Bring the sheet-set searches down to what they afford, not off</w:t>
             </w:r>
           </w:p>
         </w:tc>
@@ -1737,7 +3034,7 @@
                 <w:sz w:val="16"/>
                 <w:szCs w:val="16"/>
               </w:rPr>
-              <w:t xml:space="preserve">Only 32% of ad-attributed sales are the advertised child; the Amazon Ads 'Purchased product' report shows what the rest is.</w:t>
+              <w:t xml:space="preserve">51% ACoS against a 28% break-even, organic rank sliding. Their exact rows are re-priced above; auto/broad/phrase rows over break-even take one −15% step. Whether to buy them at all waits for the halo read. The set products own the set searches; this product holds them at its own ceiling with no premium.</w:t>
             </w:r>
           </w:p>
         </w:tc>
@@ -1770,7 +3067,7 @@
                 <w:sz w:val="16"/>
                 <w:szCs w:val="16"/>
               </w:rPr>
-              <w:t xml:space="preserve">Re-point ads off out-of-stock children</w:t>
+              <w:t xml:space="preserve">Read the halo first (owner)</w:t>
             </w:r>
           </w:p>
         </w:tc>
@@ -1798,7 +3095,7 @@
                 <w:sz w:val="16"/>
                 <w:szCs w:val="16"/>
               </w:rPr>
-              <w:t xml:space="preserve">64 enabled campaigns advertise a child with no stock; 62 move to the same size's in-stock child that earns the most per session; 2 colour-named ones wait for the restock.</w:t>
+              <w:t xml:space="preserve">Only 32% of ad-attributed sales are the advertised child; the Amazon Ads 'Purchased product' report shows what the rest is.</w:t>
             </w:r>
           </w:p>
         </w:tc>
@@ -1831,7 +3128,7 @@
                 <w:sz w:val="16"/>
                 <w:szCs w:val="16"/>
               </w:rPr>
-              <w:t xml:space="preserve">Pause dead-weight ads inside multi-child campaigns</w:t>
+              <w:t xml:space="preserve">Re-point ads off out-of-stock children</w:t>
             </w:r>
           </w:p>
         </w:tc>
@@ -1859,7 +3156,7 @@
                 <w:sz w:val="16"/>
                 <w:szCs w:val="16"/>
               </w:rPr>
-              <w:t xml:space="preserve">D-SF-SP-AUTO-CATCH ALL: King Grey, Queen Purple, Twin Black; DECOLURE-SATIN FITTED SHEET-LTSF Campaig: Twin Pink — no stock, or under half the campaign's best conversion.</w:t>
+              <w:t xml:space="preserve">66 enabled campaigns advertise a child with no stock; 64 move to the same size's in-stock child that earns the most per session; 2 colour-named ones wait for the restock.</w:t>
             </w:r>
           </w:p>
         </w:tc>
@@ -1892,7 +3189,7 @@
                 <w:sz w:val="16"/>
                 <w:szCs w:val="16"/>
               </w:rPr>
-              <w:t xml:space="preserve">Pause self-competing duplicates</w:t>
+              <w:t xml:space="preserve">Pause dead-weight ads inside multi-child campaigns</w:t>
             </w:r>
           </w:p>
         </w:tc>
@@ -1920,7 +3217,7 @@
                 <w:sz w:val="16"/>
                 <w:szCs w:val="16"/>
               </w:rPr>
-              <w:t xml:space="preserve">15 product-page targets bought twice with the same match type; the keeper is the lowest-ACoS target with 3+ orders.</w:t>
+              <w:t xml:space="preserve">D-SF-SP-AUTO-CATCH ALL: King Grey, Queen Purple, Twin Black; DECOLURE-SATIN FITTED SHEET-LTSF Campaig: Twin Pink — no stock, or under half the campaign's best conversion.</w:t>
             </w:r>
           </w:p>
         </w:tc>
@@ -1953,7 +3250,7 @@
                 <w:sz w:val="16"/>
                 <w:szCs w:val="16"/>
               </w:rPr>
-              <w:t xml:space="preserve">Route aged stock where it converts</w:t>
+              <w:t xml:space="preserve">Pause self-competing duplicates</w:t>
             </w:r>
           </w:p>
         </w:tc>
@@ -1981,7 +3278,7 @@
                 <w:sz w:val="16"/>
                 <w:szCs w:val="16"/>
               </w:rPr>
-              <w:t xml:space="preserve">Targets: King: King Purple, King Red, King Blush Pink; Twin: Twin Grey, Twin Blush Pink, Twin Stone Grey; Full: Full Ivory, Full Blush Pink; Queen: none. Capped at each child's aged units.</w:t>
+              <w:t xml:space="preserve">15 product-page targets bought twice with the same match type; the keeper is the lowest-ACoS target with 3+ orders.</w:t>
             </w:r>
           </w:p>
         </w:tc>
@@ -2014,6 +3311,67 @@
                 <w:sz w:val="16"/>
                 <w:szCs w:val="16"/>
               </w:rPr>
+              <w:t xml:space="preserve">Route aged stock where it converts</w:t>
+            </w:r>
+          </w:p>
+        </w:tc>
+        <w:tc>
+          <w:tcPr>
+            <w:tcW w:type="dxa" w:w="6560"/>
+            <w:tcBorders>
+              <w:top w:val="single" w:color="BFBFBF" w:sz="4"/>
+              <w:left w:val="single" w:color="BFBFBF" w:sz="4"/>
+              <w:bottom w:val="single" w:color="BFBFBF" w:sz="4"/>
+              <w:right w:val="single" w:color="BFBFBF" w:sz="4"/>
+            </w:tcBorders>
+            <w:tcMar>
+              <w:top w:type="dxa" w:w="40"/>
+              <w:left w:type="dxa" w:w="80"/>
+              <w:bottom w:type="dxa" w:w="40"/>
+              <w:right w:type="dxa" w:w="80"/>
+            </w:tcMar>
+          </w:tcPr>
+          <w:p>
+            <w:r>
+              <w:rPr>
+                <w:b w:val="false"/>
+                <w:bCs w:val="false"/>
+                <w:sz w:val="16"/>
+                <w:szCs w:val="16"/>
+              </w:rPr>
+              <w:t xml:space="preserve">Targets: King: King Purple, King Red, King Blush Pink; Twin: Twin Grey, Twin Blush Pink, Twin Stone Grey; Full: Full Ivory, Full Blush Pink; Queen: none. Capped at each child's aged units.</w:t>
+            </w:r>
+          </w:p>
+        </w:tc>
+      </w:tr>
+      <w:tr>
+        <w:trPr>
+          <w:tblHeader w:val="off"/>
+        </w:trPr>
+        <w:tc>
+          <w:tcPr>
+            <w:tcW w:type="dxa" w:w="2800"/>
+            <w:tcBorders>
+              <w:top w:val="single" w:color="BFBFBF" w:sz="4"/>
+              <w:left w:val="single" w:color="BFBFBF" w:sz="4"/>
+              <w:bottom w:val="single" w:color="BFBFBF" w:sz="4"/>
+              <w:right w:val="single" w:color="BFBFBF" w:sz="4"/>
+            </w:tcBorders>
+            <w:tcMar>
+              <w:top w:type="dxa" w:w="40"/>
+              <w:left w:type="dxa" w:w="80"/>
+              <w:bottom w:type="dxa" w:w="40"/>
+              <w:right w:type="dxa" w:w="80"/>
+            </w:tcMar>
+          </w:tcPr>
+          <w:p>
+            <w:r>
+              <w:rPr>
+                <w:b w:val="false"/>
+                <w:bCs w:val="false"/>
+                <w:sz w:val="16"/>
+                <w:szCs w:val="16"/>
+              </w:rPr>
               <w:t xml:space="preserve">Keep the engine's good moves, drop the rest</w:t>
             </w:r>
           </w:p>
@@ -2042,7 +3400,7 @@
                 <w:sz w:val="16"/>
                 <w:szCs w:val="16"/>
               </w:rPr>
-              <w:t xml:space="preserve">Of the audit's 184 substantive decisions: 86 reject, 51 modify, 37 accept, 10 review. Its forecast (+66 orders a week) rests on untested new campaigns; its 11 new campaigns are not built.</w:t>
+              <w:t xml:space="preserve">Of the audit's 184 substantive decisions: 69 reject, 55 accept, 50 modify, 10 review. Its forecast (+66 orders a week) rests on untested new campaigns; its 11 new campaigns are not built.</w:t>
             </w:r>
           </w:p>
         </w:tc>
@@ -2727,7 +4085,7 @@
                 <w:sz w:val="16"/>
                 <w:szCs w:val="16"/>
               </w:rPr>
-              <w:t xml:space="preserve">Upload step 3: 62 re-points off out-of-stock children, back-up ads (paused), and the core fitted test (New campaign (bulk) tab)</w:t>
+              <w:t xml:space="preserve">Upload step 3: 64 re-points off out-of-stock children, the exact re-solve on 51 campaigns (T3), back-up ads (paused), and the core fitted test (New campaign (bulk) tab)</w:t>
             </w:r>
           </w:p>
         </w:tc>
@@ -3279,7 +4637,7 @@
                 <w:sz w:val="16"/>
                 <w:szCs w:val="16"/>
               </w:rPr>
-              <w:t xml:space="preserve">Day 8</w:t>
+              <w:t xml:space="preserve">15 Oct (read)</w:t>
             </w:r>
           </w:p>
         </w:tc>
@@ -3307,7 +4665,7 @@
                 <w:sz w:val="16"/>
                 <w:szCs w:val="16"/>
               </w:rPr>
-              <w:t xml:space="preserve">Upload step 5 (LTSF auto campaign ad changes) and step 6: the one −15% step on 21 campaigns over break-even (81 targets)</w:t>
+              <w:t xml:space="preserve">Read the exact re-solve per campaign: product-page share (≤20%), top-of-search share (70–90%), cost per order by placement; the incrementality step (total organic + paid orders on the term); test stop rules</w:t>
             </w:r>
           </w:p>
         </w:tc>
@@ -3363,7 +4721,7 @@
                 <w:sz w:val="16"/>
                 <w:szCs w:val="16"/>
               </w:rPr>
-              <w:t xml:space="preserve">Action plan: Bulk upload (steps 5–6)</w:t>
+              <w:t xml:space="preserve">Action plan: Monitoring, T3</w:t>
             </w:r>
           </w:p>
         </w:tc>
@@ -3391,7 +4749,7 @@
                 <w:sz w:val="16"/>
                 <w:szCs w:val="16"/>
               </w:rPr>
-              <w:t xml:space="preserve">Applied after a clean week of reads on steps 3–4</w:t>
+              <w:t xml:space="preserve">Keep / restore written on each row</w:t>
             </w:r>
           </w:p>
         </w:tc>
@@ -3424,7 +4782,7 @@
                 <w:sz w:val="16"/>
                 <w:szCs w:val="16"/>
               </w:rPr>
-              <w:t xml:space="preserve">Day 15</w:t>
+              <w:t xml:space="preserve">16 Oct–28 Oct</w:t>
             </w:r>
           </w:p>
         </w:tc>
@@ -3452,7 +4810,7 @@
                 <w:sz w:val="16"/>
                 <w:szCs w:val="16"/>
               </w:rPr>
-              <w:t xml:space="preserve">Read-back: −15% steps (ACoS vs break-even, rank guard); test campaign stop rules; re-pointed campaigns serving</w:t>
+              <w:t xml:space="preserve">Best Deal: load the 63 deal-margin price rows on 16 Oct; watch Queen Black days of stock daily; back-up switch at 14 days</w:t>
             </w:r>
           </w:p>
         </w:tc>
@@ -3508,7 +4866,7 @@
                 <w:sz w:val="16"/>
                 <w:szCs w:val="16"/>
               </w:rPr>
-              <w:t xml:space="preserve">Action plan: Monitoring</w:t>
+              <w:t xml:space="preserve">Action plan: Deal window, Back-up switch</w:t>
             </w:r>
           </w:p>
         </w:tc>
@@ -3536,7 +4894,7 @@
                 <w:sz w:val="16"/>
                 <w:szCs w:val="16"/>
               </w:rPr>
-              <w:t xml:space="preserve">Keep / stop decisions written down</w:t>
+              <w:t xml:space="preserve">No stock-out; no click above its deal-margin ceiling</w:t>
             </w:r>
           </w:p>
         </w:tc>
@@ -3569,7 +4927,7 @@
                 <w:sz w:val="16"/>
                 <w:szCs w:val="16"/>
               </w:rPr>
-              <w:t xml:space="preserve">16 Oct–28 Oct</w:t>
+              <w:t xml:space="preserve">29 Oct</w:t>
             </w:r>
           </w:p>
         </w:tc>
@@ -3597,7 +4955,7 @@
                 <w:sz w:val="16"/>
                 <w:szCs w:val="16"/>
               </w:rPr>
-              <w:t xml:space="preserve">Best Deal: watch Queen Black days of stock daily; back-up switch at 14 days</w:t>
+              <w:t xml:space="preserve">Restore the deal rows; staged remainders on T3 (sized by the 15 Oct read); step 5 (LTSF auto campaign) and step 6: one −15% step on 5 non-exact campaigns over break-even (32 targets)</w:t>
             </w:r>
           </w:p>
         </w:tc>
@@ -3653,7 +5011,7 @@
                 <w:sz w:val="16"/>
                 <w:szCs w:val="16"/>
               </w:rPr>
-              <w:t xml:space="preserve">Action plan: Back-up switch</w:t>
+              <w:t xml:space="preserve">Action plan: Deal window (R rows), T3, Bulk upload (steps 5–6)</w:t>
             </w:r>
           </w:p>
         </w:tc>
@@ -3681,7 +5039,7 @@
                 <w:sz w:val="16"/>
                 <w:szCs w:val="16"/>
               </w:rPr>
-              <w:t xml:space="preserve">No stock-out during the deal</w:t>
+              <w:t xml:space="preserve">Next two-week cycle starts</w:t>
             </w:r>
           </w:p>
         </w:tc>
@@ -4042,7 +5400,7 @@
                 <w:sz w:val="16"/>
                 <w:szCs w:val="16"/>
               </w:rPr>
-              <w:t xml:space="preserve">1</w:t>
+              <w:t xml:space="preserve">3</w:t>
             </w:r>
           </w:p>
         </w:tc>
@@ -4131,7 +5489,7 @@
                 <w:sz w:val="16"/>
                 <w:szCs w:val="16"/>
               </w:rPr>
-              <w:t xml:space="preserve">62</w:t>
+              <w:t xml:space="preserve">64</w:t>
             </w:r>
           </w:p>
         </w:tc>
@@ -4192,7 +5550,7 @@
                 <w:sz w:val="16"/>
                 <w:szCs w:val="16"/>
               </w:rPr>
-              <w:t xml:space="preserve">Create ad group and product ad</w:t>
+              <w:t xml:space="preserve">Base bid</w:t>
             </w:r>
           </w:p>
         </w:tc>
@@ -4220,7 +5578,7 @@
                 <w:sz w:val="16"/>
                 <w:szCs w:val="16"/>
               </w:rPr>
-              <w:t xml:space="preserve">1</w:t>
+              <w:t xml:space="preserve">121</w:t>
             </w:r>
           </w:p>
         </w:tc>
@@ -4281,7 +5639,7 @@
                 <w:sz w:val="16"/>
                 <w:szCs w:val="16"/>
               </w:rPr>
-              <w:t xml:space="preserve">Create campaign (Sponsored Products, manual)</w:t>
+              <w:t xml:space="preserve">Create ad group and product ad</w:t>
             </w:r>
           </w:p>
         </w:tc>
@@ -4370,7 +5728,7 @@
                 <w:sz w:val="16"/>
                 <w:szCs w:val="16"/>
               </w:rPr>
-              <w:t xml:space="preserve">Create keyword (exact)</w:t>
+              <w:t xml:space="preserve">Create campaign (Sponsored Products, manual)</w:t>
             </w:r>
           </w:p>
         </w:tc>
@@ -4398,7 +5756,7 @@
                 <w:sz w:val="16"/>
                 <w:szCs w:val="16"/>
               </w:rPr>
-              <w:t xml:space="preserve">3</w:t>
+              <w:t xml:space="preserve">1</w:t>
             </w:r>
           </w:p>
         </w:tc>
@@ -4459,7 +5817,7 @@
                 <w:sz w:val="16"/>
                 <w:szCs w:val="16"/>
               </w:rPr>
-              <w:t xml:space="preserve">Pause product ad</w:t>
+              <w:t xml:space="preserve">Create keyword (exact)</w:t>
             </w:r>
           </w:p>
         </w:tc>
@@ -4487,7 +5845,7 @@
                 <w:sz w:val="16"/>
                 <w:szCs w:val="16"/>
               </w:rPr>
-              <w:t xml:space="preserve">62</w:t>
+              <w:t xml:space="preserve">3</w:t>
             </w:r>
           </w:p>
         </w:tc>
@@ -4548,7 +5906,7 @@
                 <w:sz w:val="16"/>
                 <w:szCs w:val="16"/>
               </w:rPr>
-              <w:t xml:space="preserve">Placement modifier</w:t>
+              <w:t xml:space="preserve">Pause product ad</w:t>
             </w:r>
           </w:p>
         </w:tc>
@@ -4576,7 +5934,7 @@
                 <w:sz w:val="16"/>
                 <w:szCs w:val="16"/>
               </w:rPr>
-              <w:t xml:space="preserve">1</w:t>
+              <w:t xml:space="preserve">64</w:t>
             </w:r>
           </w:p>
         </w:tc>
@@ -4609,7 +5967,7 @@
                 <w:sz w:val="16"/>
                 <w:szCs w:val="16"/>
               </w:rPr>
-              <w:t xml:space="preserve">4</w:t>
+              <w:t xml:space="preserve">3</w:t>
             </w:r>
           </w:p>
         </w:tc>
@@ -4637,7 +5995,7 @@
                 <w:sz w:val="16"/>
                 <w:szCs w:val="16"/>
               </w:rPr>
-              <w:t xml:space="preserve">Pause target (self-competition, exact)</w:t>
+              <w:t xml:space="preserve">Placement modifier</w:t>
             </w:r>
           </w:p>
         </w:tc>
@@ -4665,7 +6023,7 @@
                 <w:sz w:val="16"/>
                 <w:szCs w:val="16"/>
               </w:rPr>
-              <w:t xml:space="preserve">15</w:t>
+              <w:t xml:space="preserve">54</w:t>
             </w:r>
           </w:p>
         </w:tc>
@@ -4698,7 +6056,7 @@
                 <w:sz w:val="16"/>
                 <w:szCs w:val="16"/>
               </w:rPr>
-              <w:t xml:space="preserve">5</w:t>
+              <w:t xml:space="preserve">4</w:t>
             </w:r>
           </w:p>
         </w:tc>
@@ -4726,7 +6084,7 @@
                 <w:sz w:val="16"/>
                 <w:szCs w:val="16"/>
               </w:rPr>
-              <w:t xml:space="preserve">Add product ad (enabled)</w:t>
+              <w:t xml:space="preserve">Pause target (self-competition, exact)</w:t>
             </w:r>
           </w:p>
         </w:tc>
@@ -4754,7 +6112,7 @@
                 <w:sz w:val="16"/>
                 <w:szCs w:val="16"/>
               </w:rPr>
-              <w:t xml:space="preserve">9</w:t>
+              <w:t xml:space="preserve">15</w:t>
             </w:r>
           </w:p>
         </w:tc>
@@ -4815,7 +6173,7 @@
                 <w:sz w:val="16"/>
                 <w:szCs w:val="16"/>
               </w:rPr>
-              <w:t xml:space="preserve">Pause product ad</w:t>
+              <w:t xml:space="preserve">Add product ad (enabled)</w:t>
             </w:r>
           </w:p>
         </w:tc>
@@ -4843,7 +6201,7 @@
                 <w:sz w:val="16"/>
                 <w:szCs w:val="16"/>
               </w:rPr>
-              <w:t xml:space="preserve">10</w:t>
+              <w:t xml:space="preserve">9</w:t>
             </w:r>
           </w:p>
         </w:tc>
@@ -4876,7 +6234,7 @@
                 <w:sz w:val="16"/>
                 <w:szCs w:val="16"/>
               </w:rPr>
-              <w:t xml:space="preserve">6</w:t>
+              <w:t xml:space="preserve">5</w:t>
             </w:r>
           </w:p>
         </w:tc>
@@ -4904,7 +6262,7 @@
                 <w:sz w:val="16"/>
                 <w:szCs w:val="16"/>
               </w:rPr>
-              <w:t xml:space="preserve">Add back-up product ad (PAUSED)</w:t>
+              <w:t xml:space="preserve">Pause product ad</w:t>
             </w:r>
           </w:p>
         </w:tc>
@@ -4932,7 +6290,7 @@
                 <w:sz w:val="16"/>
                 <w:szCs w:val="16"/>
               </w:rPr>
-              <w:t xml:space="preserve">2</w:t>
+              <w:t xml:space="preserve">10</w:t>
             </w:r>
           </w:p>
         </w:tc>
@@ -5021,7 +6379,7 @@
                 <w:sz w:val="16"/>
                 <w:szCs w:val="16"/>
               </w:rPr>
-              <w:t xml:space="preserve">81</w:t>
+              <w:t xml:space="preserve">32</w:t>
             </w:r>
           </w:p>
         </w:tc>
@@ -5037,7 +6395,7 @@
         <w:spacing w:after="120"/>
       </w:pPr>
       <w:r>
-        <w:t xml:space="preserve">248 changes in all. 150 rows load from the Bulk upload tab, 7 from the New campaign (bulk) tab; 52 need an ID from the console (product-ad pauses, multi-ad-group campaigns) and are listed with the reason. Nothing lowers a base bid on a held ranking term; the only bid cut anywhere is the one −15% step.</w:t>
+        <w:t xml:space="preserve">377 changes in all. 264 rows load from the Bulk upload tab, 7 from the New campaign (bulk) tab; 67 need an ID from the console (product-ad pauses, multi-ad-group campaigns) and are listed with the reason. Every exact price that comes down lands on a named point — its ceiling, or a dated step — and none goes up (breach). Deal-window rows (63 campaigns, 16 and 29 Oct) are on their own tab.</w:t>
       </w:r>
     </w:p>
     <w:p>
@@ -5369,7 +6727,7 @@
                 <w:sz w:val="16"/>
                 <w:szCs w:val="16"/>
               </w:rPr>
-              <w:t xml:space="preserve">$1.28 base, +30% top of search → $1.67 (break-even click)</w:t>
+              <w:t xml:space="preserve">$0.88 base (what a product-page click affords), +92% top of search → $1.69 (its ceiling). Top of search $1.69 against $0.88 on product pages, 1.92 to one</w:t>
             </w:r>
           </w:p>
         </w:tc>
@@ -5491,7 +6849,7 @@
                 <w:sz w:val="16"/>
                 <w:szCs w:val="16"/>
               </w:rPr>
-              <w:t xml:space="preserve">4.1 clicks, 0.81 orders a day; $56 a month on the ads (some orders may replace organic)</w:t>
+              <w:t xml:space="preserve">3.3 clicks, 0.6 orders a day; $3 a month on the ads (some orders may replace organic)</w:t>
             </w:r>
           </w:p>
         </w:tc>
@@ -5508,6 +6866,2690 @@
       </w:pPr>
       <w:r>
         <w:t xml:space="preserve">Stop rules: section 9.</w:t>
+      </w:r>
+    </w:p>
+    <w:p>
+      <w:pPr>
+        <w:pStyle w:val="Heading1"/>
+        <w:spacing w:after="120" w:before="280"/>
+      </w:pPr>
+      <w:r>
+        <w:t xml:space="preserve">5b. Exact bids and placements — the four tables</w:t>
+      </w:r>
+    </w:p>
+    <w:p>
+      <w:pPr>
+        <w:spacing w:after="120"/>
+      </w:pPr>
+      <w:r>
+        <w:t xml:space="preserve">Every exact campaign is priced the same way: one base and one top-of-search modifier make three prices; the base is the product-page price. What a click affords at a placement = the serving child's contribution per unit × that placement's conversion (the child's rate below 15 clicks, blended 15–50, the campaign's own from 50). The base comes down to what product pages afford (capped at 25% a write on a row with sales), top of search comes down to its ceiling where it is above it, and the modifier is solved: top-of-search price ÷ base − 1.</w:t>
+      </w:r>
+    </w:p>
+    <w:tbl>
+      <w:tblPr>
+        <w:tblW w:type="dxa" w:w="9360"/>
+        <w:tblBorders>
+          <w:top w:val="single" w:color="auto" w:sz="4"/>
+          <w:left w:val="single" w:color="auto" w:sz="4"/>
+          <w:bottom w:val="single" w:color="auto" w:sz="4"/>
+          <w:right w:val="single" w:color="auto" w:sz="4"/>
+          <w:insideH w:val="single" w:color="auto" w:sz="4"/>
+          <w:insideV w:val="single" w:color="auto" w:sz="4"/>
+        </w:tblBorders>
+      </w:tblPr>
+      <w:tblGrid>
+        <w:gridCol w:w="2600"/>
+        <w:gridCol w:w="1700"/>
+        <w:gridCol w:w="1800"/>
+        <w:gridCol w:w="1800"/>
+        <w:gridCol w:w="1460"/>
+      </w:tblGrid>
+      <w:tr>
+        <w:trPr>
+          <w:tblHeader/>
+        </w:trPr>
+        <w:tc>
+          <w:tcPr>
+            <w:tcW w:type="dxa" w:w="2600"/>
+            <w:tcBorders>
+              <w:top w:val="single" w:color="BFBFBF" w:sz="4"/>
+              <w:left w:val="single" w:color="BFBFBF" w:sz="4"/>
+              <w:bottom w:val="single" w:color="BFBFBF" w:sz="4"/>
+              <w:right w:val="single" w:color="BFBFBF" w:sz="4"/>
+            </w:tcBorders>
+            <w:shd w:fill="1F3864" w:color="auto" w:val="clear"/>
+            <w:tcMar>
+              <w:top w:type="dxa" w:w="40"/>
+              <w:left w:type="dxa" w:w="80"/>
+              <w:bottom w:type="dxa" w:w="40"/>
+              <w:right w:type="dxa" w:w="80"/>
+            </w:tcMar>
+          </w:tcPr>
+          <w:p>
+            <w:r>
+              <w:rPr>
+                <w:b/>
+                <w:bCs/>
+                <w:color w:val="FFFFFF"/>
+                <w:sz w:val="16"/>
+                <w:szCs w:val="16"/>
+              </w:rPr>
+              <w:t xml:space="preserve">Table 1 — child</w:t>
+            </w:r>
+          </w:p>
+        </w:tc>
+        <w:tc>
+          <w:tcPr>
+            <w:tcW w:type="dxa" w:w="1700"/>
+            <w:tcBorders>
+              <w:top w:val="single" w:color="BFBFBF" w:sz="4"/>
+              <w:left w:val="single" w:color="BFBFBF" w:sz="4"/>
+              <w:bottom w:val="single" w:color="BFBFBF" w:sz="4"/>
+              <w:right w:val="single" w:color="BFBFBF" w:sz="4"/>
+            </w:tcBorders>
+            <w:shd w:fill="1F3864" w:color="auto" w:val="clear"/>
+            <w:tcMar>
+              <w:top w:type="dxa" w:w="40"/>
+              <w:left w:type="dxa" w:w="80"/>
+              <w:bottom w:type="dxa" w:w="40"/>
+              <w:right w:type="dxa" w:w="80"/>
+            </w:tcMar>
+          </w:tcPr>
+          <w:p>
+            <w:r>
+              <w:rPr>
+                <w:b/>
+                <w:bCs/>
+                <w:color w:val="FFFFFF"/>
+                <w:sz w:val="16"/>
+                <w:szCs w:val="16"/>
+              </w:rPr>
+              <w:t xml:space="preserve">Contribution/unit</w:t>
+            </w:r>
+          </w:p>
+        </w:tc>
+        <w:tc>
+          <w:tcPr>
+            <w:tcW w:type="dxa" w:w="1800"/>
+            <w:tcBorders>
+              <w:top w:val="single" w:color="BFBFBF" w:sz="4"/>
+              <w:left w:val="single" w:color="BFBFBF" w:sz="4"/>
+              <w:bottom w:val="single" w:color="BFBFBF" w:sz="4"/>
+              <w:right w:val="single" w:color="BFBFBF" w:sz="4"/>
+            </w:tcBorders>
+            <w:shd w:fill="1F3864" w:color="auto" w:val="clear"/>
+            <w:tcMar>
+              <w:top w:type="dxa" w:w="40"/>
+              <w:left w:type="dxa" w:w="80"/>
+              <w:bottom w:type="dxa" w:w="40"/>
+              <w:right w:type="dxa" w:w="80"/>
+            </w:tcMar>
+          </w:tcPr>
+          <w:p>
+            <w:r>
+              <w:rPr>
+                <w:b/>
+                <w:bCs/>
+                <w:color w:val="FFFFFF"/>
+                <w:sz w:val="16"/>
+                <w:szCs w:val="16"/>
+              </w:rPr>
+              <w:t xml:space="preserve">Top of search affords</w:t>
+            </w:r>
+          </w:p>
+        </w:tc>
+        <w:tc>
+          <w:tcPr>
+            <w:tcW w:type="dxa" w:w="1800"/>
+            <w:tcBorders>
+              <w:top w:val="single" w:color="BFBFBF" w:sz="4"/>
+              <w:left w:val="single" w:color="BFBFBF" w:sz="4"/>
+              <w:bottom w:val="single" w:color="BFBFBF" w:sz="4"/>
+              <w:right w:val="single" w:color="BFBFBF" w:sz="4"/>
+            </w:tcBorders>
+            <w:shd w:fill="1F3864" w:color="auto" w:val="clear"/>
+            <w:tcMar>
+              <w:top w:type="dxa" w:w="40"/>
+              <w:left w:type="dxa" w:w="80"/>
+              <w:bottom w:type="dxa" w:w="40"/>
+              <w:right w:type="dxa" w:w="80"/>
+            </w:tcMar>
+          </w:tcPr>
+          <w:p>
+            <w:r>
+              <w:rPr>
+                <w:b/>
+                <w:bCs/>
+                <w:color w:val="FFFFFF"/>
+                <w:sz w:val="16"/>
+                <w:szCs w:val="16"/>
+              </w:rPr>
+              <w:t xml:space="preserve">Product pages afford</w:t>
+            </w:r>
+          </w:p>
+        </w:tc>
+        <w:tc>
+          <w:tcPr>
+            <w:tcW w:type="dxa" w:w="1460"/>
+            <w:tcBorders>
+              <w:top w:val="single" w:color="BFBFBF" w:sz="4"/>
+              <w:left w:val="single" w:color="BFBFBF" w:sz="4"/>
+              <w:bottom w:val="single" w:color="BFBFBF" w:sz="4"/>
+              <w:right w:val="single" w:color="BFBFBF" w:sz="4"/>
+            </w:tcBorders>
+            <w:shd w:fill="1F3864" w:color="auto" w:val="clear"/>
+            <w:tcMar>
+              <w:top w:type="dxa" w:w="40"/>
+              <w:left w:type="dxa" w:w="80"/>
+              <w:bottom w:type="dxa" w:w="40"/>
+              <w:right w:type="dxa" w:w="80"/>
+            </w:tcMar>
+          </w:tcPr>
+          <w:p>
+            <w:r>
+              <w:rPr>
+                <w:b/>
+                <w:bCs/>
+                <w:color w:val="FFFFFF"/>
+                <w:sz w:val="16"/>
+                <w:szCs w:val="16"/>
+              </w:rPr>
+              <w:t xml:space="preserve">Exact campaigns served</w:t>
+            </w:r>
+          </w:p>
+        </w:tc>
+      </w:tr>
+      <w:tr>
+        <w:trPr>
+          <w:tblHeader w:val="off"/>
+        </w:trPr>
+        <w:tc>
+          <w:tcPr>
+            <w:tcW w:type="dxa" w:w="2600"/>
+            <w:tcBorders>
+              <w:top w:val="single" w:color="BFBFBF" w:sz="4"/>
+              <w:left w:val="single" w:color="BFBFBF" w:sz="4"/>
+              <w:bottom w:val="single" w:color="BFBFBF" w:sz="4"/>
+              <w:right w:val="single" w:color="BFBFBF" w:sz="4"/>
+            </w:tcBorders>
+            <w:tcMar>
+              <w:top w:type="dxa" w:w="40"/>
+              <w:left w:type="dxa" w:w="80"/>
+              <w:bottom w:type="dxa" w:w="40"/>
+              <w:right w:type="dxa" w:w="80"/>
+            </w:tcMar>
+          </w:tcPr>
+          <w:p>
+            <w:r>
+              <w:rPr>
+                <w:b w:val="false"/>
+                <w:bCs w:val="false"/>
+                <w:sz w:val="16"/>
+                <w:szCs w:val="16"/>
+              </w:rPr>
+              <w:t xml:space="preserve">Queen Black</w:t>
+            </w:r>
+          </w:p>
+        </w:tc>
+        <w:tc>
+          <w:tcPr>
+            <w:tcW w:type="dxa" w:w="1700"/>
+            <w:tcBorders>
+              <w:top w:val="single" w:color="BFBFBF" w:sz="4"/>
+              <w:left w:val="single" w:color="BFBFBF" w:sz="4"/>
+              <w:bottom w:val="single" w:color="BFBFBF" w:sz="4"/>
+              <w:right w:val="single" w:color="BFBFBF" w:sz="4"/>
+            </w:tcBorders>
+            <w:tcMar>
+              <w:top w:type="dxa" w:w="40"/>
+              <w:left w:type="dxa" w:w="80"/>
+              <w:bottom w:type="dxa" w:w="40"/>
+              <w:right w:type="dxa" w:w="80"/>
+            </w:tcMar>
+          </w:tcPr>
+          <w:p>
+            <w:r>
+              <w:rPr>
+                <w:b w:val="false"/>
+                <w:bCs w:val="false"/>
+                <w:sz w:val="16"/>
+                <w:szCs w:val="16"/>
+              </w:rPr>
+              <w:t xml:space="preserve">$8.49 (30 days)</w:t>
+            </w:r>
+          </w:p>
+        </w:tc>
+        <w:tc>
+          <w:tcPr>
+            <w:tcW w:type="dxa" w:w="1800"/>
+            <w:tcBorders>
+              <w:top w:val="single" w:color="BFBFBF" w:sz="4"/>
+              <w:left w:val="single" w:color="BFBFBF" w:sz="4"/>
+              <w:bottom w:val="single" w:color="BFBFBF" w:sz="4"/>
+              <w:right w:val="single" w:color="BFBFBF" w:sz="4"/>
+            </w:tcBorders>
+            <w:tcMar>
+              <w:top w:type="dxa" w:w="40"/>
+              <w:left w:type="dxa" w:w="80"/>
+              <w:bottom w:type="dxa" w:w="40"/>
+              <w:right w:type="dxa" w:w="80"/>
+            </w:tcMar>
+          </w:tcPr>
+          <w:p>
+            <w:r>
+              <w:rPr>
+                <w:b w:val="false"/>
+                <w:bCs w:val="false"/>
+                <w:sz w:val="16"/>
+                <w:szCs w:val="16"/>
+              </w:rPr>
+              <w:t xml:space="preserve">$1.69 (19.96%)</w:t>
+            </w:r>
+          </w:p>
+        </w:tc>
+        <w:tc>
+          <w:tcPr>
+            <w:tcW w:type="dxa" w:w="1800"/>
+            <w:tcBorders>
+              <w:top w:val="single" w:color="BFBFBF" w:sz="4"/>
+              <w:left w:val="single" w:color="BFBFBF" w:sz="4"/>
+              <w:bottom w:val="single" w:color="BFBFBF" w:sz="4"/>
+              <w:right w:val="single" w:color="BFBFBF" w:sz="4"/>
+            </w:tcBorders>
+            <w:tcMar>
+              <w:top w:type="dxa" w:w="40"/>
+              <w:left w:type="dxa" w:w="80"/>
+              <w:bottom w:type="dxa" w:w="40"/>
+              <w:right w:type="dxa" w:w="80"/>
+            </w:tcMar>
+          </w:tcPr>
+          <w:p>
+            <w:r>
+              <w:rPr>
+                <w:b w:val="false"/>
+                <w:bCs w:val="false"/>
+                <w:sz w:val="16"/>
+                <w:szCs w:val="16"/>
+              </w:rPr>
+              <w:t xml:space="preserve">$0.88 (10.39%)</w:t>
+            </w:r>
+          </w:p>
+        </w:tc>
+        <w:tc>
+          <w:tcPr>
+            <w:tcW w:type="dxa" w:w="1460"/>
+            <w:tcBorders>
+              <w:top w:val="single" w:color="BFBFBF" w:sz="4"/>
+              <w:left w:val="single" w:color="BFBFBF" w:sz="4"/>
+              <w:bottom w:val="single" w:color="BFBFBF" w:sz="4"/>
+              <w:right w:val="single" w:color="BFBFBF" w:sz="4"/>
+            </w:tcBorders>
+            <w:tcMar>
+              <w:top w:type="dxa" w:w="40"/>
+              <w:left w:type="dxa" w:w="80"/>
+              <w:bottom w:type="dxa" w:w="40"/>
+              <w:right w:type="dxa" w:w="80"/>
+            </w:tcMar>
+          </w:tcPr>
+          <w:p>
+            <w:r>
+              <w:rPr>
+                <w:b w:val="false"/>
+                <w:bCs w:val="false"/>
+                <w:sz w:val="16"/>
+                <w:szCs w:val="16"/>
+              </w:rPr>
+              <w:t xml:space="preserve">46</w:t>
+            </w:r>
+          </w:p>
+        </w:tc>
+      </w:tr>
+      <w:tr>
+        <w:trPr>
+          <w:tblHeader w:val="off"/>
+        </w:trPr>
+        <w:tc>
+          <w:tcPr>
+            <w:tcW w:type="dxa" w:w="2600"/>
+            <w:tcBorders>
+              <w:top w:val="single" w:color="BFBFBF" w:sz="4"/>
+              <w:left w:val="single" w:color="BFBFBF" w:sz="4"/>
+              <w:bottom w:val="single" w:color="BFBFBF" w:sz="4"/>
+              <w:right w:val="single" w:color="BFBFBF" w:sz="4"/>
+            </w:tcBorders>
+            <w:tcMar>
+              <w:top w:type="dxa" w:w="40"/>
+              <w:left w:type="dxa" w:w="80"/>
+              <w:bottom w:type="dxa" w:w="40"/>
+              <w:right w:type="dxa" w:w="80"/>
+            </w:tcMar>
+          </w:tcPr>
+          <w:p>
+            <w:r>
+              <w:rPr>
+                <w:b w:val="false"/>
+                <w:bCs w:val="false"/>
+                <w:sz w:val="16"/>
+                <w:szCs w:val="16"/>
+              </w:rPr>
+              <w:t xml:space="preserve">King White</w:t>
+            </w:r>
+          </w:p>
+        </w:tc>
+        <w:tc>
+          <w:tcPr>
+            <w:tcW w:type="dxa" w:w="1700"/>
+            <w:tcBorders>
+              <w:top w:val="single" w:color="BFBFBF" w:sz="4"/>
+              <w:left w:val="single" w:color="BFBFBF" w:sz="4"/>
+              <w:bottom w:val="single" w:color="BFBFBF" w:sz="4"/>
+              <w:right w:val="single" w:color="BFBFBF" w:sz="4"/>
+            </w:tcBorders>
+            <w:tcMar>
+              <w:top w:type="dxa" w:w="40"/>
+              <w:left w:type="dxa" w:w="80"/>
+              <w:bottom w:type="dxa" w:w="40"/>
+              <w:right w:type="dxa" w:w="80"/>
+            </w:tcMar>
+          </w:tcPr>
+          <w:p>
+            <w:r>
+              <w:rPr>
+                <w:b w:val="false"/>
+                <w:bCs w:val="false"/>
+                <w:sz w:val="16"/>
+                <w:szCs w:val="16"/>
+              </w:rPr>
+              <w:t xml:space="preserve">$5.5 (30 days)</w:t>
+            </w:r>
+          </w:p>
+        </w:tc>
+        <w:tc>
+          <w:tcPr>
+            <w:tcW w:type="dxa" w:w="1800"/>
+            <w:tcBorders>
+              <w:top w:val="single" w:color="BFBFBF" w:sz="4"/>
+              <w:left w:val="single" w:color="BFBFBF" w:sz="4"/>
+              <w:bottom w:val="single" w:color="BFBFBF" w:sz="4"/>
+              <w:right w:val="single" w:color="BFBFBF" w:sz="4"/>
+            </w:tcBorders>
+            <w:tcMar>
+              <w:top w:type="dxa" w:w="40"/>
+              <w:left w:type="dxa" w:w="80"/>
+              <w:bottom w:type="dxa" w:w="40"/>
+              <w:right w:type="dxa" w:w="80"/>
+            </w:tcMar>
+          </w:tcPr>
+          <w:p>
+            <w:r>
+              <w:rPr>
+                <w:b w:val="false"/>
+                <w:bCs w:val="false"/>
+                <w:sz w:val="16"/>
+                <w:szCs w:val="16"/>
+              </w:rPr>
+              <w:t xml:space="preserve">$1.23 (22.38%)</w:t>
+            </w:r>
+          </w:p>
+        </w:tc>
+        <w:tc>
+          <w:tcPr>
+            <w:tcW w:type="dxa" w:w="1800"/>
+            <w:tcBorders>
+              <w:top w:val="single" w:color="BFBFBF" w:sz="4"/>
+              <w:left w:val="single" w:color="BFBFBF" w:sz="4"/>
+              <w:bottom w:val="single" w:color="BFBFBF" w:sz="4"/>
+              <w:right w:val="single" w:color="BFBFBF" w:sz="4"/>
+            </w:tcBorders>
+            <w:tcMar>
+              <w:top w:type="dxa" w:w="40"/>
+              <w:left w:type="dxa" w:w="80"/>
+              <w:bottom w:type="dxa" w:w="40"/>
+              <w:right w:type="dxa" w:w="80"/>
+            </w:tcMar>
+          </w:tcPr>
+          <w:p>
+            <w:r>
+              <w:rPr>
+                <w:b w:val="false"/>
+                <w:bCs w:val="false"/>
+                <w:sz w:val="16"/>
+                <w:szCs w:val="16"/>
+              </w:rPr>
+              <w:t xml:space="preserve">$0.71 (12.97%)</w:t>
+            </w:r>
+          </w:p>
+        </w:tc>
+        <w:tc>
+          <w:tcPr>
+            <w:tcW w:type="dxa" w:w="1460"/>
+            <w:tcBorders>
+              <w:top w:val="single" w:color="BFBFBF" w:sz="4"/>
+              <w:left w:val="single" w:color="BFBFBF" w:sz="4"/>
+              <w:bottom w:val="single" w:color="BFBFBF" w:sz="4"/>
+              <w:right w:val="single" w:color="BFBFBF" w:sz="4"/>
+            </w:tcBorders>
+            <w:tcMar>
+              <w:top w:type="dxa" w:w="40"/>
+              <w:left w:type="dxa" w:w="80"/>
+              <w:bottom w:type="dxa" w:w="40"/>
+              <w:right w:type="dxa" w:w="80"/>
+            </w:tcMar>
+          </w:tcPr>
+          <w:p>
+            <w:r>
+              <w:rPr>
+                <w:b w:val="false"/>
+                <w:bCs w:val="false"/>
+                <w:sz w:val="16"/>
+                <w:szCs w:val="16"/>
+              </w:rPr>
+              <w:t xml:space="preserve">37</w:t>
+            </w:r>
+          </w:p>
+        </w:tc>
+      </w:tr>
+      <w:tr>
+        <w:trPr>
+          <w:tblHeader w:val="off"/>
+        </w:trPr>
+        <w:tc>
+          <w:tcPr>
+            <w:tcW w:type="dxa" w:w="2600"/>
+            <w:tcBorders>
+              <w:top w:val="single" w:color="BFBFBF" w:sz="4"/>
+              <w:left w:val="single" w:color="BFBFBF" w:sz="4"/>
+              <w:bottom w:val="single" w:color="BFBFBF" w:sz="4"/>
+              <w:right w:val="single" w:color="BFBFBF" w:sz="4"/>
+            </w:tcBorders>
+            <w:tcMar>
+              <w:top w:type="dxa" w:w="40"/>
+              <w:left w:type="dxa" w:w="80"/>
+              <w:bottom w:type="dxa" w:w="40"/>
+              <w:right w:type="dxa" w:w="80"/>
+            </w:tcMar>
+          </w:tcPr>
+          <w:p>
+            <w:r>
+              <w:rPr>
+                <w:b w:val="false"/>
+                <w:bCs w:val="false"/>
+                <w:sz w:val="16"/>
+                <w:szCs w:val="16"/>
+              </w:rPr>
+              <w:t xml:space="preserve">Full Stone Grey</w:t>
+            </w:r>
+          </w:p>
+        </w:tc>
+        <w:tc>
+          <w:tcPr>
+            <w:tcW w:type="dxa" w:w="1700"/>
+            <w:tcBorders>
+              <w:top w:val="single" w:color="BFBFBF" w:sz="4"/>
+              <w:left w:val="single" w:color="BFBFBF" w:sz="4"/>
+              <w:bottom w:val="single" w:color="BFBFBF" w:sz="4"/>
+              <w:right w:val="single" w:color="BFBFBF" w:sz="4"/>
+            </w:tcBorders>
+            <w:tcMar>
+              <w:top w:type="dxa" w:w="40"/>
+              <w:left w:type="dxa" w:w="80"/>
+              <w:bottom w:type="dxa" w:w="40"/>
+              <w:right w:type="dxa" w:w="80"/>
+            </w:tcMar>
+          </w:tcPr>
+          <w:p>
+            <w:r>
+              <w:rPr>
+                <w:b w:val="false"/>
+                <w:bCs w:val="false"/>
+                <w:sz w:val="16"/>
+                <w:szCs w:val="16"/>
+              </w:rPr>
+              <w:t xml:space="preserve">$3.22 (90 days)</w:t>
+            </w:r>
+          </w:p>
+        </w:tc>
+        <w:tc>
+          <w:tcPr>
+            <w:tcW w:type="dxa" w:w="1800"/>
+            <w:tcBorders>
+              <w:top w:val="single" w:color="BFBFBF" w:sz="4"/>
+              <w:left w:val="single" w:color="BFBFBF" w:sz="4"/>
+              <w:bottom w:val="single" w:color="BFBFBF" w:sz="4"/>
+              <w:right w:val="single" w:color="BFBFBF" w:sz="4"/>
+            </w:tcBorders>
+            <w:tcMar>
+              <w:top w:type="dxa" w:w="40"/>
+              <w:left w:type="dxa" w:w="80"/>
+              <w:bottom w:type="dxa" w:w="40"/>
+              <w:right w:type="dxa" w:w="80"/>
+            </w:tcMar>
+          </w:tcPr>
+          <w:p>
+            <w:r>
+              <w:rPr>
+                <w:b w:val="false"/>
+                <w:bCs w:val="false"/>
+                <w:sz w:val="16"/>
+                <w:szCs w:val="16"/>
+              </w:rPr>
+              <w:t xml:space="preserve">$0.59 (18.45%)</w:t>
+            </w:r>
+          </w:p>
+        </w:tc>
+        <w:tc>
+          <w:tcPr>
+            <w:tcW w:type="dxa" w:w="1800"/>
+            <w:tcBorders>
+              <w:top w:val="single" w:color="BFBFBF" w:sz="4"/>
+              <w:left w:val="single" w:color="BFBFBF" w:sz="4"/>
+              <w:bottom w:val="single" w:color="BFBFBF" w:sz="4"/>
+              <w:right w:val="single" w:color="BFBFBF" w:sz="4"/>
+            </w:tcBorders>
+            <w:tcMar>
+              <w:top w:type="dxa" w:w="40"/>
+              <w:left w:type="dxa" w:w="80"/>
+              <w:bottom w:type="dxa" w:w="40"/>
+              <w:right w:type="dxa" w:w="80"/>
+            </w:tcMar>
+          </w:tcPr>
+          <w:p>
+            <w:r>
+              <w:rPr>
+                <w:b w:val="false"/>
+                <w:bCs w:val="false"/>
+                <w:sz w:val="16"/>
+                <w:szCs w:val="16"/>
+              </w:rPr>
+              <w:t xml:space="preserve">$0.36 (11.16%)</w:t>
+            </w:r>
+          </w:p>
+        </w:tc>
+        <w:tc>
+          <w:tcPr>
+            <w:tcW w:type="dxa" w:w="1460"/>
+            <w:tcBorders>
+              <w:top w:val="single" w:color="BFBFBF" w:sz="4"/>
+              <w:left w:val="single" w:color="BFBFBF" w:sz="4"/>
+              <w:bottom w:val="single" w:color="BFBFBF" w:sz="4"/>
+              <w:right w:val="single" w:color="BFBFBF" w:sz="4"/>
+            </w:tcBorders>
+            <w:tcMar>
+              <w:top w:type="dxa" w:w="40"/>
+              <w:left w:type="dxa" w:w="80"/>
+              <w:bottom w:type="dxa" w:w="40"/>
+              <w:right w:type="dxa" w:w="80"/>
+            </w:tcMar>
+          </w:tcPr>
+          <w:p>
+            <w:r>
+              <w:rPr>
+                <w:b w:val="false"/>
+                <w:bCs w:val="false"/>
+                <w:sz w:val="16"/>
+                <w:szCs w:val="16"/>
+              </w:rPr>
+              <w:t xml:space="preserve">15</w:t>
+            </w:r>
+          </w:p>
+        </w:tc>
+      </w:tr>
+      <w:tr>
+        <w:trPr>
+          <w:tblHeader w:val="off"/>
+        </w:trPr>
+        <w:tc>
+          <w:tcPr>
+            <w:tcW w:type="dxa" w:w="2600"/>
+            <w:tcBorders>
+              <w:top w:val="single" w:color="BFBFBF" w:sz="4"/>
+              <w:left w:val="single" w:color="BFBFBF" w:sz="4"/>
+              <w:bottom w:val="single" w:color="BFBFBF" w:sz="4"/>
+              <w:right w:val="single" w:color="BFBFBF" w:sz="4"/>
+            </w:tcBorders>
+            <w:tcMar>
+              <w:top w:type="dxa" w:w="40"/>
+              <w:left w:type="dxa" w:w="80"/>
+              <w:bottom w:type="dxa" w:w="40"/>
+              <w:right w:type="dxa" w:w="80"/>
+            </w:tcMar>
+          </w:tcPr>
+          <w:p>
+            <w:r>
+              <w:rPr>
+                <w:b w:val="false"/>
+                <w:bCs w:val="false"/>
+                <w:sz w:val="16"/>
+                <w:szCs w:val="16"/>
+              </w:rPr>
+              <w:t xml:space="preserve">Twin White</w:t>
+            </w:r>
+          </w:p>
+        </w:tc>
+        <w:tc>
+          <w:tcPr>
+            <w:tcW w:type="dxa" w:w="1700"/>
+            <w:tcBorders>
+              <w:top w:val="single" w:color="BFBFBF" w:sz="4"/>
+              <w:left w:val="single" w:color="BFBFBF" w:sz="4"/>
+              <w:bottom w:val="single" w:color="BFBFBF" w:sz="4"/>
+              <w:right w:val="single" w:color="BFBFBF" w:sz="4"/>
+            </w:tcBorders>
+            <w:tcMar>
+              <w:top w:type="dxa" w:w="40"/>
+              <w:left w:type="dxa" w:w="80"/>
+              <w:bottom w:type="dxa" w:w="40"/>
+              <w:right w:type="dxa" w:w="80"/>
+            </w:tcMar>
+          </w:tcPr>
+          <w:p>
+            <w:r>
+              <w:rPr>
+                <w:b w:val="false"/>
+                <w:bCs w:val="false"/>
+                <w:sz w:val="16"/>
+                <w:szCs w:val="16"/>
+              </w:rPr>
+              <w:t xml:space="preserve">$4.53 (90 days)</w:t>
+            </w:r>
+          </w:p>
+        </w:tc>
+        <w:tc>
+          <w:tcPr>
+            <w:tcW w:type="dxa" w:w="1800"/>
+            <w:tcBorders>
+              <w:top w:val="single" w:color="BFBFBF" w:sz="4"/>
+              <w:left w:val="single" w:color="BFBFBF" w:sz="4"/>
+              <w:bottom w:val="single" w:color="BFBFBF" w:sz="4"/>
+              <w:right w:val="single" w:color="BFBFBF" w:sz="4"/>
+            </w:tcBorders>
+            <w:tcMar>
+              <w:top w:type="dxa" w:w="40"/>
+              <w:left w:type="dxa" w:w="80"/>
+              <w:bottom w:type="dxa" w:w="40"/>
+              <w:right w:type="dxa" w:w="80"/>
+            </w:tcMar>
+          </w:tcPr>
+          <w:p>
+            <w:r>
+              <w:rPr>
+                <w:b w:val="false"/>
+                <w:bCs w:val="false"/>
+                <w:sz w:val="16"/>
+                <w:szCs w:val="16"/>
+              </w:rPr>
+              <w:t xml:space="preserve">$0.81 (17.88%)</w:t>
+            </w:r>
+          </w:p>
+        </w:tc>
+        <w:tc>
+          <w:tcPr>
+            <w:tcW w:type="dxa" w:w="1800"/>
+            <w:tcBorders>
+              <w:top w:val="single" w:color="BFBFBF" w:sz="4"/>
+              <w:left w:val="single" w:color="BFBFBF" w:sz="4"/>
+              <w:bottom w:val="single" w:color="BFBFBF" w:sz="4"/>
+              <w:right w:val="single" w:color="BFBFBF" w:sz="4"/>
+            </w:tcBorders>
+            <w:tcMar>
+              <w:top w:type="dxa" w:w="40"/>
+              <w:left w:type="dxa" w:w="80"/>
+              <w:bottom w:type="dxa" w:w="40"/>
+              <w:right w:type="dxa" w:w="80"/>
+            </w:tcMar>
+          </w:tcPr>
+          <w:p>
+            <w:r>
+              <w:rPr>
+                <w:b w:val="false"/>
+                <w:bCs w:val="false"/>
+                <w:sz w:val="16"/>
+                <w:szCs w:val="16"/>
+              </w:rPr>
+              <w:t xml:space="preserve">$0.46 (10.26%)</w:t>
+            </w:r>
+          </w:p>
+        </w:tc>
+        <w:tc>
+          <w:tcPr>
+            <w:tcW w:type="dxa" w:w="1460"/>
+            <w:tcBorders>
+              <w:top w:val="single" w:color="BFBFBF" w:sz="4"/>
+              <w:left w:val="single" w:color="BFBFBF" w:sz="4"/>
+              <w:bottom w:val="single" w:color="BFBFBF" w:sz="4"/>
+              <w:right w:val="single" w:color="BFBFBF" w:sz="4"/>
+            </w:tcBorders>
+            <w:tcMar>
+              <w:top w:type="dxa" w:w="40"/>
+              <w:left w:type="dxa" w:w="80"/>
+              <w:bottom w:type="dxa" w:w="40"/>
+              <w:right w:type="dxa" w:w="80"/>
+            </w:tcMar>
+          </w:tcPr>
+          <w:p>
+            <w:r>
+              <w:rPr>
+                <w:b w:val="false"/>
+                <w:bCs w:val="false"/>
+                <w:sz w:val="16"/>
+                <w:szCs w:val="16"/>
+              </w:rPr>
+              <w:t xml:space="preserve">4</w:t>
+            </w:r>
+          </w:p>
+        </w:tc>
+      </w:tr>
+      <w:tr>
+        <w:trPr>
+          <w:tblHeader w:val="off"/>
+        </w:trPr>
+        <w:tc>
+          <w:tcPr>
+            <w:tcW w:type="dxa" w:w="2600"/>
+            <w:tcBorders>
+              <w:top w:val="single" w:color="BFBFBF" w:sz="4"/>
+              <w:left w:val="single" w:color="BFBFBF" w:sz="4"/>
+              <w:bottom w:val="single" w:color="BFBFBF" w:sz="4"/>
+              <w:right w:val="single" w:color="BFBFBF" w:sz="4"/>
+            </w:tcBorders>
+            <w:tcMar>
+              <w:top w:type="dxa" w:w="40"/>
+              <w:left w:type="dxa" w:w="80"/>
+              <w:bottom w:type="dxa" w:w="40"/>
+              <w:right w:type="dxa" w:w="80"/>
+            </w:tcMar>
+          </w:tcPr>
+          <w:p>
+            <w:r>
+              <w:rPr>
+                <w:b w:val="false"/>
+                <w:bCs w:val="false"/>
+                <w:sz w:val="16"/>
+                <w:szCs w:val="16"/>
+              </w:rPr>
+              <w:t xml:space="preserve">Queen Pink</w:t>
+            </w:r>
+          </w:p>
+        </w:tc>
+        <w:tc>
+          <w:tcPr>
+            <w:tcW w:type="dxa" w:w="1700"/>
+            <w:tcBorders>
+              <w:top w:val="single" w:color="BFBFBF" w:sz="4"/>
+              <w:left w:val="single" w:color="BFBFBF" w:sz="4"/>
+              <w:bottom w:val="single" w:color="BFBFBF" w:sz="4"/>
+              <w:right w:val="single" w:color="BFBFBF" w:sz="4"/>
+            </w:tcBorders>
+            <w:tcMar>
+              <w:top w:type="dxa" w:w="40"/>
+              <w:left w:type="dxa" w:w="80"/>
+              <w:bottom w:type="dxa" w:w="40"/>
+              <w:right w:type="dxa" w:w="80"/>
+            </w:tcMar>
+          </w:tcPr>
+          <w:p>
+            <w:r>
+              <w:rPr>
+                <w:b w:val="false"/>
+                <w:bCs w:val="false"/>
+                <w:sz w:val="16"/>
+                <w:szCs w:val="16"/>
+              </w:rPr>
+              <w:t xml:space="preserve">$6.9 (30 days)</w:t>
+            </w:r>
+          </w:p>
+        </w:tc>
+        <w:tc>
+          <w:tcPr>
+            <w:tcW w:type="dxa" w:w="1800"/>
+            <w:tcBorders>
+              <w:top w:val="single" w:color="BFBFBF" w:sz="4"/>
+              <w:left w:val="single" w:color="BFBFBF" w:sz="4"/>
+              <w:bottom w:val="single" w:color="BFBFBF" w:sz="4"/>
+              <w:right w:val="single" w:color="BFBFBF" w:sz="4"/>
+            </w:tcBorders>
+            <w:tcMar>
+              <w:top w:type="dxa" w:w="40"/>
+              <w:left w:type="dxa" w:w="80"/>
+              <w:bottom w:type="dxa" w:w="40"/>
+              <w:right w:type="dxa" w:w="80"/>
+            </w:tcMar>
+          </w:tcPr>
+          <w:p>
+            <w:r>
+              <w:rPr>
+                <w:b w:val="false"/>
+                <w:bCs w:val="false"/>
+                <w:sz w:val="16"/>
+                <w:szCs w:val="16"/>
+              </w:rPr>
+              <w:t xml:space="preserve">$1.29 (18.69%)</w:t>
+            </w:r>
+          </w:p>
+        </w:tc>
+        <w:tc>
+          <w:tcPr>
+            <w:tcW w:type="dxa" w:w="1800"/>
+            <w:tcBorders>
+              <w:top w:val="single" w:color="BFBFBF" w:sz="4"/>
+              <w:left w:val="single" w:color="BFBFBF" w:sz="4"/>
+              <w:bottom w:val="single" w:color="BFBFBF" w:sz="4"/>
+              <w:right w:val="single" w:color="BFBFBF" w:sz="4"/>
+            </w:tcBorders>
+            <w:tcMar>
+              <w:top w:type="dxa" w:w="40"/>
+              <w:left w:type="dxa" w:w="80"/>
+              <w:bottom w:type="dxa" w:w="40"/>
+              <w:right w:type="dxa" w:w="80"/>
+            </w:tcMar>
+          </w:tcPr>
+          <w:p>
+            <w:r>
+              <w:rPr>
+                <w:b w:val="false"/>
+                <w:bCs w:val="false"/>
+                <w:sz w:val="16"/>
+                <w:szCs w:val="16"/>
+              </w:rPr>
+              <w:t xml:space="preserve">$0.7 (10.19%)</w:t>
+            </w:r>
+          </w:p>
+        </w:tc>
+        <w:tc>
+          <w:tcPr>
+            <w:tcW w:type="dxa" w:w="1460"/>
+            <w:tcBorders>
+              <w:top w:val="single" w:color="BFBFBF" w:sz="4"/>
+              <w:left w:val="single" w:color="BFBFBF" w:sz="4"/>
+              <w:bottom w:val="single" w:color="BFBFBF" w:sz="4"/>
+              <w:right w:val="single" w:color="BFBFBF" w:sz="4"/>
+            </w:tcBorders>
+            <w:tcMar>
+              <w:top w:type="dxa" w:w="40"/>
+              <w:left w:type="dxa" w:w="80"/>
+              <w:bottom w:type="dxa" w:w="40"/>
+              <w:right w:type="dxa" w:w="80"/>
+            </w:tcMar>
+          </w:tcPr>
+          <w:p>
+            <w:r>
+              <w:rPr>
+                <w:b w:val="false"/>
+                <w:bCs w:val="false"/>
+                <w:sz w:val="16"/>
+                <w:szCs w:val="16"/>
+              </w:rPr>
+              <w:t xml:space="preserve">3</w:t>
+            </w:r>
+          </w:p>
+        </w:tc>
+      </w:tr>
+      <w:tr>
+        <w:trPr>
+          <w:tblHeader w:val="off"/>
+        </w:trPr>
+        <w:tc>
+          <w:tcPr>
+            <w:tcW w:type="dxa" w:w="2600"/>
+            <w:tcBorders>
+              <w:top w:val="single" w:color="BFBFBF" w:sz="4"/>
+              <w:left w:val="single" w:color="BFBFBF" w:sz="4"/>
+              <w:bottom w:val="single" w:color="BFBFBF" w:sz="4"/>
+              <w:right w:val="single" w:color="BFBFBF" w:sz="4"/>
+            </w:tcBorders>
+            <w:tcMar>
+              <w:top w:type="dxa" w:w="40"/>
+              <w:left w:type="dxa" w:w="80"/>
+              <w:bottom w:type="dxa" w:w="40"/>
+              <w:right w:type="dxa" w:w="80"/>
+            </w:tcMar>
+          </w:tcPr>
+          <w:p>
+            <w:r>
+              <w:rPr>
+                <w:b w:val="false"/>
+                <w:bCs w:val="false"/>
+                <w:sz w:val="16"/>
+                <w:szCs w:val="16"/>
+              </w:rPr>
+              <w:t xml:space="preserve">Full Purple</w:t>
+            </w:r>
+          </w:p>
+        </w:tc>
+        <w:tc>
+          <w:tcPr>
+            <w:tcW w:type="dxa" w:w="1700"/>
+            <w:tcBorders>
+              <w:top w:val="single" w:color="BFBFBF" w:sz="4"/>
+              <w:left w:val="single" w:color="BFBFBF" w:sz="4"/>
+              <w:bottom w:val="single" w:color="BFBFBF" w:sz="4"/>
+              <w:right w:val="single" w:color="BFBFBF" w:sz="4"/>
+            </w:tcBorders>
+            <w:tcMar>
+              <w:top w:type="dxa" w:w="40"/>
+              <w:left w:type="dxa" w:w="80"/>
+              <w:bottom w:type="dxa" w:w="40"/>
+              <w:right w:type="dxa" w:w="80"/>
+            </w:tcMar>
+          </w:tcPr>
+          <w:p>
+            <w:r>
+              <w:rPr>
+                <w:b w:val="false"/>
+                <w:bCs w:val="false"/>
+                <w:sz w:val="16"/>
+                <w:szCs w:val="16"/>
+              </w:rPr>
+              <w:t xml:space="preserve">$4.62 (90 days)</w:t>
+            </w:r>
+          </w:p>
+        </w:tc>
+        <w:tc>
+          <w:tcPr>
+            <w:tcW w:type="dxa" w:w="1800"/>
+            <w:tcBorders>
+              <w:top w:val="single" w:color="BFBFBF" w:sz="4"/>
+              <w:left w:val="single" w:color="BFBFBF" w:sz="4"/>
+              <w:bottom w:val="single" w:color="BFBFBF" w:sz="4"/>
+              <w:right w:val="single" w:color="BFBFBF" w:sz="4"/>
+            </w:tcBorders>
+            <w:tcMar>
+              <w:top w:type="dxa" w:w="40"/>
+              <w:left w:type="dxa" w:w="80"/>
+              <w:bottom w:type="dxa" w:w="40"/>
+              <w:right w:type="dxa" w:w="80"/>
+            </w:tcMar>
+          </w:tcPr>
+          <w:p>
+            <w:r>
+              <w:rPr>
+                <w:b w:val="false"/>
+                <w:bCs w:val="false"/>
+                <w:sz w:val="16"/>
+                <w:szCs w:val="16"/>
+              </w:rPr>
+              <w:t xml:space="preserve">$0.85 (18.45%)</w:t>
+            </w:r>
+          </w:p>
+        </w:tc>
+        <w:tc>
+          <w:tcPr>
+            <w:tcW w:type="dxa" w:w="1800"/>
+            <w:tcBorders>
+              <w:top w:val="single" w:color="BFBFBF" w:sz="4"/>
+              <w:left w:val="single" w:color="BFBFBF" w:sz="4"/>
+              <w:bottom w:val="single" w:color="BFBFBF" w:sz="4"/>
+              <w:right w:val="single" w:color="BFBFBF" w:sz="4"/>
+            </w:tcBorders>
+            <w:tcMar>
+              <w:top w:type="dxa" w:w="40"/>
+              <w:left w:type="dxa" w:w="80"/>
+              <w:bottom w:type="dxa" w:w="40"/>
+              <w:right w:type="dxa" w:w="80"/>
+            </w:tcMar>
+          </w:tcPr>
+          <w:p>
+            <w:r>
+              <w:rPr>
+                <w:b w:val="false"/>
+                <w:bCs w:val="false"/>
+                <w:sz w:val="16"/>
+                <w:szCs w:val="16"/>
+              </w:rPr>
+              <w:t xml:space="preserve">$0.52 (11.16%)</w:t>
+            </w:r>
+          </w:p>
+        </w:tc>
+        <w:tc>
+          <w:tcPr>
+            <w:tcW w:type="dxa" w:w="1460"/>
+            <w:tcBorders>
+              <w:top w:val="single" w:color="BFBFBF" w:sz="4"/>
+              <w:left w:val="single" w:color="BFBFBF" w:sz="4"/>
+              <w:bottom w:val="single" w:color="BFBFBF" w:sz="4"/>
+              <w:right w:val="single" w:color="BFBFBF" w:sz="4"/>
+            </w:tcBorders>
+            <w:tcMar>
+              <w:top w:type="dxa" w:w="40"/>
+              <w:left w:type="dxa" w:w="80"/>
+              <w:bottom w:type="dxa" w:w="40"/>
+              <w:right w:type="dxa" w:w="80"/>
+            </w:tcMar>
+          </w:tcPr>
+          <w:p>
+            <w:r>
+              <w:rPr>
+                <w:b w:val="false"/>
+                <w:bCs w:val="false"/>
+                <w:sz w:val="16"/>
+                <w:szCs w:val="16"/>
+              </w:rPr>
+              <w:t xml:space="preserve">2</w:t>
+            </w:r>
+          </w:p>
+        </w:tc>
+      </w:tr>
+      <w:tr>
+        <w:trPr>
+          <w:tblHeader w:val="off"/>
+        </w:trPr>
+        <w:tc>
+          <w:tcPr>
+            <w:tcW w:type="dxa" w:w="2600"/>
+            <w:tcBorders>
+              <w:top w:val="single" w:color="BFBFBF" w:sz="4"/>
+              <w:left w:val="single" w:color="BFBFBF" w:sz="4"/>
+              <w:bottom w:val="single" w:color="BFBFBF" w:sz="4"/>
+              <w:right w:val="single" w:color="BFBFBF" w:sz="4"/>
+            </w:tcBorders>
+            <w:tcMar>
+              <w:top w:type="dxa" w:w="40"/>
+              <w:left w:type="dxa" w:w="80"/>
+              <w:bottom w:type="dxa" w:w="40"/>
+              <w:right w:type="dxa" w:w="80"/>
+            </w:tcMar>
+          </w:tcPr>
+          <w:p>
+            <w:r>
+              <w:rPr>
+                <w:b w:val="false"/>
+                <w:bCs w:val="false"/>
+                <w:sz w:val="16"/>
+                <w:szCs w:val="16"/>
+              </w:rPr>
+              <w:t xml:space="preserve">Twin Pink</w:t>
+            </w:r>
+          </w:p>
+        </w:tc>
+        <w:tc>
+          <w:tcPr>
+            <w:tcW w:type="dxa" w:w="1700"/>
+            <w:tcBorders>
+              <w:top w:val="single" w:color="BFBFBF" w:sz="4"/>
+              <w:left w:val="single" w:color="BFBFBF" w:sz="4"/>
+              <w:bottom w:val="single" w:color="BFBFBF" w:sz="4"/>
+              <w:right w:val="single" w:color="BFBFBF" w:sz="4"/>
+            </w:tcBorders>
+            <w:tcMar>
+              <w:top w:type="dxa" w:w="40"/>
+              <w:left w:type="dxa" w:w="80"/>
+              <w:bottom w:type="dxa" w:w="40"/>
+              <w:right w:type="dxa" w:w="80"/>
+            </w:tcMar>
+          </w:tcPr>
+          <w:p>
+            <w:r>
+              <w:rPr>
+                <w:b w:val="false"/>
+                <w:bCs w:val="false"/>
+                <w:sz w:val="16"/>
+                <w:szCs w:val="16"/>
+              </w:rPr>
+              <w:t xml:space="preserve">$-1.17 (90 days)</w:t>
+            </w:r>
+          </w:p>
+        </w:tc>
+        <w:tc>
+          <w:tcPr>
+            <w:tcW w:type="dxa" w:w="1800"/>
+            <w:tcBorders>
+              <w:top w:val="single" w:color="BFBFBF" w:sz="4"/>
+              <w:left w:val="single" w:color="BFBFBF" w:sz="4"/>
+              <w:bottom w:val="single" w:color="BFBFBF" w:sz="4"/>
+              <w:right w:val="single" w:color="BFBFBF" w:sz="4"/>
+            </w:tcBorders>
+            <w:tcMar>
+              <w:top w:type="dxa" w:w="40"/>
+              <w:left w:type="dxa" w:w="80"/>
+              <w:bottom w:type="dxa" w:w="40"/>
+              <w:right w:type="dxa" w:w="80"/>
+            </w:tcMar>
+          </w:tcPr>
+          <w:p>
+            <w:r>
+              <w:rPr>
+                <w:b w:val="false"/>
+                <w:bCs w:val="false"/>
+                <w:sz w:val="16"/>
+                <w:szCs w:val="16"/>
+              </w:rPr>
+              <w:t xml:space="preserve">$0.0 (17.88%)</w:t>
+            </w:r>
+          </w:p>
+        </w:tc>
+        <w:tc>
+          <w:tcPr>
+            <w:tcW w:type="dxa" w:w="1800"/>
+            <w:tcBorders>
+              <w:top w:val="single" w:color="BFBFBF" w:sz="4"/>
+              <w:left w:val="single" w:color="BFBFBF" w:sz="4"/>
+              <w:bottom w:val="single" w:color="BFBFBF" w:sz="4"/>
+              <w:right w:val="single" w:color="BFBFBF" w:sz="4"/>
+            </w:tcBorders>
+            <w:tcMar>
+              <w:top w:type="dxa" w:w="40"/>
+              <w:left w:type="dxa" w:w="80"/>
+              <w:bottom w:type="dxa" w:w="40"/>
+              <w:right w:type="dxa" w:w="80"/>
+            </w:tcMar>
+          </w:tcPr>
+          <w:p>
+            <w:r>
+              <w:rPr>
+                <w:b w:val="false"/>
+                <w:bCs w:val="false"/>
+                <w:sz w:val="16"/>
+                <w:szCs w:val="16"/>
+              </w:rPr>
+              <w:t xml:space="preserve">$0.0 (10.26%)</w:t>
+            </w:r>
+          </w:p>
+        </w:tc>
+        <w:tc>
+          <w:tcPr>
+            <w:tcW w:type="dxa" w:w="1460"/>
+            <w:tcBorders>
+              <w:top w:val="single" w:color="BFBFBF" w:sz="4"/>
+              <w:left w:val="single" w:color="BFBFBF" w:sz="4"/>
+              <w:bottom w:val="single" w:color="BFBFBF" w:sz="4"/>
+              <w:right w:val="single" w:color="BFBFBF" w:sz="4"/>
+            </w:tcBorders>
+            <w:tcMar>
+              <w:top w:type="dxa" w:w="40"/>
+              <w:left w:type="dxa" w:w="80"/>
+              <w:bottom w:type="dxa" w:w="40"/>
+              <w:right w:type="dxa" w:w="80"/>
+            </w:tcMar>
+          </w:tcPr>
+          <w:p>
+            <w:r>
+              <w:rPr>
+                <w:b w:val="false"/>
+                <w:bCs w:val="false"/>
+                <w:sz w:val="16"/>
+                <w:szCs w:val="16"/>
+              </w:rPr>
+              <w:t xml:space="preserve">2</w:t>
+            </w:r>
+          </w:p>
+        </w:tc>
+      </w:tr>
+      <w:tr>
+        <w:trPr>
+          <w:tblHeader w:val="off"/>
+        </w:trPr>
+        <w:tc>
+          <w:tcPr>
+            <w:tcW w:type="dxa" w:w="2600"/>
+            <w:tcBorders>
+              <w:top w:val="single" w:color="BFBFBF" w:sz="4"/>
+              <w:left w:val="single" w:color="BFBFBF" w:sz="4"/>
+              <w:bottom w:val="single" w:color="BFBFBF" w:sz="4"/>
+              <w:right w:val="single" w:color="BFBFBF" w:sz="4"/>
+            </w:tcBorders>
+            <w:tcMar>
+              <w:top w:type="dxa" w:w="40"/>
+              <w:left w:type="dxa" w:w="80"/>
+              <w:bottom w:type="dxa" w:w="40"/>
+              <w:right w:type="dxa" w:w="80"/>
+            </w:tcMar>
+          </w:tcPr>
+          <w:p>
+            <w:r>
+              <w:rPr>
+                <w:b w:val="false"/>
+                <w:bCs w:val="false"/>
+                <w:sz w:val="16"/>
+                <w:szCs w:val="16"/>
+              </w:rPr>
+              <w:t xml:space="preserve">Queen White</w:t>
+            </w:r>
+          </w:p>
+        </w:tc>
+        <w:tc>
+          <w:tcPr>
+            <w:tcW w:type="dxa" w:w="1700"/>
+            <w:tcBorders>
+              <w:top w:val="single" w:color="BFBFBF" w:sz="4"/>
+              <w:left w:val="single" w:color="BFBFBF" w:sz="4"/>
+              <w:bottom w:val="single" w:color="BFBFBF" w:sz="4"/>
+              <w:right w:val="single" w:color="BFBFBF" w:sz="4"/>
+            </w:tcBorders>
+            <w:tcMar>
+              <w:top w:type="dxa" w:w="40"/>
+              <w:left w:type="dxa" w:w="80"/>
+              <w:bottom w:type="dxa" w:w="40"/>
+              <w:right w:type="dxa" w:w="80"/>
+            </w:tcMar>
+          </w:tcPr>
+          <w:p>
+            <w:r>
+              <w:rPr>
+                <w:b w:val="false"/>
+                <w:bCs w:val="false"/>
+                <w:sz w:val="16"/>
+                <w:szCs w:val="16"/>
+              </w:rPr>
+              <w:t xml:space="preserve">$4.96 (30 days)</w:t>
+            </w:r>
+          </w:p>
+        </w:tc>
+        <w:tc>
+          <w:tcPr>
+            <w:tcW w:type="dxa" w:w="1800"/>
+            <w:tcBorders>
+              <w:top w:val="single" w:color="BFBFBF" w:sz="4"/>
+              <w:left w:val="single" w:color="BFBFBF" w:sz="4"/>
+              <w:bottom w:val="single" w:color="BFBFBF" w:sz="4"/>
+              <w:right w:val="single" w:color="BFBFBF" w:sz="4"/>
+            </w:tcBorders>
+            <w:tcMar>
+              <w:top w:type="dxa" w:w="40"/>
+              <w:left w:type="dxa" w:w="80"/>
+              <w:bottom w:type="dxa" w:w="40"/>
+              <w:right w:type="dxa" w:w="80"/>
+            </w:tcMar>
+          </w:tcPr>
+          <w:p>
+            <w:r>
+              <w:rPr>
+                <w:b w:val="false"/>
+                <w:bCs w:val="false"/>
+                <w:sz w:val="16"/>
+                <w:szCs w:val="16"/>
+              </w:rPr>
+              <w:t xml:space="preserve">$0.74 (14.83%)</w:t>
+            </w:r>
+          </w:p>
+        </w:tc>
+        <w:tc>
+          <w:tcPr>
+            <w:tcW w:type="dxa" w:w="1800"/>
+            <w:tcBorders>
+              <w:top w:val="single" w:color="BFBFBF" w:sz="4"/>
+              <w:left w:val="single" w:color="BFBFBF" w:sz="4"/>
+              <w:bottom w:val="single" w:color="BFBFBF" w:sz="4"/>
+              <w:right w:val="single" w:color="BFBFBF" w:sz="4"/>
+            </w:tcBorders>
+            <w:tcMar>
+              <w:top w:type="dxa" w:w="40"/>
+              <w:left w:type="dxa" w:w="80"/>
+              <w:bottom w:type="dxa" w:w="40"/>
+              <w:right w:type="dxa" w:w="80"/>
+            </w:tcMar>
+          </w:tcPr>
+          <w:p>
+            <w:r>
+              <w:rPr>
+                <w:b w:val="false"/>
+                <w:bCs w:val="false"/>
+                <w:sz w:val="16"/>
+                <w:szCs w:val="16"/>
+              </w:rPr>
+              <w:t xml:space="preserve">$0.48 (9.71%)</w:t>
+            </w:r>
+          </w:p>
+        </w:tc>
+        <w:tc>
+          <w:tcPr>
+            <w:tcW w:type="dxa" w:w="1460"/>
+            <w:tcBorders>
+              <w:top w:val="single" w:color="BFBFBF" w:sz="4"/>
+              <w:left w:val="single" w:color="BFBFBF" w:sz="4"/>
+              <w:bottom w:val="single" w:color="BFBFBF" w:sz="4"/>
+              <w:right w:val="single" w:color="BFBFBF" w:sz="4"/>
+            </w:tcBorders>
+            <w:tcMar>
+              <w:top w:type="dxa" w:w="40"/>
+              <w:left w:type="dxa" w:w="80"/>
+              <w:bottom w:type="dxa" w:w="40"/>
+              <w:right w:type="dxa" w:w="80"/>
+            </w:tcMar>
+          </w:tcPr>
+          <w:p>
+            <w:r>
+              <w:rPr>
+                <w:b w:val="false"/>
+                <w:bCs w:val="false"/>
+                <w:sz w:val="16"/>
+                <w:szCs w:val="16"/>
+              </w:rPr>
+              <w:t xml:space="preserve">2</w:t>
+            </w:r>
+          </w:p>
+        </w:tc>
+      </w:tr>
+    </w:tbl>
+    <w:p>
+      <w:pPr>
+        <w:spacing w:after="120"/>
+      </w:pPr>
+    </w:p>
+    <w:tbl>
+      <w:tblPr>
+        <w:tblW w:type="dxa" w:w="9360"/>
+        <w:tblBorders>
+          <w:top w:val="single" w:color="auto" w:sz="4"/>
+          <w:left w:val="single" w:color="auto" w:sz="4"/>
+          <w:bottom w:val="single" w:color="auto" w:sz="4"/>
+          <w:right w:val="single" w:color="auto" w:sz="4"/>
+          <w:insideH w:val="single" w:color="auto" w:sz="4"/>
+          <w:insideV w:val="single" w:color="auto" w:sz="4"/>
+        </w:tblBorders>
+      </w:tblPr>
+      <w:tblGrid>
+        <w:gridCol w:w="3400"/>
+        <w:gridCol w:w="1700"/>
+        <w:gridCol w:w="2000"/>
+        <w:gridCol w:w="2260"/>
+      </w:tblGrid>
+      <w:tr>
+        <w:trPr>
+          <w:tblHeader/>
+        </w:trPr>
+        <w:tc>
+          <w:tcPr>
+            <w:tcW w:type="dxa" w:w="3400"/>
+            <w:tcBorders>
+              <w:top w:val="single" w:color="BFBFBF" w:sz="4"/>
+              <w:left w:val="single" w:color="BFBFBF" w:sz="4"/>
+              <w:bottom w:val="single" w:color="BFBFBF" w:sz="4"/>
+              <w:right w:val="single" w:color="BFBFBF" w:sz="4"/>
+            </w:tcBorders>
+            <w:shd w:fill="1F3864" w:color="auto" w:val="clear"/>
+            <w:tcMar>
+              <w:top w:type="dxa" w:w="40"/>
+              <w:left w:type="dxa" w:w="80"/>
+              <w:bottom w:type="dxa" w:w="40"/>
+              <w:right w:type="dxa" w:w="80"/>
+            </w:tcMar>
+          </w:tcPr>
+          <w:p>
+            <w:r>
+              <w:rPr>
+                <w:b/>
+                <w:bCs/>
+                <w:color w:val="FFFFFF"/>
+                <w:sz w:val="16"/>
+                <w:szCs w:val="16"/>
+              </w:rPr>
+              <w:t xml:space="preserve">Table 3 — campaign (top 10 by spend)</w:t>
+            </w:r>
+          </w:p>
+        </w:tc>
+        <w:tc>
+          <w:tcPr>
+            <w:tcW w:type="dxa" w:w="1700"/>
+            <w:tcBorders>
+              <w:top w:val="single" w:color="BFBFBF" w:sz="4"/>
+              <w:left w:val="single" w:color="BFBFBF" w:sz="4"/>
+              <w:bottom w:val="single" w:color="BFBFBF" w:sz="4"/>
+              <w:right w:val="single" w:color="BFBFBF" w:sz="4"/>
+            </w:tcBorders>
+            <w:shd w:fill="1F3864" w:color="auto" w:val="clear"/>
+            <w:tcMar>
+              <w:top w:type="dxa" w:w="40"/>
+              <w:left w:type="dxa" w:w="80"/>
+              <w:bottom w:type="dxa" w:w="40"/>
+              <w:right w:type="dxa" w:w="80"/>
+            </w:tcMar>
+          </w:tcPr>
+          <w:p>
+            <w:r>
+              <w:rPr>
+                <w:b/>
+                <w:bCs/>
+                <w:color w:val="FFFFFF"/>
+                <w:sz w:val="16"/>
+                <w:szCs w:val="16"/>
+              </w:rPr>
+              <w:t xml:space="preserve">Now: TOS / PP</w:t>
+            </w:r>
+          </w:p>
+        </w:tc>
+        <w:tc>
+          <w:tcPr>
+            <w:tcW w:type="dxa" w:w="2000"/>
+            <w:tcBorders>
+              <w:top w:val="single" w:color="BFBFBF" w:sz="4"/>
+              <w:left w:val="single" w:color="BFBFBF" w:sz="4"/>
+              <w:bottom w:val="single" w:color="BFBFBF" w:sz="4"/>
+              <w:right w:val="single" w:color="BFBFBF" w:sz="4"/>
+            </w:tcBorders>
+            <w:shd w:fill="1F3864" w:color="auto" w:val="clear"/>
+            <w:tcMar>
+              <w:top w:type="dxa" w:w="40"/>
+              <w:left w:type="dxa" w:w="80"/>
+              <w:bottom w:type="dxa" w:w="40"/>
+              <w:right w:type="dxa" w:w="80"/>
+            </w:tcMar>
+          </w:tcPr>
+          <w:p>
+            <w:r>
+              <w:rPr>
+                <w:b/>
+                <w:bCs/>
+                <w:color w:val="FFFFFF"/>
+                <w:sz w:val="16"/>
+                <w:szCs w:val="16"/>
+              </w:rPr>
+              <w:t xml:space="preserve">After: TOS / PP</w:t>
+            </w:r>
+          </w:p>
+        </w:tc>
+        <w:tc>
+          <w:tcPr>
+            <w:tcW w:type="dxa" w:w="2260"/>
+            <w:tcBorders>
+              <w:top w:val="single" w:color="BFBFBF" w:sz="4"/>
+              <w:left w:val="single" w:color="BFBFBF" w:sz="4"/>
+              <w:bottom w:val="single" w:color="BFBFBF" w:sz="4"/>
+              <w:right w:val="single" w:color="BFBFBF" w:sz="4"/>
+            </w:tcBorders>
+            <w:shd w:fill="1F3864" w:color="auto" w:val="clear"/>
+            <w:tcMar>
+              <w:top w:type="dxa" w:w="40"/>
+              <w:left w:type="dxa" w:w="80"/>
+              <w:bottom w:type="dxa" w:w="40"/>
+              <w:right w:type="dxa" w:w="80"/>
+            </w:tcMar>
+          </w:tcPr>
+          <w:p>
+            <w:r>
+              <w:rPr>
+                <w:b/>
+                <w:bCs/>
+                <w:color w:val="FFFFFF"/>
+                <w:sz w:val="16"/>
+                <w:szCs w:val="16"/>
+              </w:rPr>
+              <w:t xml:space="preserve">Staged 29 Oct</w:t>
+            </w:r>
+          </w:p>
+        </w:tc>
+      </w:tr>
+      <w:tr>
+        <w:trPr>
+          <w:tblHeader w:val="off"/>
+        </w:trPr>
+        <w:tc>
+          <w:tcPr>
+            <w:tcW w:type="dxa" w:w="3400"/>
+            <w:tcBorders>
+              <w:top w:val="single" w:color="BFBFBF" w:sz="4"/>
+              <w:left w:val="single" w:color="BFBFBF" w:sz="4"/>
+              <w:bottom w:val="single" w:color="BFBFBF" w:sz="4"/>
+              <w:right w:val="single" w:color="BFBFBF" w:sz="4"/>
+            </w:tcBorders>
+            <w:tcMar>
+              <w:top w:type="dxa" w:w="40"/>
+              <w:left w:type="dxa" w:w="80"/>
+              <w:bottom w:type="dxa" w:w="40"/>
+              <w:right w:type="dxa" w:w="80"/>
+            </w:tcMar>
+          </w:tcPr>
+          <w:p>
+            <w:r>
+              <w:rPr>
+                <w:b w:val="false"/>
+                <w:bCs w:val="false"/>
+                <w:sz w:val="16"/>
+                <w:szCs w:val="16"/>
+              </w:rPr>
+              <w:t xml:space="preserve">satin sheets queen-(Satin)-HSV-Exact-Rank-</w:t>
+            </w:r>
+          </w:p>
+        </w:tc>
+        <w:tc>
+          <w:tcPr>
+            <w:tcW w:type="dxa" w:w="1700"/>
+            <w:tcBorders>
+              <w:top w:val="single" w:color="BFBFBF" w:sz="4"/>
+              <w:left w:val="single" w:color="BFBFBF" w:sz="4"/>
+              <w:bottom w:val="single" w:color="BFBFBF" w:sz="4"/>
+              <w:right w:val="single" w:color="BFBFBF" w:sz="4"/>
+            </w:tcBorders>
+            <w:tcMar>
+              <w:top w:type="dxa" w:w="40"/>
+              <w:left w:type="dxa" w:w="80"/>
+              <w:bottom w:type="dxa" w:w="40"/>
+              <w:right w:type="dxa" w:w="80"/>
+            </w:tcMar>
+          </w:tcPr>
+          <w:p>
+            <w:r>
+              <w:rPr>
+                <w:b w:val="false"/>
+                <w:bCs w:val="false"/>
+                <w:sz w:val="16"/>
+                <w:szCs w:val="16"/>
+              </w:rPr>
+              <w:t xml:space="preserve">$3.27 / $2.18</w:t>
+            </w:r>
+          </w:p>
+        </w:tc>
+        <w:tc>
+          <w:tcPr>
+            <w:tcW w:type="dxa" w:w="2000"/>
+            <w:tcBorders>
+              <w:top w:val="single" w:color="BFBFBF" w:sz="4"/>
+              <w:left w:val="single" w:color="BFBFBF" w:sz="4"/>
+              <w:bottom w:val="single" w:color="BFBFBF" w:sz="4"/>
+              <w:right w:val="single" w:color="BFBFBF" w:sz="4"/>
+            </w:tcBorders>
+            <w:tcMar>
+              <w:top w:type="dxa" w:w="40"/>
+              <w:left w:type="dxa" w:w="80"/>
+              <w:bottom w:type="dxa" w:w="40"/>
+              <w:right w:type="dxa" w:w="80"/>
+            </w:tcMar>
+          </w:tcPr>
+          <w:p>
+            <w:r>
+              <w:rPr>
+                <w:b w:val="false"/>
+                <w:bCs w:val="false"/>
+                <w:sz w:val="16"/>
+                <w:szCs w:val="16"/>
+              </w:rPr>
+              <w:t xml:space="preserve">$1.65 / $1.63 (1%)</w:t>
+            </w:r>
+          </w:p>
+        </w:tc>
+        <w:tc>
+          <w:tcPr>
+            <w:tcW w:type="dxa" w:w="2260"/>
+            <w:tcBorders>
+              <w:top w:val="single" w:color="BFBFBF" w:sz="4"/>
+              <w:left w:val="single" w:color="BFBFBF" w:sz="4"/>
+              <w:bottom w:val="single" w:color="BFBFBF" w:sz="4"/>
+              <w:right w:val="single" w:color="BFBFBF" w:sz="4"/>
+            </w:tcBorders>
+            <w:tcMar>
+              <w:top w:type="dxa" w:w="40"/>
+              <w:left w:type="dxa" w:w="80"/>
+              <w:bottom w:type="dxa" w:w="40"/>
+              <w:right w:type="dxa" w:w="80"/>
+            </w:tcMar>
+          </w:tcPr>
+          <w:p>
+            <w:r>
+              <w:rPr>
+                <w:b w:val="false"/>
+                <w:bCs w:val="false"/>
+                <w:sz w:val="16"/>
+                <w:szCs w:val="16"/>
+              </w:rPr>
+              <w:t xml:space="preserve">base $1.63 now → $0.53</w:t>
+            </w:r>
+          </w:p>
+        </w:tc>
+      </w:tr>
+      <w:tr>
+        <w:trPr>
+          <w:tblHeader w:val="off"/>
+        </w:trPr>
+        <w:tc>
+          <w:tcPr>
+            <w:tcW w:type="dxa" w:w="3400"/>
+            <w:tcBorders>
+              <w:top w:val="single" w:color="BFBFBF" w:sz="4"/>
+              <w:left w:val="single" w:color="BFBFBF" w:sz="4"/>
+              <w:bottom w:val="single" w:color="BFBFBF" w:sz="4"/>
+              <w:right w:val="single" w:color="BFBFBF" w:sz="4"/>
+            </w:tcBorders>
+            <w:tcMar>
+              <w:top w:type="dxa" w:w="40"/>
+              <w:left w:type="dxa" w:w="80"/>
+              <w:bottom w:type="dxa" w:w="40"/>
+              <w:right w:type="dxa" w:w="80"/>
+            </w:tcMar>
+          </w:tcPr>
+          <w:p>
+            <w:r>
+              <w:rPr>
+                <w:b w:val="false"/>
+                <w:bCs w:val="false"/>
+                <w:sz w:val="16"/>
+                <w:szCs w:val="16"/>
+              </w:rPr>
+              <w:t xml:space="preserve">silk fitted sheet king-(Silk)-MSV-Exact-Ra</w:t>
+            </w:r>
+          </w:p>
+        </w:tc>
+        <w:tc>
+          <w:tcPr>
+            <w:tcW w:type="dxa" w:w="1700"/>
+            <w:tcBorders>
+              <w:top w:val="single" w:color="BFBFBF" w:sz="4"/>
+              <w:left w:val="single" w:color="BFBFBF" w:sz="4"/>
+              <w:bottom w:val="single" w:color="BFBFBF" w:sz="4"/>
+              <w:right w:val="single" w:color="BFBFBF" w:sz="4"/>
+            </w:tcBorders>
+            <w:tcMar>
+              <w:top w:type="dxa" w:w="40"/>
+              <w:left w:type="dxa" w:w="80"/>
+              <w:bottom w:type="dxa" w:w="40"/>
+              <w:right w:type="dxa" w:w="80"/>
+            </w:tcMar>
+          </w:tcPr>
+          <w:p>
+            <w:r>
+              <w:rPr>
+                <w:b w:val="false"/>
+                <w:bCs w:val="false"/>
+                <w:sz w:val="16"/>
+                <w:szCs w:val="16"/>
+              </w:rPr>
+              <w:t xml:space="preserve">$4.05 / $2.7</w:t>
+            </w:r>
+          </w:p>
+        </w:tc>
+        <w:tc>
+          <w:tcPr>
+            <w:tcW w:type="dxa" w:w="2000"/>
+            <w:tcBorders>
+              <w:top w:val="single" w:color="BFBFBF" w:sz="4"/>
+              <w:left w:val="single" w:color="BFBFBF" w:sz="4"/>
+              <w:bottom w:val="single" w:color="BFBFBF" w:sz="4"/>
+              <w:right w:val="single" w:color="BFBFBF" w:sz="4"/>
+            </w:tcBorders>
+            <w:tcMar>
+              <w:top w:type="dxa" w:w="40"/>
+              <w:left w:type="dxa" w:w="80"/>
+              <w:bottom w:type="dxa" w:w="40"/>
+              <w:right w:type="dxa" w:w="80"/>
+            </w:tcMar>
+          </w:tcPr>
+          <w:p>
+            <w:r>
+              <w:rPr>
+                <w:b w:val="false"/>
+                <w:bCs w:val="false"/>
+                <w:sz w:val="16"/>
+                <w:szCs w:val="16"/>
+              </w:rPr>
+              <w:t xml:space="preserve">$2.03 / $2.03 (0%)</w:t>
+            </w:r>
+          </w:p>
+        </w:tc>
+        <w:tc>
+          <w:tcPr>
+            <w:tcW w:type="dxa" w:w="2260"/>
+            <w:tcBorders>
+              <w:top w:val="single" w:color="BFBFBF" w:sz="4"/>
+              <w:left w:val="single" w:color="BFBFBF" w:sz="4"/>
+              <w:bottom w:val="single" w:color="BFBFBF" w:sz="4"/>
+              <w:right w:val="single" w:color="BFBFBF" w:sz="4"/>
+            </w:tcBorders>
+            <w:tcMar>
+              <w:top w:type="dxa" w:w="40"/>
+              <w:left w:type="dxa" w:w="80"/>
+              <w:bottom w:type="dxa" w:w="40"/>
+              <w:right w:type="dxa" w:w="80"/>
+            </w:tcMar>
+          </w:tcPr>
+          <w:p>
+            <w:r>
+              <w:rPr>
+                <w:b w:val="false"/>
+                <w:bCs w:val="false"/>
+                <w:sz w:val="16"/>
+                <w:szCs w:val="16"/>
+              </w:rPr>
+              <w:t xml:space="preserve">top of search $2.03 now → $1.23; base $2.03 now → $0.71</w:t>
+            </w:r>
+          </w:p>
+        </w:tc>
+      </w:tr>
+      <w:tr>
+        <w:trPr>
+          <w:tblHeader w:val="off"/>
+        </w:trPr>
+        <w:tc>
+          <w:tcPr>
+            <w:tcW w:type="dxa" w:w="3400"/>
+            <w:tcBorders>
+              <w:top w:val="single" w:color="BFBFBF" w:sz="4"/>
+              <w:left w:val="single" w:color="BFBFBF" w:sz="4"/>
+              <w:bottom w:val="single" w:color="BFBFBF" w:sz="4"/>
+              <w:right w:val="single" w:color="BFBFBF" w:sz="4"/>
+            </w:tcBorders>
+            <w:tcMar>
+              <w:top w:type="dxa" w:w="40"/>
+              <w:left w:type="dxa" w:w="80"/>
+              <w:bottom w:type="dxa" w:w="40"/>
+              <w:right w:type="dxa" w:w="80"/>
+            </w:tcMar>
+          </w:tcPr>
+          <w:p>
+            <w:r>
+              <w:rPr>
+                <w:b w:val="false"/>
+                <w:bCs w:val="false"/>
+                <w:sz w:val="16"/>
+                <w:szCs w:val="16"/>
+              </w:rPr>
+              <w:t xml:space="preserve">satin sheets queen size-(Satin)-HSV-Exact-</w:t>
+            </w:r>
+          </w:p>
+        </w:tc>
+        <w:tc>
+          <w:tcPr>
+            <w:tcW w:type="dxa" w:w="1700"/>
+            <w:tcBorders>
+              <w:top w:val="single" w:color="BFBFBF" w:sz="4"/>
+              <w:left w:val="single" w:color="BFBFBF" w:sz="4"/>
+              <w:bottom w:val="single" w:color="BFBFBF" w:sz="4"/>
+              <w:right w:val="single" w:color="BFBFBF" w:sz="4"/>
+            </w:tcBorders>
+            <w:tcMar>
+              <w:top w:type="dxa" w:w="40"/>
+              <w:left w:type="dxa" w:w="80"/>
+              <w:bottom w:type="dxa" w:w="40"/>
+              <w:right w:type="dxa" w:w="80"/>
+            </w:tcMar>
+          </w:tcPr>
+          <w:p>
+            <w:r>
+              <w:rPr>
+                <w:b w:val="false"/>
+                <w:bCs w:val="false"/>
+                <w:sz w:val="16"/>
+                <w:szCs w:val="16"/>
+              </w:rPr>
+              <w:t xml:space="preserve">$2.66 / $1.33</w:t>
+            </w:r>
+          </w:p>
+        </w:tc>
+        <w:tc>
+          <w:tcPr>
+            <w:tcW w:type="dxa" w:w="2000"/>
+            <w:tcBorders>
+              <w:top w:val="single" w:color="BFBFBF" w:sz="4"/>
+              <w:left w:val="single" w:color="BFBFBF" w:sz="4"/>
+              <w:bottom w:val="single" w:color="BFBFBF" w:sz="4"/>
+              <w:right w:val="single" w:color="BFBFBF" w:sz="4"/>
+            </w:tcBorders>
+            <w:tcMar>
+              <w:top w:type="dxa" w:w="40"/>
+              <w:left w:type="dxa" w:w="80"/>
+              <w:bottom w:type="dxa" w:w="40"/>
+              <w:right w:type="dxa" w:w="80"/>
+            </w:tcMar>
+          </w:tcPr>
+          <w:p>
+            <w:r>
+              <w:rPr>
+                <w:b w:val="false"/>
+                <w:bCs w:val="false"/>
+                <w:sz w:val="16"/>
+                <w:szCs w:val="16"/>
+              </w:rPr>
+              <w:t xml:space="preserve">$1.31 / $1.28 (2%)</w:t>
+            </w:r>
+          </w:p>
+        </w:tc>
+        <w:tc>
+          <w:tcPr>
+            <w:tcW w:type="dxa" w:w="2260"/>
+            <w:tcBorders>
+              <w:top w:val="single" w:color="BFBFBF" w:sz="4"/>
+              <w:left w:val="single" w:color="BFBFBF" w:sz="4"/>
+              <w:bottom w:val="single" w:color="BFBFBF" w:sz="4"/>
+              <w:right w:val="single" w:color="BFBFBF" w:sz="4"/>
+            </w:tcBorders>
+            <w:tcMar>
+              <w:top w:type="dxa" w:w="40"/>
+              <w:left w:type="dxa" w:w="80"/>
+              <w:bottom w:type="dxa" w:w="40"/>
+              <w:right w:type="dxa" w:w="80"/>
+            </w:tcMar>
+          </w:tcPr>
+          <w:p>
+            <w:r>
+              <w:rPr>
+                <w:b w:val="false"/>
+                <w:bCs w:val="false"/>
+                <w:sz w:val="16"/>
+                <w:szCs w:val="16"/>
+              </w:rPr>
+              <w:t xml:space="preserve">—</w:t>
+            </w:r>
+          </w:p>
+        </w:tc>
+      </w:tr>
+      <w:tr>
+        <w:trPr>
+          <w:tblHeader w:val="off"/>
+        </w:trPr>
+        <w:tc>
+          <w:tcPr>
+            <w:tcW w:type="dxa" w:w="3400"/>
+            <w:tcBorders>
+              <w:top w:val="single" w:color="BFBFBF" w:sz="4"/>
+              <w:left w:val="single" w:color="BFBFBF" w:sz="4"/>
+              <w:bottom w:val="single" w:color="BFBFBF" w:sz="4"/>
+              <w:right w:val="single" w:color="BFBFBF" w:sz="4"/>
+            </w:tcBorders>
+            <w:tcMar>
+              <w:top w:type="dxa" w:w="40"/>
+              <w:left w:type="dxa" w:w="80"/>
+              <w:bottom w:type="dxa" w:w="40"/>
+              <w:right w:type="dxa" w:w="80"/>
+            </w:tcMar>
+          </w:tcPr>
+          <w:p>
+            <w:r>
+              <w:rPr>
+                <w:b w:val="false"/>
+                <w:bCs w:val="false"/>
+                <w:sz w:val="16"/>
+                <w:szCs w:val="16"/>
+              </w:rPr>
+              <w:t xml:space="preserve">king satin sheets with corner straps-(Sati</w:t>
+            </w:r>
+          </w:p>
+        </w:tc>
+        <w:tc>
+          <w:tcPr>
+            <w:tcW w:type="dxa" w:w="1700"/>
+            <w:tcBorders>
+              <w:top w:val="single" w:color="BFBFBF" w:sz="4"/>
+              <w:left w:val="single" w:color="BFBFBF" w:sz="4"/>
+              <w:bottom w:val="single" w:color="BFBFBF" w:sz="4"/>
+              <w:right w:val="single" w:color="BFBFBF" w:sz="4"/>
+            </w:tcBorders>
+            <w:tcMar>
+              <w:top w:type="dxa" w:w="40"/>
+              <w:left w:type="dxa" w:w="80"/>
+              <w:bottom w:type="dxa" w:w="40"/>
+              <w:right w:type="dxa" w:w="80"/>
+            </w:tcMar>
+          </w:tcPr>
+          <w:p>
+            <w:r>
+              <w:rPr>
+                <w:b w:val="false"/>
+                <w:bCs w:val="false"/>
+                <w:sz w:val="16"/>
+                <w:szCs w:val="16"/>
+              </w:rPr>
+              <w:t xml:space="preserve">$2.9 / $1.45</w:t>
+            </w:r>
+          </w:p>
+        </w:tc>
+        <w:tc>
+          <w:tcPr>
+            <w:tcW w:type="dxa" w:w="2000"/>
+            <w:tcBorders>
+              <w:top w:val="single" w:color="BFBFBF" w:sz="4"/>
+              <w:left w:val="single" w:color="BFBFBF" w:sz="4"/>
+              <w:bottom w:val="single" w:color="BFBFBF" w:sz="4"/>
+              <w:right w:val="single" w:color="BFBFBF" w:sz="4"/>
+            </w:tcBorders>
+            <w:tcMar>
+              <w:top w:type="dxa" w:w="40"/>
+              <w:left w:type="dxa" w:w="80"/>
+              <w:bottom w:type="dxa" w:w="40"/>
+              <w:right w:type="dxa" w:w="80"/>
+            </w:tcMar>
+          </w:tcPr>
+          <w:p>
+            <w:r>
+              <w:rPr>
+                <w:b w:val="false"/>
+                <w:bCs w:val="false"/>
+                <w:sz w:val="16"/>
+                <w:szCs w:val="16"/>
+              </w:rPr>
+              <w:t xml:space="preserve">$1.22 / $1.08 (13%)</w:t>
+            </w:r>
+          </w:p>
+        </w:tc>
+        <w:tc>
+          <w:tcPr>
+            <w:tcW w:type="dxa" w:w="2260"/>
+            <w:tcBorders>
+              <w:top w:val="single" w:color="BFBFBF" w:sz="4"/>
+              <w:left w:val="single" w:color="BFBFBF" w:sz="4"/>
+              <w:bottom w:val="single" w:color="BFBFBF" w:sz="4"/>
+              <w:right w:val="single" w:color="BFBFBF" w:sz="4"/>
+            </w:tcBorders>
+            <w:tcMar>
+              <w:top w:type="dxa" w:w="40"/>
+              <w:left w:type="dxa" w:w="80"/>
+              <w:bottom w:type="dxa" w:w="40"/>
+              <w:right w:type="dxa" w:w="80"/>
+            </w:tcMar>
+          </w:tcPr>
+          <w:p>
+            <w:r>
+              <w:rPr>
+                <w:b w:val="false"/>
+                <w:bCs w:val="false"/>
+                <w:sz w:val="16"/>
+                <w:szCs w:val="16"/>
+              </w:rPr>
+              <w:t xml:space="preserve">base $1.08 now → $0.71</w:t>
+            </w:r>
+          </w:p>
+        </w:tc>
+      </w:tr>
+      <w:tr>
+        <w:trPr>
+          <w:tblHeader w:val="off"/>
+        </w:trPr>
+        <w:tc>
+          <w:tcPr>
+            <w:tcW w:type="dxa" w:w="3400"/>
+            <w:tcBorders>
+              <w:top w:val="single" w:color="BFBFBF" w:sz="4"/>
+              <w:left w:val="single" w:color="BFBFBF" w:sz="4"/>
+              <w:bottom w:val="single" w:color="BFBFBF" w:sz="4"/>
+              <w:right w:val="single" w:color="BFBFBF" w:sz="4"/>
+            </w:tcBorders>
+            <w:tcMar>
+              <w:top w:type="dxa" w:w="40"/>
+              <w:left w:type="dxa" w:w="80"/>
+              <w:bottom w:type="dxa" w:w="40"/>
+              <w:right w:type="dxa" w:w="80"/>
+            </w:tcMar>
+          </w:tcPr>
+          <w:p>
+            <w:r>
+              <w:rPr>
+                <w:b w:val="false"/>
+                <w:bCs w:val="false"/>
+                <w:sz w:val="16"/>
+                <w:szCs w:val="16"/>
+              </w:rPr>
+              <w:t xml:space="preserve">black satin sheets king-(Satin)-MSV-Exact-</w:t>
+            </w:r>
+          </w:p>
+        </w:tc>
+        <w:tc>
+          <w:tcPr>
+            <w:tcW w:type="dxa" w:w="1700"/>
+            <w:tcBorders>
+              <w:top w:val="single" w:color="BFBFBF" w:sz="4"/>
+              <w:left w:val="single" w:color="BFBFBF" w:sz="4"/>
+              <w:bottom w:val="single" w:color="BFBFBF" w:sz="4"/>
+              <w:right w:val="single" w:color="BFBFBF" w:sz="4"/>
+            </w:tcBorders>
+            <w:tcMar>
+              <w:top w:type="dxa" w:w="40"/>
+              <w:left w:type="dxa" w:w="80"/>
+              <w:bottom w:type="dxa" w:w="40"/>
+              <w:right w:type="dxa" w:w="80"/>
+            </w:tcMar>
+          </w:tcPr>
+          <w:p>
+            <w:r>
+              <w:rPr>
+                <w:b w:val="false"/>
+                <w:bCs w:val="false"/>
+                <w:sz w:val="16"/>
+                <w:szCs w:val="16"/>
+              </w:rPr>
+              <w:t xml:space="preserve">$4.4 / $2.2</w:t>
+            </w:r>
+          </w:p>
+        </w:tc>
+        <w:tc>
+          <w:tcPr>
+            <w:tcW w:type="dxa" w:w="2000"/>
+            <w:tcBorders>
+              <w:top w:val="single" w:color="BFBFBF" w:sz="4"/>
+              <w:left w:val="single" w:color="BFBFBF" w:sz="4"/>
+              <w:bottom w:val="single" w:color="BFBFBF" w:sz="4"/>
+              <w:right w:val="single" w:color="BFBFBF" w:sz="4"/>
+            </w:tcBorders>
+            <w:tcMar>
+              <w:top w:type="dxa" w:w="40"/>
+              <w:left w:type="dxa" w:w="80"/>
+              <w:bottom w:type="dxa" w:w="40"/>
+              <w:right w:type="dxa" w:w="80"/>
+            </w:tcMar>
+          </w:tcPr>
+          <w:p>
+            <w:r>
+              <w:rPr>
+                <w:b w:val="false"/>
+                <w:bCs w:val="false"/>
+                <w:sz w:val="16"/>
+                <w:szCs w:val="16"/>
+              </w:rPr>
+              <w:t xml:space="preserve">$1.65 / $1.65 (0%)</w:t>
+            </w:r>
+          </w:p>
+        </w:tc>
+        <w:tc>
+          <w:tcPr>
+            <w:tcW w:type="dxa" w:w="2260"/>
+            <w:tcBorders>
+              <w:top w:val="single" w:color="BFBFBF" w:sz="4"/>
+              <w:left w:val="single" w:color="BFBFBF" w:sz="4"/>
+              <w:bottom w:val="single" w:color="BFBFBF" w:sz="4"/>
+              <w:right w:val="single" w:color="BFBFBF" w:sz="4"/>
+            </w:tcBorders>
+            <w:tcMar>
+              <w:top w:type="dxa" w:w="40"/>
+              <w:left w:type="dxa" w:w="80"/>
+              <w:bottom w:type="dxa" w:w="40"/>
+              <w:right w:type="dxa" w:w="80"/>
+            </w:tcMar>
+          </w:tcPr>
+          <w:p>
+            <w:r>
+              <w:rPr>
+                <w:b w:val="false"/>
+                <w:bCs w:val="false"/>
+                <w:sz w:val="16"/>
+                <w:szCs w:val="16"/>
+              </w:rPr>
+              <w:t xml:space="preserve">top of search $1.65 now → $1.23; base $1.65 now → $0.71</w:t>
+            </w:r>
+          </w:p>
+        </w:tc>
+      </w:tr>
+      <w:tr>
+        <w:trPr>
+          <w:tblHeader w:val="off"/>
+        </w:trPr>
+        <w:tc>
+          <w:tcPr>
+            <w:tcW w:type="dxa" w:w="3400"/>
+            <w:tcBorders>
+              <w:top w:val="single" w:color="BFBFBF" w:sz="4"/>
+              <w:left w:val="single" w:color="BFBFBF" w:sz="4"/>
+              <w:bottom w:val="single" w:color="BFBFBF" w:sz="4"/>
+              <w:right w:val="single" w:color="BFBFBF" w:sz="4"/>
+            </w:tcBorders>
+            <w:tcMar>
+              <w:top w:type="dxa" w:w="40"/>
+              <w:left w:type="dxa" w:w="80"/>
+              <w:bottom w:type="dxa" w:w="40"/>
+              <w:right w:type="dxa" w:w="80"/>
+            </w:tcMar>
+          </w:tcPr>
+          <w:p>
+            <w:r>
+              <w:rPr>
+                <w:b w:val="false"/>
+                <w:bCs w:val="false"/>
+                <w:sz w:val="16"/>
+                <w:szCs w:val="16"/>
+              </w:rPr>
+              <w:t xml:space="preserve">satin bed sheets king-(Satin)-MSV-Exact-Ra</w:t>
+            </w:r>
+          </w:p>
+        </w:tc>
+        <w:tc>
+          <w:tcPr>
+            <w:tcW w:type="dxa" w:w="1700"/>
+            <w:tcBorders>
+              <w:top w:val="single" w:color="BFBFBF" w:sz="4"/>
+              <w:left w:val="single" w:color="BFBFBF" w:sz="4"/>
+              <w:bottom w:val="single" w:color="BFBFBF" w:sz="4"/>
+              <w:right w:val="single" w:color="BFBFBF" w:sz="4"/>
+            </w:tcBorders>
+            <w:tcMar>
+              <w:top w:type="dxa" w:w="40"/>
+              <w:left w:type="dxa" w:w="80"/>
+              <w:bottom w:type="dxa" w:w="40"/>
+              <w:right w:type="dxa" w:w="80"/>
+            </w:tcMar>
+          </w:tcPr>
+          <w:p>
+            <w:r>
+              <w:rPr>
+                <w:b w:val="false"/>
+                <w:bCs w:val="false"/>
+                <w:sz w:val="16"/>
+                <w:szCs w:val="16"/>
+              </w:rPr>
+              <w:t xml:space="preserve">$5.82 / $2.91</w:t>
+            </w:r>
+          </w:p>
+        </w:tc>
+        <w:tc>
+          <w:tcPr>
+            <w:tcW w:type="dxa" w:w="2000"/>
+            <w:tcBorders>
+              <w:top w:val="single" w:color="BFBFBF" w:sz="4"/>
+              <w:left w:val="single" w:color="BFBFBF" w:sz="4"/>
+              <w:bottom w:val="single" w:color="BFBFBF" w:sz="4"/>
+              <w:right w:val="single" w:color="BFBFBF" w:sz="4"/>
+            </w:tcBorders>
+            <w:tcMar>
+              <w:top w:type="dxa" w:w="40"/>
+              <w:left w:type="dxa" w:w="80"/>
+              <w:bottom w:type="dxa" w:w="40"/>
+              <w:right w:type="dxa" w:w="80"/>
+            </w:tcMar>
+          </w:tcPr>
+          <w:p>
+            <w:r>
+              <w:rPr>
+                <w:b w:val="false"/>
+                <w:bCs w:val="false"/>
+                <w:sz w:val="16"/>
+                <w:szCs w:val="16"/>
+              </w:rPr>
+              <w:t xml:space="preserve">$2.18 / $2.18 (0%)</w:t>
+            </w:r>
+          </w:p>
+        </w:tc>
+        <w:tc>
+          <w:tcPr>
+            <w:tcW w:type="dxa" w:w="2260"/>
+            <w:tcBorders>
+              <w:top w:val="single" w:color="BFBFBF" w:sz="4"/>
+              <w:left w:val="single" w:color="BFBFBF" w:sz="4"/>
+              <w:bottom w:val="single" w:color="BFBFBF" w:sz="4"/>
+              <w:right w:val="single" w:color="BFBFBF" w:sz="4"/>
+            </w:tcBorders>
+            <w:tcMar>
+              <w:top w:type="dxa" w:w="40"/>
+              <w:left w:type="dxa" w:w="80"/>
+              <w:bottom w:type="dxa" w:w="40"/>
+              <w:right w:type="dxa" w:w="80"/>
+            </w:tcMar>
+          </w:tcPr>
+          <w:p>
+            <w:r>
+              <w:rPr>
+                <w:b w:val="false"/>
+                <w:bCs w:val="false"/>
+                <w:sz w:val="16"/>
+                <w:szCs w:val="16"/>
+              </w:rPr>
+              <w:t xml:space="preserve">top of search $2.18 now → $1.23; base $2.18 now → $0.71</w:t>
+            </w:r>
+          </w:p>
+        </w:tc>
+      </w:tr>
+      <w:tr>
+        <w:trPr>
+          <w:tblHeader w:val="off"/>
+        </w:trPr>
+        <w:tc>
+          <w:tcPr>
+            <w:tcW w:type="dxa" w:w="3400"/>
+            <w:tcBorders>
+              <w:top w:val="single" w:color="BFBFBF" w:sz="4"/>
+              <w:left w:val="single" w:color="BFBFBF" w:sz="4"/>
+              <w:bottom w:val="single" w:color="BFBFBF" w:sz="4"/>
+              <w:right w:val="single" w:color="BFBFBF" w:sz="4"/>
+            </w:tcBorders>
+            <w:tcMar>
+              <w:top w:type="dxa" w:w="40"/>
+              <w:left w:type="dxa" w:w="80"/>
+              <w:bottom w:type="dxa" w:w="40"/>
+              <w:right w:type="dxa" w:w="80"/>
+            </w:tcMar>
+          </w:tcPr>
+          <w:p>
+            <w:r>
+              <w:rPr>
+                <w:b w:val="false"/>
+                <w:bCs w:val="false"/>
+                <w:sz w:val="16"/>
+                <w:szCs w:val="16"/>
+              </w:rPr>
+              <w:t xml:space="preserve">satin sheets twin-(Satin)-HSV-Exact-Rank-D</w:t>
+            </w:r>
+          </w:p>
+        </w:tc>
+        <w:tc>
+          <w:tcPr>
+            <w:tcW w:type="dxa" w:w="1700"/>
+            <w:tcBorders>
+              <w:top w:val="single" w:color="BFBFBF" w:sz="4"/>
+              <w:left w:val="single" w:color="BFBFBF" w:sz="4"/>
+              <w:bottom w:val="single" w:color="BFBFBF" w:sz="4"/>
+              <w:right w:val="single" w:color="BFBFBF" w:sz="4"/>
+            </w:tcBorders>
+            <w:tcMar>
+              <w:top w:type="dxa" w:w="40"/>
+              <w:left w:type="dxa" w:w="80"/>
+              <w:bottom w:type="dxa" w:w="40"/>
+              <w:right w:type="dxa" w:w="80"/>
+            </w:tcMar>
+          </w:tcPr>
+          <w:p>
+            <w:r>
+              <w:rPr>
+                <w:b w:val="false"/>
+                <w:bCs w:val="false"/>
+                <w:sz w:val="16"/>
+                <w:szCs w:val="16"/>
+              </w:rPr>
+              <w:t xml:space="preserve">$2.43 / $1.62</w:t>
+            </w:r>
+          </w:p>
+        </w:tc>
+        <w:tc>
+          <w:tcPr>
+            <w:tcW w:type="dxa" w:w="2000"/>
+            <w:tcBorders>
+              <w:top w:val="single" w:color="BFBFBF" w:sz="4"/>
+              <w:left w:val="single" w:color="BFBFBF" w:sz="4"/>
+              <w:bottom w:val="single" w:color="BFBFBF" w:sz="4"/>
+              <w:right w:val="single" w:color="BFBFBF" w:sz="4"/>
+            </w:tcBorders>
+            <w:tcMar>
+              <w:top w:type="dxa" w:w="40"/>
+              <w:left w:type="dxa" w:w="80"/>
+              <w:bottom w:type="dxa" w:w="40"/>
+              <w:right w:type="dxa" w:w="80"/>
+            </w:tcMar>
+          </w:tcPr>
+          <w:p>
+            <w:r>
+              <w:rPr>
+                <w:b w:val="false"/>
+                <w:bCs w:val="false"/>
+                <w:sz w:val="16"/>
+                <w:szCs w:val="16"/>
+              </w:rPr>
+              <w:t xml:space="preserve">$1.22 / $1.22 (0%)</w:t>
+            </w:r>
+          </w:p>
+        </w:tc>
+        <w:tc>
+          <w:tcPr>
+            <w:tcW w:type="dxa" w:w="2260"/>
+            <w:tcBorders>
+              <w:top w:val="single" w:color="BFBFBF" w:sz="4"/>
+              <w:left w:val="single" w:color="BFBFBF" w:sz="4"/>
+              <w:bottom w:val="single" w:color="BFBFBF" w:sz="4"/>
+              <w:right w:val="single" w:color="BFBFBF" w:sz="4"/>
+            </w:tcBorders>
+            <w:tcMar>
+              <w:top w:type="dxa" w:w="40"/>
+              <w:left w:type="dxa" w:w="80"/>
+              <w:bottom w:type="dxa" w:w="40"/>
+              <w:right w:type="dxa" w:w="80"/>
+            </w:tcMar>
+          </w:tcPr>
+          <w:p>
+            <w:r>
+              <w:rPr>
+                <w:b w:val="false"/>
+                <w:bCs w:val="false"/>
+                <w:sz w:val="16"/>
+                <w:szCs w:val="16"/>
+              </w:rPr>
+              <w:t xml:space="preserve">top of search $1.22 now → $0.81; base $1.22 now → $0.46</w:t>
+            </w:r>
+          </w:p>
+        </w:tc>
+      </w:tr>
+      <w:tr>
+        <w:trPr>
+          <w:tblHeader w:val="off"/>
+        </w:trPr>
+        <w:tc>
+          <w:tcPr>
+            <w:tcW w:type="dxa" w:w="3400"/>
+            <w:tcBorders>
+              <w:top w:val="single" w:color="BFBFBF" w:sz="4"/>
+              <w:left w:val="single" w:color="BFBFBF" w:sz="4"/>
+              <w:bottom w:val="single" w:color="BFBFBF" w:sz="4"/>
+              <w:right w:val="single" w:color="BFBFBF" w:sz="4"/>
+            </w:tcBorders>
+            <w:tcMar>
+              <w:top w:type="dxa" w:w="40"/>
+              <w:left w:type="dxa" w:w="80"/>
+              <w:bottom w:type="dxa" w:w="40"/>
+              <w:right w:type="dxa" w:w="80"/>
+            </w:tcMar>
+          </w:tcPr>
+          <w:p>
+            <w:r>
+              <w:rPr>
+                <w:b w:val="false"/>
+                <w:bCs w:val="false"/>
+                <w:sz w:val="16"/>
+                <w:szCs w:val="16"/>
+              </w:rPr>
+              <w:t xml:space="preserve">satin fitted sheet queen-(Satin)-HSV-Exact</w:t>
+            </w:r>
+          </w:p>
+        </w:tc>
+        <w:tc>
+          <w:tcPr>
+            <w:tcW w:type="dxa" w:w="1700"/>
+            <w:tcBorders>
+              <w:top w:val="single" w:color="BFBFBF" w:sz="4"/>
+              <w:left w:val="single" w:color="BFBFBF" w:sz="4"/>
+              <w:bottom w:val="single" w:color="BFBFBF" w:sz="4"/>
+              <w:right w:val="single" w:color="BFBFBF" w:sz="4"/>
+            </w:tcBorders>
+            <w:tcMar>
+              <w:top w:type="dxa" w:w="40"/>
+              <w:left w:type="dxa" w:w="80"/>
+              <w:bottom w:type="dxa" w:w="40"/>
+              <w:right w:type="dxa" w:w="80"/>
+            </w:tcMar>
+          </w:tcPr>
+          <w:p>
+            <w:r>
+              <w:rPr>
+                <w:b w:val="false"/>
+                <w:bCs w:val="false"/>
+                <w:sz w:val="16"/>
+                <w:szCs w:val="16"/>
+              </w:rPr>
+              <w:t xml:space="preserve">$2.89 / $2.89</w:t>
+            </w:r>
+          </w:p>
+        </w:tc>
+        <w:tc>
+          <w:tcPr>
+            <w:tcW w:type="dxa" w:w="2000"/>
+            <w:tcBorders>
+              <w:top w:val="single" w:color="BFBFBF" w:sz="4"/>
+              <w:left w:val="single" w:color="BFBFBF" w:sz="4"/>
+              <w:bottom w:val="single" w:color="BFBFBF" w:sz="4"/>
+              <w:right w:val="single" w:color="BFBFBF" w:sz="4"/>
+            </w:tcBorders>
+            <w:tcMar>
+              <w:top w:type="dxa" w:w="40"/>
+              <w:left w:type="dxa" w:w="80"/>
+              <w:bottom w:type="dxa" w:w="40"/>
+              <w:right w:type="dxa" w:w="80"/>
+            </w:tcMar>
+          </w:tcPr>
+          <w:p>
+            <w:r>
+              <w:rPr>
+                <w:b w:val="false"/>
+                <w:bCs w:val="false"/>
+                <w:sz w:val="16"/>
+                <w:szCs w:val="16"/>
+              </w:rPr>
+              <w:t xml:space="preserve">$2.44 / $2.16 (13%)</w:t>
+            </w:r>
+          </w:p>
+        </w:tc>
+        <w:tc>
+          <w:tcPr>
+            <w:tcW w:type="dxa" w:w="2260"/>
+            <w:tcBorders>
+              <w:top w:val="single" w:color="BFBFBF" w:sz="4"/>
+              <w:left w:val="single" w:color="BFBFBF" w:sz="4"/>
+              <w:bottom w:val="single" w:color="BFBFBF" w:sz="4"/>
+              <w:right w:val="single" w:color="BFBFBF" w:sz="4"/>
+            </w:tcBorders>
+            <w:tcMar>
+              <w:top w:type="dxa" w:w="40"/>
+              <w:left w:type="dxa" w:w="80"/>
+              <w:bottom w:type="dxa" w:w="40"/>
+              <w:right w:type="dxa" w:w="80"/>
+            </w:tcMar>
+          </w:tcPr>
+          <w:p>
+            <w:r>
+              <w:rPr>
+                <w:b w:val="false"/>
+                <w:bCs w:val="false"/>
+                <w:sz w:val="16"/>
+                <w:szCs w:val="16"/>
+              </w:rPr>
+              <w:t xml:space="preserve">base $2.16 now → $0.90</w:t>
+            </w:r>
+          </w:p>
+        </w:tc>
+      </w:tr>
+      <w:tr>
+        <w:trPr>
+          <w:tblHeader w:val="off"/>
+        </w:trPr>
+        <w:tc>
+          <w:tcPr>
+            <w:tcW w:type="dxa" w:w="3400"/>
+            <w:tcBorders>
+              <w:top w:val="single" w:color="BFBFBF" w:sz="4"/>
+              <w:left w:val="single" w:color="BFBFBF" w:sz="4"/>
+              <w:bottom w:val="single" w:color="BFBFBF" w:sz="4"/>
+              <w:right w:val="single" w:color="BFBFBF" w:sz="4"/>
+            </w:tcBorders>
+            <w:tcMar>
+              <w:top w:type="dxa" w:w="40"/>
+              <w:left w:type="dxa" w:w="80"/>
+              <w:bottom w:type="dxa" w:w="40"/>
+              <w:right w:type="dxa" w:w="80"/>
+            </w:tcMar>
+          </w:tcPr>
+          <w:p>
+            <w:r>
+              <w:rPr>
+                <w:b w:val="false"/>
+                <w:bCs w:val="false"/>
+                <w:sz w:val="16"/>
+                <w:szCs w:val="16"/>
+              </w:rPr>
+              <w:t xml:space="preserve">twin size satin sheets-(Satin)-LSV-Exact-R</w:t>
+            </w:r>
+          </w:p>
+        </w:tc>
+        <w:tc>
+          <w:tcPr>
+            <w:tcW w:type="dxa" w:w="1700"/>
+            <w:tcBorders>
+              <w:top w:val="single" w:color="BFBFBF" w:sz="4"/>
+              <w:left w:val="single" w:color="BFBFBF" w:sz="4"/>
+              <w:bottom w:val="single" w:color="BFBFBF" w:sz="4"/>
+              <w:right w:val="single" w:color="BFBFBF" w:sz="4"/>
+            </w:tcBorders>
+            <w:tcMar>
+              <w:top w:type="dxa" w:w="40"/>
+              <w:left w:type="dxa" w:w="80"/>
+              <w:bottom w:type="dxa" w:w="40"/>
+              <w:right w:type="dxa" w:w="80"/>
+            </w:tcMar>
+          </w:tcPr>
+          <w:p>
+            <w:r>
+              <w:rPr>
+                <w:b w:val="false"/>
+                <w:bCs w:val="false"/>
+                <w:sz w:val="16"/>
+                <w:szCs w:val="16"/>
+              </w:rPr>
+              <w:t xml:space="preserve">$3.05 / $2.03</w:t>
+            </w:r>
+          </w:p>
+        </w:tc>
+        <w:tc>
+          <w:tcPr>
+            <w:tcW w:type="dxa" w:w="2000"/>
+            <w:tcBorders>
+              <w:top w:val="single" w:color="BFBFBF" w:sz="4"/>
+              <w:left w:val="single" w:color="BFBFBF" w:sz="4"/>
+              <w:bottom w:val="single" w:color="BFBFBF" w:sz="4"/>
+              <w:right w:val="single" w:color="BFBFBF" w:sz="4"/>
+            </w:tcBorders>
+            <w:tcMar>
+              <w:top w:type="dxa" w:w="40"/>
+              <w:left w:type="dxa" w:w="80"/>
+              <w:bottom w:type="dxa" w:w="40"/>
+              <w:right w:type="dxa" w:w="80"/>
+            </w:tcMar>
+          </w:tcPr>
+          <w:p>
+            <w:r>
+              <w:rPr>
+                <w:b w:val="false"/>
+                <w:bCs w:val="false"/>
+                <w:sz w:val="16"/>
+                <w:szCs w:val="16"/>
+              </w:rPr>
+              <w:t xml:space="preserve">$1.52 / $1.52 (0%)</w:t>
+            </w:r>
+          </w:p>
+        </w:tc>
+        <w:tc>
+          <w:tcPr>
+            <w:tcW w:type="dxa" w:w="2260"/>
+            <w:tcBorders>
+              <w:top w:val="single" w:color="BFBFBF" w:sz="4"/>
+              <w:left w:val="single" w:color="BFBFBF" w:sz="4"/>
+              <w:bottom w:val="single" w:color="BFBFBF" w:sz="4"/>
+              <w:right w:val="single" w:color="BFBFBF" w:sz="4"/>
+            </w:tcBorders>
+            <w:tcMar>
+              <w:top w:type="dxa" w:w="40"/>
+              <w:left w:type="dxa" w:w="80"/>
+              <w:bottom w:type="dxa" w:w="40"/>
+              <w:right w:type="dxa" w:w="80"/>
+            </w:tcMar>
+          </w:tcPr>
+          <w:p>
+            <w:r>
+              <w:rPr>
+                <w:b w:val="false"/>
+                <w:bCs w:val="false"/>
+                <w:sz w:val="16"/>
+                <w:szCs w:val="16"/>
+              </w:rPr>
+              <w:t xml:space="preserve">top of search $1.52 now → $0.81; base $1.52 now → $0.46</w:t>
+            </w:r>
+          </w:p>
+        </w:tc>
+      </w:tr>
+      <w:tr>
+        <w:trPr>
+          <w:tblHeader w:val="off"/>
+        </w:trPr>
+        <w:tc>
+          <w:tcPr>
+            <w:tcW w:type="dxa" w:w="3400"/>
+            <w:tcBorders>
+              <w:top w:val="single" w:color="BFBFBF" w:sz="4"/>
+              <w:left w:val="single" w:color="BFBFBF" w:sz="4"/>
+              <w:bottom w:val="single" w:color="BFBFBF" w:sz="4"/>
+              <w:right w:val="single" w:color="BFBFBF" w:sz="4"/>
+            </w:tcBorders>
+            <w:tcMar>
+              <w:top w:type="dxa" w:w="40"/>
+              <w:left w:type="dxa" w:w="80"/>
+              <w:bottom w:type="dxa" w:w="40"/>
+              <w:right w:type="dxa" w:w="80"/>
+            </w:tcMar>
+          </w:tcPr>
+          <w:p>
+            <w:r>
+              <w:rPr>
+                <w:b w:val="false"/>
+                <w:bCs w:val="false"/>
+                <w:sz w:val="16"/>
+                <w:szCs w:val="16"/>
+              </w:rPr>
+              <w:t xml:space="preserve">satin sheets-(Satin)-HSV-Exact-Rank-DO-SAT</w:t>
+            </w:r>
+          </w:p>
+        </w:tc>
+        <w:tc>
+          <w:tcPr>
+            <w:tcW w:type="dxa" w:w="1700"/>
+            <w:tcBorders>
+              <w:top w:val="single" w:color="BFBFBF" w:sz="4"/>
+              <w:left w:val="single" w:color="BFBFBF" w:sz="4"/>
+              <w:bottom w:val="single" w:color="BFBFBF" w:sz="4"/>
+              <w:right w:val="single" w:color="BFBFBF" w:sz="4"/>
+            </w:tcBorders>
+            <w:tcMar>
+              <w:top w:type="dxa" w:w="40"/>
+              <w:left w:type="dxa" w:w="80"/>
+              <w:bottom w:type="dxa" w:w="40"/>
+              <w:right w:type="dxa" w:w="80"/>
+            </w:tcMar>
+          </w:tcPr>
+          <w:p>
+            <w:r>
+              <w:rPr>
+                <w:b w:val="false"/>
+                <w:bCs w:val="false"/>
+                <w:sz w:val="16"/>
+                <w:szCs w:val="16"/>
+              </w:rPr>
+              <w:t xml:space="preserve">$3.16 / $1.58</w:t>
+            </w:r>
+          </w:p>
+        </w:tc>
+        <w:tc>
+          <w:tcPr>
+            <w:tcW w:type="dxa" w:w="2000"/>
+            <w:tcBorders>
+              <w:top w:val="single" w:color="BFBFBF" w:sz="4"/>
+              <w:left w:val="single" w:color="BFBFBF" w:sz="4"/>
+              <w:bottom w:val="single" w:color="BFBFBF" w:sz="4"/>
+              <w:right w:val="single" w:color="BFBFBF" w:sz="4"/>
+            </w:tcBorders>
+            <w:tcMar>
+              <w:top w:type="dxa" w:w="40"/>
+              <w:left w:type="dxa" w:w="80"/>
+              <w:bottom w:type="dxa" w:w="40"/>
+              <w:right w:type="dxa" w:w="80"/>
+            </w:tcMar>
+          </w:tcPr>
+          <w:p>
+            <w:r>
+              <w:rPr>
+                <w:b w:val="false"/>
+                <w:bCs w:val="false"/>
+                <w:sz w:val="16"/>
+                <w:szCs w:val="16"/>
+              </w:rPr>
+              <w:t xml:space="preserve">$1.64 / $1.18 (39%)</w:t>
+            </w:r>
+          </w:p>
+        </w:tc>
+        <w:tc>
+          <w:tcPr>
+            <w:tcW w:type="dxa" w:w="2260"/>
+            <w:tcBorders>
+              <w:top w:val="single" w:color="BFBFBF" w:sz="4"/>
+              <w:left w:val="single" w:color="BFBFBF" w:sz="4"/>
+              <w:bottom w:val="single" w:color="BFBFBF" w:sz="4"/>
+              <w:right w:val="single" w:color="BFBFBF" w:sz="4"/>
+            </w:tcBorders>
+            <w:tcMar>
+              <w:top w:type="dxa" w:w="40"/>
+              <w:left w:type="dxa" w:w="80"/>
+              <w:bottom w:type="dxa" w:w="40"/>
+              <w:right w:type="dxa" w:w="80"/>
+            </w:tcMar>
+          </w:tcPr>
+          <w:p>
+            <w:r>
+              <w:rPr>
+                <w:b w:val="false"/>
+                <w:bCs w:val="false"/>
+                <w:sz w:val="16"/>
+                <w:szCs w:val="16"/>
+              </w:rPr>
+              <w:t xml:space="preserve">base $1.18 now → $0.91</w:t>
+            </w:r>
+          </w:p>
+        </w:tc>
+      </w:tr>
+    </w:tbl>
+    <w:p>
+      <w:pPr>
+        <w:spacing w:after="120"/>
+      </w:pPr>
+    </w:p>
+    <w:p>
+      <w:pPr>
+        <w:spacing w:after="120"/>
+      </w:pPr>
+      <w:r>
+        <w:t xml:space="preserve">Table 2 (every campaign, every placement: clicks, share, conversion, modifier) and the full Table 3 (51 rows, in loss-dollar order) are in the action plan. Table 4 — funded pushes: none (section 3).</w:t>
       </w:r>
     </w:p>
     <w:p>
@@ -5864,7 +9906,7 @@
                 <w:sz w:val="16"/>
                 <w:szCs w:val="16"/>
               </w:rPr>
-              <w:t xml:space="preserve">16 Dec</w:t>
+              <w:t xml:space="preserve">22 Dec</w:t>
             </w:r>
           </w:p>
         </w:tc>
@@ -5892,7 +9934,7 @@
                 <w:sz w:val="16"/>
                 <w:szCs w:val="16"/>
               </w:rPr>
-              <w:t xml:space="preserve">587</w:t>
+              <w:t xml:space="preserve">497</w:t>
             </w:r>
           </w:p>
         </w:tc>
@@ -11512,7 +15554,7 @@
                 <w:sz w:val="16"/>
                 <w:szCs w:val="16"/>
               </w:rPr>
-              <w:t xml:space="preserve">$27,211</w:t>
+              <w:t xml:space="preserve">$25,685</w:t>
             </w:r>
           </w:p>
         </w:tc>
@@ -11540,7 +15582,7 @@
                 <w:sz w:val="16"/>
                 <w:szCs w:val="16"/>
               </w:rPr>
-              <w:t xml:space="preserve">$4,932</w:t>
+              <w:t xml:space="preserve">$4,132</w:t>
             </w:r>
           </w:p>
         </w:tc>
@@ -11568,7 +15610,7 @@
                 <w:sz w:val="16"/>
                 <w:szCs w:val="16"/>
               </w:rPr>
-              <w:t xml:space="preserve">18.1%</w:t>
+              <w:t xml:space="preserve">16.1%</w:t>
             </w:r>
           </w:p>
         </w:tc>
@@ -11596,7 +15638,7 @@
                 <w:sz w:val="16"/>
                 <w:szCs w:val="16"/>
               </w:rPr>
-              <w:t xml:space="preserve">$1,854</w:t>
+              <w:t xml:space="preserve">$2,241</w:t>
             </w:r>
           </w:p>
         </w:tc>
@@ -11657,7 +15699,7 @@
                 <w:sz w:val="16"/>
                 <w:szCs w:val="16"/>
               </w:rPr>
-              <w:t xml:space="preserve">−$509</w:t>
+              <w:t xml:space="preserve">−$2,036</w:t>
             </w:r>
           </w:p>
         </w:tc>
@@ -11685,7 +15727,7 @@
                 <w:sz w:val="16"/>
                 <w:szCs w:val="16"/>
               </w:rPr>
-              <w:t xml:space="preserve">−$304</w:t>
+              <w:t xml:space="preserve">−$1,105</w:t>
             </w:r>
           </w:p>
         </w:tc>
@@ -11741,7 +15783,7 @@
                 <w:sz w:val="16"/>
                 <w:szCs w:val="16"/>
               </w:rPr>
-              <w:t xml:space="preserve">$194</w:t>
+              <w:t xml:space="preserve">$580</w:t>
             </w:r>
           </w:p>
         </w:tc>
@@ -11802,7 +15844,7 @@
                 <w:sz w:val="16"/>
                 <w:szCs w:val="16"/>
               </w:rPr>
-              <w:t xml:space="preserve">−$489</w:t>
+              <w:t xml:space="preserve">−$1,831</w:t>
             </w:r>
           </w:p>
         </w:tc>
@@ -11830,7 +15872,7 @@
                 <w:sz w:val="16"/>
                 <w:szCs w:val="16"/>
               </w:rPr>
-              <w:t xml:space="preserve">−$316</w:t>
+              <w:t xml:space="preserve">−$1,093</w:t>
             </w:r>
           </w:p>
         </w:tc>
@@ -11886,7 +15928,7 @@
                 <w:sz w:val="16"/>
                 <w:szCs w:val="16"/>
               </w:rPr>
-              <w:t xml:space="preserve">$169</w:t>
+              <w:t xml:space="preserve">$603</w:t>
             </w:r>
           </w:p>
         </w:tc>
@@ -12064,6 +16106,151 @@
                 <w:sz w:val="16"/>
                 <w:szCs w:val="16"/>
               </w:rPr>
+              <w:t xml:space="preserve">of which Ranking – maintain</w:t>
+            </w:r>
+          </w:p>
+        </w:tc>
+        <w:tc>
+          <w:tcPr>
+            <w:tcW w:type="dxa" w:w="1400"/>
+            <w:tcBorders>
+              <w:top w:val="single" w:color="BFBFBF" w:sz="4"/>
+              <w:left w:val="single" w:color="BFBFBF" w:sz="4"/>
+              <w:bottom w:val="single" w:color="BFBFBF" w:sz="4"/>
+              <w:right w:val="single" w:color="BFBFBF" w:sz="4"/>
+            </w:tcBorders>
+            <w:tcMar>
+              <w:top w:type="dxa" w:w="40"/>
+              <w:left w:type="dxa" w:w="80"/>
+              <w:bottom w:type="dxa" w:w="40"/>
+              <w:right w:type="dxa" w:w="80"/>
+            </w:tcMar>
+          </w:tcPr>
+          <w:p>
+            <w:r>
+              <w:rPr>
+                <w:b w:val="false"/>
+                <w:bCs w:val="false"/>
+                <w:sz w:val="16"/>
+                <w:szCs w:val="16"/>
+              </w:rPr>
+              <w:t xml:space="preserve">−$46</w:t>
+            </w:r>
+          </w:p>
+        </w:tc>
+        <w:tc>
+          <w:tcPr>
+            <w:tcW w:type="dxa" w:w="1400"/>
+            <w:tcBorders>
+              <w:top w:val="single" w:color="BFBFBF" w:sz="4"/>
+              <w:left w:val="single" w:color="BFBFBF" w:sz="4"/>
+              <w:bottom w:val="single" w:color="BFBFBF" w:sz="4"/>
+              <w:right w:val="single" w:color="BFBFBF" w:sz="4"/>
+            </w:tcBorders>
+            <w:tcMar>
+              <w:top w:type="dxa" w:w="40"/>
+              <w:left w:type="dxa" w:w="80"/>
+              <w:bottom w:type="dxa" w:w="40"/>
+              <w:right w:type="dxa" w:w="80"/>
+            </w:tcMar>
+          </w:tcPr>
+          <w:p>
+            <w:r>
+              <w:rPr>
+                <w:b w:val="false"/>
+                <w:bCs w:val="false"/>
+                <w:sz w:val="16"/>
+                <w:szCs w:val="16"/>
+              </w:rPr>
+              <w:t xml:space="preserve">−$24</w:t>
+            </w:r>
+          </w:p>
+        </w:tc>
+        <w:tc>
+          <w:tcPr>
+            <w:tcW w:type="dxa" w:w="1100"/>
+            <w:tcBorders>
+              <w:top w:val="single" w:color="BFBFBF" w:sz="4"/>
+              <w:left w:val="single" w:color="BFBFBF" w:sz="4"/>
+              <w:bottom w:val="single" w:color="BFBFBF" w:sz="4"/>
+              <w:right w:val="single" w:color="BFBFBF" w:sz="4"/>
+            </w:tcBorders>
+            <w:tcMar>
+              <w:top w:type="dxa" w:w="40"/>
+              <w:left w:type="dxa" w:w="80"/>
+              <w:bottom w:type="dxa" w:w="40"/>
+              <w:right w:type="dxa" w:w="80"/>
+            </w:tcMar>
+          </w:tcPr>
+          <w:p>
+            <w:r>
+              <w:rPr>
+                <w:b w:val="false"/>
+                <w:bCs w:val="false"/>
+                <w:sz w:val="16"/>
+                <w:szCs w:val="16"/>
+              </w:rPr>
+              <w:t xml:space="preserve"/>
+            </w:r>
+          </w:p>
+        </w:tc>
+        <w:tc>
+          <w:tcPr>
+            <w:tcW w:type="dxa" w:w="1660"/>
+            <w:tcBorders>
+              <w:top w:val="single" w:color="BFBFBF" w:sz="4"/>
+              <w:left w:val="single" w:color="BFBFBF" w:sz="4"/>
+              <w:bottom w:val="single" w:color="BFBFBF" w:sz="4"/>
+              <w:right w:val="single" w:color="BFBFBF" w:sz="4"/>
+            </w:tcBorders>
+            <w:tcMar>
+              <w:top w:type="dxa" w:w="40"/>
+              <w:left w:type="dxa" w:w="80"/>
+              <w:bottom w:type="dxa" w:w="40"/>
+              <w:right w:type="dxa" w:w="80"/>
+            </w:tcMar>
+          </w:tcPr>
+          <w:p>
+            <w:r>
+              <w:rPr>
+                <w:b w:val="false"/>
+                <w:bCs w:val="false"/>
+                <w:sz w:val="16"/>
+                <w:szCs w:val="16"/>
+              </w:rPr>
+              <w:t xml:space="preserve">$6</w:t>
+            </w:r>
+          </w:p>
+        </w:tc>
+      </w:tr>
+      <w:tr>
+        <w:trPr>
+          <w:tblHeader w:val="off"/>
+        </w:trPr>
+        <w:tc>
+          <w:tcPr>
+            <w:tcW w:type="dxa" w:w="3800"/>
+            <w:tcBorders>
+              <w:top w:val="single" w:color="BFBFBF" w:sz="4"/>
+              <w:left w:val="single" w:color="BFBFBF" w:sz="4"/>
+              <w:bottom w:val="single" w:color="BFBFBF" w:sz="4"/>
+              <w:right w:val="single" w:color="BFBFBF" w:sz="4"/>
+            </w:tcBorders>
+            <w:tcMar>
+              <w:top w:type="dxa" w:w="40"/>
+              <w:left w:type="dxa" w:w="80"/>
+              <w:bottom w:type="dxa" w:w="40"/>
+              <w:right w:type="dxa" w:w="80"/>
+            </w:tcMar>
+          </w:tcPr>
+          <w:p>
+            <w:r>
+              <w:rPr>
+                <w:b w:val="false"/>
+                <w:bCs w:val="false"/>
+                <w:sz w:val="16"/>
+                <w:szCs w:val="16"/>
+              </w:rPr>
               <w:t xml:space="preserve">of which Core fitted exact test</w:t>
             </w:r>
           </w:p>
@@ -12092,7 +16279,7 @@
                 <w:sz w:val="16"/>
                 <w:szCs w:val="16"/>
               </w:rPr>
-              <w:t xml:space="preserve">$533</w:t>
+              <w:t xml:space="preserve">$395</w:t>
             </w:r>
           </w:p>
         </w:tc>
@@ -12176,7 +16363,7 @@
                 <w:sz w:val="16"/>
                 <w:szCs w:val="16"/>
               </w:rPr>
-              <w:t xml:space="preserve">$56</w:t>
+              <w:t xml:space="preserve">$3</w:t>
             </w:r>
           </w:p>
         </w:tc>
@@ -12578,7 +16765,7 @@
                 <w:sz w:val="16"/>
                 <w:szCs w:val="16"/>
               </w:rPr>
-              <w:t xml:space="preserve">spend below $1/day for 3 days → check the ad is serving; do not raise the bid (it is already at the break-even price)</w:t>
+              <w:t xml:space="preserve">spend below $1/day for 3 days → check the ad is serving; do not raise the price (it is at its ceiling and the product is in breach)</w:t>
             </w:r>
           </w:p>
         </w:tc>
@@ -12611,7 +16798,7 @@
                 <w:sz w:val="16"/>
                 <w:szCs w:val="16"/>
               </w:rPr>
-              <w:t xml:space="preserve">Weekly</w:t>
+              <w:t xml:space="preserve">15 Oct</w:t>
             </w:r>
           </w:p>
         </w:tc>
@@ -12639,7 +16826,7 @@
                 <w:sz w:val="16"/>
                 <w:szCs w:val="16"/>
               </w:rPr>
-              <w:t xml:space="preserve">Organic rank on the four fitted searches (Rank Radar)</w:t>
+              <w:t xml:space="preserve">Exact re-solve: product-page share, top-of-search share, cost per order by placement, against each row's prediction</w:t>
             </w:r>
           </w:p>
         </w:tc>
@@ -12667,7 +16854,7 @@
                 <w:sz w:val="16"/>
                 <w:szCs w:val="16"/>
               </w:rPr>
-              <w:t xml:space="preserve">a slip beyond the rank guard → reopen the hold decision</w:t>
+              <w:t xml:space="preserve">product-page share did not move → the leak is not price-driven, the base goes back</w:t>
             </w:r>
           </w:p>
         </w:tc>
@@ -12700,7 +16887,7 @@
                 <w:sz w:val="16"/>
                 <w:szCs w:val="16"/>
               </w:rPr>
-              <w:t xml:space="preserve">Weekly</w:t>
+              <w:t xml:space="preserve">15 Oct</w:t>
             </w:r>
           </w:p>
         </w:tc>
@@ -12728,7 +16915,7 @@
                 <w:sz w:val="16"/>
                 <w:szCs w:val="16"/>
               </w:rPr>
-              <w:t xml:space="preserve">−15% steps: ACoS vs break-even, rank guard</w:t>
+              <w:t xml:space="preserve">Incrementality step on 'satin fitted sheet queen': total organic + paid orders on the term</w:t>
             </w:r>
           </w:p>
         </w:tc>
@@ -12756,7 +16943,7 @@
                 <w:sz w:val="16"/>
                 <w:szCs w:val="16"/>
               </w:rPr>
-              <w:t xml:space="preserve">still over break-even with rank steady → one more step; rank slipped → stop</w:t>
+              <w:t xml:space="preserve">held → step again 29 Oct; fell more than 10% → restore and record the floor</w:t>
             </w:r>
           </w:p>
         </w:tc>
@@ -12817,7 +17004,7 @@
                 <w:sz w:val="16"/>
                 <w:szCs w:val="16"/>
               </w:rPr>
-              <w:t xml:space="preserve">Aged units left per routed child</w:t>
+              <w:t xml:space="preserve">Organic rank on the four fitted searches (Rank Radar)</w:t>
             </w:r>
           </w:p>
         </w:tc>
@@ -12845,7 +17032,7 @@
                 <w:sz w:val="16"/>
                 <w:szCs w:val="16"/>
               </w:rPr>
-              <w:t xml:space="preserve">~2 weeks of aged units left → move campaigns back</w:t>
+              <w:t xml:space="preserve">a slip beyond the rank guard → reopen the hold decision</w:t>
             </w:r>
           </w:p>
         </w:tc>
@@ -12878,7 +17065,7 @@
                 <w:sz w:val="16"/>
                 <w:szCs w:val="16"/>
               </w:rPr>
-              <w:t xml:space="preserve">Weekly</w:t>
+              <w:t xml:space="preserve">Weekly (from 29 Oct)</w:t>
             </w:r>
           </w:p>
         </w:tc>
@@ -12906,7 +17093,7 @@
                 <w:sz w:val="16"/>
                 <w:szCs w:val="16"/>
               </w:rPr>
-              <w:t xml:space="preserve">TACoS and net profit vs section 8</w:t>
+              <w:t xml:space="preserve">Non-exact −15% steps: ACoS vs break-even, rank guard</w:t>
             </w:r>
           </w:p>
         </w:tc>
@@ -12934,7 +17121,7 @@
                 <w:sz w:val="16"/>
                 <w:szCs w:val="16"/>
               </w:rPr>
-              <w:t xml:space="preserve">net below run-rate two weeks running → review the steps</w:t>
+              <w:t xml:space="preserve">still over break-even with rank steady → one more step; rank slipped → stop</w:t>
             </w:r>
           </w:p>
         </w:tc>
@@ -12967,7 +17154,7 @@
                 <w:sz w:val="16"/>
                 <w:szCs w:val="16"/>
               </w:rPr>
-              <w:t xml:space="preserve">Monthly</w:t>
+              <w:t xml:space="preserve">Weekly</w:t>
             </w:r>
           </w:p>
         </w:tc>
@@ -12995,7 +17182,7 @@
                 <w:sz w:val="16"/>
                 <w:szCs w:val="16"/>
               </w:rPr>
-              <w:t xml:space="preserve">Search Query Performance click share on the fitted searches</w:t>
+              <w:t xml:space="preserve">Aged units left per routed child</w:t>
             </w:r>
           </w:p>
         </w:tc>
@@ -13023,7 +17210,7 @@
                 <w:sz w:val="16"/>
                 <w:szCs w:val="16"/>
               </w:rPr>
-              <w:t xml:space="preserve">still falling after the listing fixes → price test</w:t>
+              <w:t xml:space="preserve">~2 weeks of aged units left → move campaigns back</w:t>
             </w:r>
           </w:p>
         </w:tc>
@@ -13056,7 +17243,7 @@
                 <w:sz w:val="16"/>
                 <w:szCs w:val="16"/>
               </w:rPr>
-              <w:t xml:space="preserve">Test</w:t>
+              <w:t xml:space="preserve">Weekly</w:t>
             </w:r>
           </w:p>
         </w:tc>
@@ -13084,7 +17271,7 @@
                 <w:sz w:val="16"/>
                 <w:szCs w:val="16"/>
               </w:rPr>
-              <w:t xml:space="preserve">After 30 clicks on a term: pause that keyword if its ACoS is above 39% (the SATIN-FITTED-QUEEN-BLACK break-even)</w:t>
+              <w:t xml:space="preserve">TACoS and net profit vs section 8</w:t>
             </w:r>
           </w:p>
         </w:tc>
@@ -13112,7 +17299,7 @@
                 <w:sz w:val="16"/>
                 <w:szCs w:val="16"/>
               </w:rPr>
-              <w:t xml:space="preserve"/>
+              <w:t xml:space="preserve">net below run-rate two weeks running → review the steps</w:t>
             </w:r>
           </w:p>
         </w:tc>
@@ -13145,7 +17332,7 @@
                 <w:sz w:val="16"/>
                 <w:szCs w:val="16"/>
               </w:rPr>
-              <w:t xml:space="preserve">Test</w:t>
+              <w:t xml:space="preserve">Monthly</w:t>
             </w:r>
           </w:p>
         </w:tc>
@@ -13173,7 +17360,7 @@
                 <w:sz w:val="16"/>
                 <w:szCs w:val="16"/>
               </w:rPr>
-              <w:t xml:space="preserve">After 14 days: if the campaign has spent $70 with fewer than 2 orders, pause it</w:t>
+              <w:t xml:space="preserve">Search Query Performance click share on the fitted searches</w:t>
             </w:r>
           </w:p>
         </w:tc>
@@ -13201,7 +17388,7 @@
                 <w:sz w:val="16"/>
                 <w:szCs w:val="16"/>
               </w:rPr>
-              <w:t xml:space="preserve"/>
+              <w:t xml:space="preserve">still falling after the listing fixes → price test</w:t>
             </w:r>
           </w:p>
         </w:tc>
@@ -13262,7 +17449,7 @@
                 <w:sz w:val="16"/>
                 <w:szCs w:val="16"/>
               </w:rPr>
-              <w:t xml:space="preserve">Keep it if the sponsored-slot days (Data Dive) and our click share (Search Query Performance, next month) rise with ACoS at or under break-even</w:t>
+              <w:t xml:space="preserve">After 30 clicks on a term: pause that keyword if its ACoS is above 39% (break-even at $8.49 contribution on $21.95)</w:t>
             </w:r>
           </w:p>
         </w:tc>
@@ -13351,7 +17538,7 @@
                 <w:sz w:val="16"/>
                 <w:szCs w:val="16"/>
               </w:rPr>
-              <w:t xml:space="preserve">Do not raise the top-of-search price above $1.67 (break-even at 20% conversion) unless the test shows higher conversion</w:t>
+              <w:t xml:space="preserve">After 14 days: if the campaign has spent $70 with fewer than 2 orders, pause it</w:t>
             </w:r>
           </w:p>
         </w:tc>
@@ -13440,7 +17627,363 @@
                 <w:sz w:val="16"/>
                 <w:szCs w:val="16"/>
               </w:rPr>
+              <w:t xml:space="preserve">Incrementality: we already rank organically #2 on 'silk fitted sheet', #4 on 'satin fitted sheet', #3 on 'silk fitted sheet queen', so part of every paid order would have come anyway. Keep it only if total purchases on the three searches (Search Query Performance, ours: organic + paid) rise by at least half the test's paid orders; if paid orders come while organic purchases fall by about as much, stop</w:t>
+            </w:r>
+          </w:p>
+        </w:tc>
+        <w:tc>
+          <w:tcPr>
+            <w:tcW w:type="dxa" w:w="3660"/>
+            <w:tcBorders>
+              <w:top w:val="single" w:color="BFBFBF" w:sz="4"/>
+              <w:left w:val="single" w:color="BFBFBF" w:sz="4"/>
+              <w:bottom w:val="single" w:color="BFBFBF" w:sz="4"/>
+              <w:right w:val="single" w:color="BFBFBF" w:sz="4"/>
+            </w:tcBorders>
+            <w:tcMar>
+              <w:top w:type="dxa" w:w="40"/>
+              <w:left w:type="dxa" w:w="80"/>
+              <w:bottom w:type="dxa" w:w="40"/>
+              <w:right w:type="dxa" w:w="80"/>
+            </w:tcMar>
+          </w:tcPr>
+          <w:p>
+            <w:r>
+              <w:rPr>
+                <w:b w:val="false"/>
+                <w:bCs w:val="false"/>
+                <w:sz w:val="16"/>
+                <w:szCs w:val="16"/>
+              </w:rPr>
+              <w:t xml:space="preserve"/>
+            </w:r>
+          </w:p>
+        </w:tc>
+      </w:tr>
+      <w:tr>
+        <w:trPr>
+          <w:tblHeader w:val="off"/>
+        </w:trPr>
+        <w:tc>
+          <w:tcPr>
+            <w:tcW w:type="dxa" w:w="1300"/>
+            <w:tcBorders>
+              <w:top w:val="single" w:color="BFBFBF" w:sz="4"/>
+              <w:left w:val="single" w:color="BFBFBF" w:sz="4"/>
+              <w:bottom w:val="single" w:color="BFBFBF" w:sz="4"/>
+              <w:right w:val="single" w:color="BFBFBF" w:sz="4"/>
+            </w:tcBorders>
+            <w:tcMar>
+              <w:top w:type="dxa" w:w="40"/>
+              <w:left w:type="dxa" w:w="80"/>
+              <w:bottom w:type="dxa" w:w="40"/>
+              <w:right w:type="dxa" w:w="80"/>
+            </w:tcMar>
+          </w:tcPr>
+          <w:p>
+            <w:r>
+              <w:rPr>
+                <w:b w:val="false"/>
+                <w:bCs w:val="false"/>
+                <w:sz w:val="16"/>
+                <w:szCs w:val="16"/>
+              </w:rPr>
+              <w:t xml:space="preserve">Test</w:t>
+            </w:r>
+          </w:p>
+        </w:tc>
+        <w:tc>
+          <w:tcPr>
+            <w:tcW w:type="dxa" w:w="4400"/>
+            <w:tcBorders>
+              <w:top w:val="single" w:color="BFBFBF" w:sz="4"/>
+              <w:left w:val="single" w:color="BFBFBF" w:sz="4"/>
+              <w:bottom w:val="single" w:color="BFBFBF" w:sz="4"/>
+              <w:right w:val="single" w:color="BFBFBF" w:sz="4"/>
+            </w:tcBorders>
+            <w:tcMar>
+              <w:top w:type="dxa" w:w="40"/>
+              <w:left w:type="dxa" w:w="80"/>
+              <w:bottom w:type="dxa" w:w="40"/>
+              <w:right w:type="dxa" w:w="80"/>
+            </w:tcMar>
+          </w:tcPr>
+          <w:p>
+            <w:r>
+              <w:rPr>
+                <w:b w:val="false"/>
+                <w:bCs w:val="false"/>
+                <w:sz w:val="16"/>
+                <w:szCs w:val="16"/>
+              </w:rPr>
+              <w:t xml:space="preserve">Never above the ceilings: top of search $1.69 ($8.49 × 20.0%), product pages $0.88 ($8.49 × 10.4%); re-derive both after 15 top-of-search clicks from the campaign's own rate</w:t>
+            </w:r>
+          </w:p>
+        </w:tc>
+        <w:tc>
+          <w:tcPr>
+            <w:tcW w:type="dxa" w:w="3660"/>
+            <w:tcBorders>
+              <w:top w:val="single" w:color="BFBFBF" w:sz="4"/>
+              <w:left w:val="single" w:color="BFBFBF" w:sz="4"/>
+              <w:bottom w:val="single" w:color="BFBFBF" w:sz="4"/>
+              <w:right w:val="single" w:color="BFBFBF" w:sz="4"/>
+            </w:tcBorders>
+            <w:tcMar>
+              <w:top w:type="dxa" w:w="40"/>
+              <w:left w:type="dxa" w:w="80"/>
+              <w:bottom w:type="dxa" w:w="40"/>
+              <w:right w:type="dxa" w:w="80"/>
+            </w:tcMar>
+          </w:tcPr>
+          <w:p>
+            <w:r>
+              <w:rPr>
+                <w:b w:val="false"/>
+                <w:bCs w:val="false"/>
+                <w:sz w:val="16"/>
+                <w:szCs w:val="16"/>
+              </w:rPr>
+              <w:t xml:space="preserve"/>
+            </w:r>
+          </w:p>
+        </w:tc>
+      </w:tr>
+      <w:tr>
+        <w:trPr>
+          <w:tblHeader w:val="off"/>
+        </w:trPr>
+        <w:tc>
+          <w:tcPr>
+            <w:tcW w:type="dxa" w:w="1300"/>
+            <w:tcBorders>
+              <w:top w:val="single" w:color="BFBFBF" w:sz="4"/>
+              <w:left w:val="single" w:color="BFBFBF" w:sz="4"/>
+              <w:bottom w:val="single" w:color="BFBFBF" w:sz="4"/>
+              <w:right w:val="single" w:color="BFBFBF" w:sz="4"/>
+            </w:tcBorders>
+            <w:tcMar>
+              <w:top w:type="dxa" w:w="40"/>
+              <w:left w:type="dxa" w:w="80"/>
+              <w:bottom w:type="dxa" w:w="40"/>
+              <w:right w:type="dxa" w:w="80"/>
+            </w:tcMar>
+          </w:tcPr>
+          <w:p>
+            <w:r>
+              <w:rPr>
+                <w:b w:val="false"/>
+                <w:bCs w:val="false"/>
+                <w:sz w:val="16"/>
+                <w:szCs w:val="16"/>
+              </w:rPr>
+              <w:t xml:space="preserve">Test</w:t>
+            </w:r>
+          </w:p>
+        </w:tc>
+        <w:tc>
+          <w:tcPr>
+            <w:tcW w:type="dxa" w:w="4400"/>
+            <w:tcBorders>
+              <w:top w:val="single" w:color="BFBFBF" w:sz="4"/>
+              <w:left w:val="single" w:color="BFBFBF" w:sz="4"/>
+              <w:bottom w:val="single" w:color="BFBFBF" w:sz="4"/>
+              <w:right w:val="single" w:color="BFBFBF" w:sz="4"/>
+            </w:tcBorders>
+            <w:tcMar>
+              <w:top w:type="dxa" w:w="40"/>
+              <w:left w:type="dxa" w:w="80"/>
+              <w:bottom w:type="dxa" w:w="40"/>
+              <w:right w:type="dxa" w:w="80"/>
+            </w:tcMar>
+          </w:tcPr>
+          <w:p>
+            <w:r>
+              <w:rPr>
+                <w:b w:val="false"/>
+                <w:bCs w:val="false"/>
+                <w:sz w:val="16"/>
+                <w:szCs w:val="16"/>
+              </w:rPr>
+              <w:t xml:space="preserve">No top-of-search price increase while the product is in breach (TACoS 19.0% against a 12% band ceiling)</w:t>
+            </w:r>
+          </w:p>
+        </w:tc>
+        <w:tc>
+          <w:tcPr>
+            <w:tcW w:type="dxa" w:w="3660"/>
+            <w:tcBorders>
+              <w:top w:val="single" w:color="BFBFBF" w:sz="4"/>
+              <w:left w:val="single" w:color="BFBFBF" w:sz="4"/>
+              <w:bottom w:val="single" w:color="BFBFBF" w:sz="4"/>
+              <w:right w:val="single" w:color="BFBFBF" w:sz="4"/>
+            </w:tcBorders>
+            <w:tcMar>
+              <w:top w:type="dxa" w:w="40"/>
+              <w:left w:type="dxa" w:w="80"/>
+              <w:bottom w:type="dxa" w:w="40"/>
+              <w:right w:type="dxa" w:w="80"/>
+            </w:tcMar>
+          </w:tcPr>
+          <w:p>
+            <w:r>
+              <w:rPr>
+                <w:b w:val="false"/>
+                <w:bCs w:val="false"/>
+                <w:sz w:val="16"/>
+                <w:szCs w:val="16"/>
+              </w:rPr>
+              <w:t xml:space="preserve"/>
+            </w:r>
+          </w:p>
+        </w:tc>
+      </w:tr>
+      <w:tr>
+        <w:trPr>
+          <w:tblHeader w:val="off"/>
+        </w:trPr>
+        <w:tc>
+          <w:tcPr>
+            <w:tcW w:type="dxa" w:w="1300"/>
+            <w:tcBorders>
+              <w:top w:val="single" w:color="BFBFBF" w:sz="4"/>
+              <w:left w:val="single" w:color="BFBFBF" w:sz="4"/>
+              <w:bottom w:val="single" w:color="BFBFBF" w:sz="4"/>
+              <w:right w:val="single" w:color="BFBFBF" w:sz="4"/>
+            </w:tcBorders>
+            <w:tcMar>
+              <w:top w:type="dxa" w:w="40"/>
+              <w:left w:type="dxa" w:w="80"/>
+              <w:bottom w:type="dxa" w:w="40"/>
+              <w:right w:type="dxa" w:w="80"/>
+            </w:tcMar>
+          </w:tcPr>
+          <w:p>
+            <w:r>
+              <w:rPr>
+                <w:b w:val="false"/>
+                <w:bCs w:val="false"/>
+                <w:sz w:val="16"/>
+                <w:szCs w:val="16"/>
+              </w:rPr>
+              <w:t xml:space="preserve">Test</w:t>
+            </w:r>
+          </w:p>
+        </w:tc>
+        <w:tc>
+          <w:tcPr>
+            <w:tcW w:type="dxa" w:w="4400"/>
+            <w:tcBorders>
+              <w:top w:val="single" w:color="BFBFBF" w:sz="4"/>
+              <w:left w:val="single" w:color="BFBFBF" w:sz="4"/>
+              <w:bottom w:val="single" w:color="BFBFBF" w:sz="4"/>
+              <w:right w:val="single" w:color="BFBFBF" w:sz="4"/>
+            </w:tcBorders>
+            <w:tcMar>
+              <w:top w:type="dxa" w:w="40"/>
+              <w:left w:type="dxa" w:w="80"/>
+              <w:bottom w:type="dxa" w:w="40"/>
+              <w:right w:type="dxa" w:w="80"/>
+            </w:tcMar>
+          </w:tcPr>
+          <w:p>
+            <w:r>
+              <w:rPr>
+                <w:b w:val="false"/>
+                <w:bCs w:val="false"/>
+                <w:sz w:val="16"/>
+                <w:szCs w:val="16"/>
+              </w:rPr>
               <w:t xml:space="preserve">If SATIN-FITTED-QUEEN-BLACK falls under 14 days of stock, switch the ad to the Queen back-up with the ranking campaign (Back-up switch tab)</w:t>
+            </w:r>
+          </w:p>
+        </w:tc>
+        <w:tc>
+          <w:tcPr>
+            <w:tcW w:type="dxa" w:w="3660"/>
+            <w:tcBorders>
+              <w:top w:val="single" w:color="BFBFBF" w:sz="4"/>
+              <w:left w:val="single" w:color="BFBFBF" w:sz="4"/>
+              <w:bottom w:val="single" w:color="BFBFBF" w:sz="4"/>
+              <w:right w:val="single" w:color="BFBFBF" w:sz="4"/>
+            </w:tcBorders>
+            <w:tcMar>
+              <w:top w:type="dxa" w:w="40"/>
+              <w:left w:type="dxa" w:w="80"/>
+              <w:bottom w:type="dxa" w:w="40"/>
+              <w:right w:type="dxa" w:w="80"/>
+            </w:tcMar>
+          </w:tcPr>
+          <w:p>
+            <w:r>
+              <w:rPr>
+                <w:b w:val="false"/>
+                <w:bCs w:val="false"/>
+                <w:sz w:val="16"/>
+                <w:szCs w:val="16"/>
+              </w:rPr>
+              <w:t xml:space="preserve"/>
+            </w:r>
+          </w:p>
+        </w:tc>
+      </w:tr>
+      <w:tr>
+        <w:trPr>
+          <w:tblHeader w:val="off"/>
+        </w:trPr>
+        <w:tc>
+          <w:tcPr>
+            <w:tcW w:type="dxa" w:w="1300"/>
+            <w:tcBorders>
+              <w:top w:val="single" w:color="BFBFBF" w:sz="4"/>
+              <w:left w:val="single" w:color="BFBFBF" w:sz="4"/>
+              <w:bottom w:val="single" w:color="BFBFBF" w:sz="4"/>
+              <w:right w:val="single" w:color="BFBFBF" w:sz="4"/>
+            </w:tcBorders>
+            <w:tcMar>
+              <w:top w:type="dxa" w:w="40"/>
+              <w:left w:type="dxa" w:w="80"/>
+              <w:bottom w:type="dxa" w:w="40"/>
+              <w:right w:type="dxa" w:w="80"/>
+            </w:tcMar>
+          </w:tcPr>
+          <w:p>
+            <w:r>
+              <w:rPr>
+                <w:b w:val="false"/>
+                <w:bCs w:val="false"/>
+                <w:sz w:val="16"/>
+                <w:szCs w:val="16"/>
+              </w:rPr>
+              <w:t xml:space="preserve">Test</w:t>
+            </w:r>
+          </w:p>
+        </w:tc>
+        <w:tc>
+          <w:tcPr>
+            <w:tcW w:type="dxa" w:w="4400"/>
+            <w:tcBorders>
+              <w:top w:val="single" w:color="BFBFBF" w:sz="4"/>
+              <w:left w:val="single" w:color="BFBFBF" w:sz="4"/>
+              <w:bottom w:val="single" w:color="BFBFBF" w:sz="4"/>
+              <w:right w:val="single" w:color="BFBFBF" w:sz="4"/>
+            </w:tcBorders>
+            <w:tcMar>
+              <w:top w:type="dxa" w:w="40"/>
+              <w:left w:type="dxa" w:w="80"/>
+              <w:bottom w:type="dxa" w:w="40"/>
+              <w:right w:type="dxa" w:w="80"/>
+            </w:tcMar>
+          </w:tcPr>
+          <w:p>
+            <w:r>
+              <w:rPr>
+                <w:b w:val="false"/>
+                <w:bCs w:val="false"/>
+                <w:sz w:val="16"/>
+                <w:szCs w:val="16"/>
+              </w:rPr>
+              <w:t xml:space="preserve">16–28 Oct (Best Deal): lower top of search to the deal-price ceiling on the Deal window tab; restore on 29 Oct</w:t>
             </w:r>
           </w:p>
         </w:tc>
@@ -13555,6 +18098,19 @@
     </w:p>
     <w:p>
       <w:pPr>
+        <w:pStyle w:val="ListParagraph"/>
+        <w:numPr>
+          <w:ilvl w:val="0"/>
+          <w:numId w:val="2"/>
+        </w:numPr>
+        <w:spacing w:after="80"/>
+      </w:pPr>
+      <w:r>
+        <w:t xml:space="preserve">The TACoS band: 12% is the maintenance-lane ceiling the audit ran under (no declared rung); set the band and the weekly envelope at the monthly review.</w:t>
+      </w:r>
+    </w:p>
+    <w:p>
+      <w:pPr>
         <w:pStyle w:val="Heading1"/>
         <w:spacing w:after="120" w:before="280"/>
       </w:pPr>
@@ -13611,7 +18167,20 @@
         <w:spacing w:after="80"/>
       </w:pPr>
       <w:r>
-        <w:t xml:space="preserve">No cuts on held ranking terms, and no budget cuts that would not bind.</w:t>
+        <w:t xml:space="preserve">No premium on any row, and no top-of-search price rise anywhere: the product is in breach of its TACoS band.</w:t>
+      </w:r>
+    </w:p>
+    <w:p>
+      <w:pPr>
+        <w:pStyle w:val="ListParagraph"/>
+        <w:numPr>
+          <w:ilvl w:val="0"/>
+          <w:numId w:val="2"/>
+        </w:numPr>
+        <w:spacing w:after="80"/>
+      </w:pPr>
+      <w:r>
+        <w:t xml:space="preserve">No budget cuts that would not bind.</w:t>
       </w:r>
     </w:p>
     <w:p>

--- a/docs/DSFS_Final_Plan_20260930.docx
+++ b/docs/DSFS_Final_Plan_20260930.docx
@@ -1804,7 +1804,7 @@
                 <w:sz w:val="16"/>
                 <w:szCs w:val="16"/>
               </w:rPr>
-              <w:t xml:space="preserve">354 placement rows (T2) and a ceiling per placement per campaign (T3)</w:t>
+              <w:t xml:space="preserve">357 placement rows (T2) and a ceiling per placement per campaign (T3)</w:t>
             </w:r>
           </w:p>
         </w:tc>
@@ -1893,7 +1893,7 @@
                 <w:sz w:val="16"/>
                 <w:szCs w:val="16"/>
               </w:rPr>
-              <w:t xml:space="preserve">47 campaigns bring the base toward what product pages afford (≤25% a write with sales), 1 distribution fix</w:t>
+              <w:t xml:space="preserve">48 campaigns bring the base toward what product pages afford (≤25% a write with sales), 1 distribution fix</w:t>
             </w:r>
           </w:p>
         </w:tc>
@@ -1982,7 +1982,7 @@
                 <w:sz w:val="16"/>
                 <w:szCs w:val="16"/>
               </w:rPr>
-              <w:t xml:space="preserve">No flat step on exact rows; 45 descents to the ceiling, the rest held by solving the modifier</w:t>
+              <w:t xml:space="preserve">No flat step on exact rows; 46 descents to the ceiling, the rest held by solving the modifier</w:t>
             </w:r>
           </w:p>
         </w:tc>
@@ -2912,7 +2912,7 @@
                 <w:sz w:val="16"/>
                 <w:szCs w:val="16"/>
               </w:rPr>
-              <w:t xml:space="preserve">51 of 118 change: bases above what a product-page click affords come down (≤25% a write on rows with sales), top-of-search prices above their ceiling come down to it, none goes up; rest of search to zero where not earned. Each row states both prices (T3).</w:t>
+              <w:t xml:space="preserve">52 of 119 change: bases above what a product-page click affords come down (≤25% a write on rows with sales), top-of-search prices above their ceiling come down to it, none goes up; rest of search to zero where not earned. Each row states both prices (T3).</w:t>
             </w:r>
           </w:p>
         </w:tc>
@@ -4085,7 +4085,7 @@
                 <w:sz w:val="16"/>
                 <w:szCs w:val="16"/>
               </w:rPr>
-              <w:t xml:space="preserve">Upload step 3: 64 re-points off out-of-stock children, the exact re-solve on 51 campaigns (T3), back-up ads (paused), and the core fitted test (New campaign (bulk) tab)</w:t>
+              <w:t xml:space="preserve">Upload step 3: 64 re-points off out-of-stock children, the exact re-solve on 52 campaigns (T3), back-up ads (paused), and the core fitted test (New campaign (bulk) tab)</w:t>
             </w:r>
           </w:p>
         </w:tc>
@@ -5578,7 +5578,7 @@
                 <w:sz w:val="16"/>
                 <w:szCs w:val="16"/>
               </w:rPr>
-              <w:t xml:space="preserve">121</w:t>
+              <w:t xml:space="preserve">127</w:t>
             </w:r>
           </w:p>
         </w:tc>
@@ -6023,7 +6023,7 @@
                 <w:sz w:val="16"/>
                 <w:szCs w:val="16"/>
               </w:rPr>
-              <w:t xml:space="preserve">54</w:t>
+              <w:t xml:space="preserve">55</w:t>
             </w:r>
           </w:p>
         </w:tc>
@@ -6395,7 +6395,7 @@
         <w:spacing w:after="120"/>
       </w:pPr>
       <w:r>
-        <w:t xml:space="preserve">377 changes in all. 264 rows load from the Bulk upload tab, 7 from the New campaign (bulk) tab; 67 need an ID from the console (product-ad pauses, multi-ad-group campaigns) and are listed with the reason. Every exact price that comes down lands on a named point — its ceiling, or a dated step — and none goes up (breach). Deal-window rows (63 campaigns, 16 and 29 Oct) are on their own tab.</w:t>
+        <w:t xml:space="preserve">384 changes in all. 271 rows load from the Bulk upload tab, 7 from the New campaign (bulk) tab; 67 need an ID from the console (product-ad pauses, multi-ad-group campaigns) and are listed with the reason. Every exact price that comes down lands on a named point — its ceiling, or a dated step — and none goes up (breach). Deal-window rows (63 campaigns, 16 and 29 Oct) are on their own tab.</w:t>
       </w:r>
     </w:p>
     <w:p>
@@ -7260,7 +7260,7 @@
                 <w:sz w:val="16"/>
                 <w:szCs w:val="16"/>
               </w:rPr>
-              <w:t xml:space="preserve">$5.5 (30 days)</w:t>
+              <w:t xml:space="preserve">$5.50 (30 days)</w:t>
             </w:r>
           </w:p>
         </w:tc>
@@ -7695,7 +7695,7 @@
                 <w:sz w:val="16"/>
                 <w:szCs w:val="16"/>
               </w:rPr>
-              <w:t xml:space="preserve">$6.9 (30 days)</w:t>
+              <w:t xml:space="preserve">$6.90 (30 days)</w:t>
             </w:r>
           </w:p>
         </w:tc>
@@ -7985,7 +7985,7 @@
                 <w:sz w:val="16"/>
                 <w:szCs w:val="16"/>
               </w:rPr>
-              <w:t xml:space="preserve">$-1.17 (90 days)</w:t>
+              <w:t xml:space="preserve">−$1.17 (90 days)</w:t>
             </w:r>
           </w:p>
         </w:tc>
@@ -8452,7 +8452,7 @@
                 <w:sz w:val="16"/>
                 <w:szCs w:val="16"/>
               </w:rPr>
-              <w:t xml:space="preserve">$1.65 / $1.63 (1%)</w:t>
+              <w:t xml:space="preserve">$1.66 / $1.63 (2%)</w:t>
             </w:r>
           </w:p>
         </w:tc>
@@ -8803,7 +8803,7 @@
                 <w:sz w:val="16"/>
                 <w:szCs w:val="16"/>
               </w:rPr>
-              <w:t xml:space="preserve">$1.22 / $1.08 (13%)</w:t>
+              <w:t xml:space="preserve">$1.23 / $1.08 (14%)</w:t>
             </w:r>
           </w:p>
         </w:tc>
@@ -9271,7 +9271,7 @@
                 <w:sz w:val="16"/>
                 <w:szCs w:val="16"/>
               </w:rPr>
-              <w:t xml:space="preserve">$2.44 / $2.16 (13%)</w:t>
+              <w:t xml:space="preserve">$2.46 / $2.16 (14%)</w:t>
             </w:r>
           </w:p>
         </w:tc>
@@ -9505,7 +9505,7 @@
                 <w:sz w:val="16"/>
                 <w:szCs w:val="16"/>
               </w:rPr>
-              <w:t xml:space="preserve">$1.64 / $1.18 (39%)</w:t>
+              <w:t xml:space="preserve">$1.65 / $1.18 (40%)</w:t>
             </w:r>
           </w:p>
         </w:tc>
@@ -9549,7 +9549,7 @@
         <w:spacing w:after="120"/>
       </w:pPr>
       <w:r>
-        <w:t xml:space="preserve">Table 2 (every campaign, every placement: clicks, share, conversion, modifier) and the full Table 3 (51 rows, in loss-dollar order) are in the action plan. Table 4 — funded pushes: none (section 3).</w:t>
+        <w:t xml:space="preserve">Table 2 (every campaign, every placement: clicks, share, conversion, modifier) and the full Table 3 (52 rows, in loss-dollar order) are in the action plan. Table 4 — funded pushes: none (section 3).</w:t>
       </w:r>
     </w:p>
     <w:p>
@@ -15554,7 +15554,7 @@
                 <w:sz w:val="16"/>
                 <w:szCs w:val="16"/>
               </w:rPr>
-              <w:t xml:space="preserve">$25,685</w:t>
+              <w:t xml:space="preserve">$25,632</w:t>
             </w:r>
           </w:p>
         </w:tc>
@@ -15582,7 +15582,7 @@
                 <w:sz w:val="16"/>
                 <w:szCs w:val="16"/>
               </w:rPr>
-              <w:t xml:space="preserve">$4,132</w:t>
+              <w:t xml:space="preserve">$4,119</w:t>
             </w:r>
           </w:p>
         </w:tc>
@@ -15638,7 +15638,7 @@
                 <w:sz w:val="16"/>
                 <w:szCs w:val="16"/>
               </w:rPr>
-              <w:t xml:space="preserve">$2,241</w:t>
+              <w:t xml:space="preserve">$2,258</w:t>
             </w:r>
           </w:p>
         </w:tc>
@@ -15699,7 +15699,7 @@
                 <w:sz w:val="16"/>
                 <w:szCs w:val="16"/>
               </w:rPr>
-              <w:t xml:space="preserve">−$2,036</w:t>
+              <w:t xml:space="preserve">−$2,089</w:t>
             </w:r>
           </w:p>
         </w:tc>
@@ -15727,7 +15727,7 @@
                 <w:sz w:val="16"/>
                 <w:szCs w:val="16"/>
               </w:rPr>
-              <w:t xml:space="preserve">−$1,105</w:t>
+              <w:t xml:space="preserve">−$1,117</w:t>
             </w:r>
           </w:p>
         </w:tc>
@@ -15783,7 +15783,7 @@
                 <w:sz w:val="16"/>
                 <w:szCs w:val="16"/>
               </w:rPr>
-              <w:t xml:space="preserve">$580</w:t>
+              <w:t xml:space="preserve">$598</w:t>
             </w:r>
           </w:p>
         </w:tc>
@@ -15844,7 +15844,7 @@
                 <w:sz w:val="16"/>
                 <w:szCs w:val="16"/>
               </w:rPr>
-              <w:t xml:space="preserve">−$1,831</w:t>
+              <w:t xml:space="preserve">−$1,827</w:t>
             </w:r>
           </w:p>
         </w:tc>
@@ -15872,7 +15872,7 @@
                 <w:sz w:val="16"/>
                 <w:szCs w:val="16"/>
               </w:rPr>
-              <w:t xml:space="preserve">−$1,093</w:t>
+              <w:t xml:space="preserve">−$1,091</w:t>
             </w:r>
           </w:p>
         </w:tc>
@@ -15928,7 +15928,7 @@
                 <w:sz w:val="16"/>
                 <w:szCs w:val="16"/>
               </w:rPr>
-              <w:t xml:space="preserve">$603</w:t>
+              <w:t xml:space="preserve">$604</w:t>
             </w:r>
           </w:p>
         </w:tc>
@@ -15989,7 +15989,7 @@
                 <w:sz w:val="16"/>
                 <w:szCs w:val="16"/>
               </w:rPr>
-              <w:t xml:space="preserve">−$609</w:t>
+              <w:t xml:space="preserve">−$668</w:t>
             </w:r>
           </w:p>
         </w:tc>
@@ -16017,7 +16017,7 @@
                 <w:sz w:val="16"/>
                 <w:szCs w:val="16"/>
               </w:rPr>
-              <w:t xml:space="preserve">−$192</w:t>
+              <w:t xml:space="preserve">−$207</w:t>
             </w:r>
           </w:p>
         </w:tc>
@@ -16073,7 +16073,7 @@
                 <w:sz w:val="16"/>
                 <w:szCs w:val="16"/>
               </w:rPr>
-              <w:t xml:space="preserve">$2</w:t>
+              <w:t xml:space="preserve">$19</w:t>
             </w:r>
           </w:p>
         </w:tc>
@@ -16134,7 +16134,7 @@
                 <w:sz w:val="16"/>
                 <w:szCs w:val="16"/>
               </w:rPr>
-              <w:t xml:space="preserve">−$46</w:t>
+              <w:t xml:space="preserve">−$45</w:t>
             </w:r>
           </w:p>
         </w:tc>
@@ -16162,7 +16162,7 @@
                 <w:sz w:val="16"/>
                 <w:szCs w:val="16"/>
               </w:rPr>
-              <w:t xml:space="preserve">−$24</w:t>
+              <w:t xml:space="preserve">−$23</w:t>
             </w:r>
           </w:p>
         </w:tc>
